--- a/downloads/workbook/ai-3-week-29.docx
+++ b/downloads/workbook/ai-3-week-29.docx
@@ -1302,6 +1302,178 @@
         <w:t>Project connection: For your Verified Study Buddy, save the input, procedure, observed result and limitation of this check. Label this worked example as practice; use a different, previously unreviewed case when checking independent understanding.</w:t>
       </w:r>
     </w:p>
+    <w:p>
+      <w:pPr>
+        <w:pStyle w:val="Heading1"/>
+      </w:pPr>
+      <w:r>
+        <w:t>19. Project portfolio milestone</w:t>
+      </w:r>
+    </w:p>
+    <w:p>
+      <w:r>
+        <w:t>Project: Verified Study Buddy</w:t>
+      </w:r>
+    </w:p>
+    <w:p>
+      <w:r>
+        <w:t>Current milestone: Prepare the demonstration. Gather reproducible instructions, evidence, access checks and remaining limitations.</w:t>
+      </w:r>
+    </w:p>
+    <w:p>
+      <w:r>
+        <w:t>For your Verified Study Buddy, save the input, procedure, observed result and limitation of this check. Label this worked example as practice; use a different, previously unreviewed case when checking independent understanding.</w:t>
+      </w:r>
+    </w:p>
+    <w:tbl>
+      <w:tblPr>
+        <w:tblStyle w:val="LightShading-Accent1"/>
+        <w:tblW w:type="auto" w:w="0"/>
+        <w:tblLook w:firstColumn="1" w:firstRow="1" w:lastColumn="0" w:lastRow="0" w:noHBand="0" w:noVBand="1" w:val="04A0"/>
+      </w:tblPr>
+      <w:tblGrid>
+        <w:gridCol w:w="5112"/>
+        <w:gridCol w:w="5112"/>
+      </w:tblGrid>
+      <w:tr>
+        <w:trPr>
+          <w:tblHeader/>
+        </w:trPr>
+        <w:tc>
+          <w:tcPr>
+            <w:tcW w:type="dxa" w:w="5112"/>
+          </w:tcPr>
+          <w:p>
+            <w:r>
+              <w:t>Evidence to keep</w:t>
+            </w:r>
+          </w:p>
+        </w:tc>
+        <w:tc>
+          <w:tcPr>
+            <w:tcW w:type="dxa" w:w="5112"/>
+          </w:tcPr>
+          <w:p>
+            <w:r>
+              <w:t>My record</w:t>
+            </w:r>
+          </w:p>
+        </w:tc>
+      </w:tr>
+      <w:tr>
+        <w:tc>
+          <w:tcPr>
+            <w:tcW w:type="dxa" w:w="5112"/>
+          </w:tcPr>
+          <w:p>
+            <w:r>
+              <w:t>This week’s input and deciding step</w:t>
+            </w:r>
+          </w:p>
+        </w:tc>
+        <w:tc>
+          <w:tcPr>
+            <w:tcW w:type="dxa" w:w="5112"/>
+          </w:tcPr>
+          <w:p>
+            <w:r/>
+          </w:p>
+        </w:tc>
+      </w:tr>
+      <w:tr>
+        <w:tc>
+          <w:tcPr>
+            <w:tcW w:type="dxa" w:w="5112"/>
+          </w:tcPr>
+          <w:p>
+            <w:r>
+              <w:t>Prediction and actual result (or labelled paper trace)</w:t>
+            </w:r>
+          </w:p>
+        </w:tc>
+        <w:tc>
+          <w:tcPr>
+            <w:tcW w:type="dxa" w:w="5112"/>
+          </w:tcPr>
+          <w:p>
+            <w:r/>
+          </w:p>
+        </w:tc>
+      </w:tr>
+      <w:tr>
+        <w:tc>
+          <w:tcPr>
+            <w:tcW w:type="dxa" w:w="5112"/>
+          </w:tcPr>
+          <w:p>
+            <w:r>
+              <w:t>One change since the previous checkpoint and why</w:t>
+            </w:r>
+          </w:p>
+        </w:tc>
+        <w:tc>
+          <w:tcPr>
+            <w:tcW w:type="dxa" w:w="5112"/>
+          </w:tcPr>
+          <w:p>
+            <w:r/>
+          </w:p>
+        </w:tc>
+      </w:tr>
+      <w:tr>
+        <w:tc>
+          <w:tcPr>
+            <w:tcW w:type="dxa" w:w="5112"/>
+          </w:tcPr>
+          <w:p>
+            <w:r>
+              <w:t>One error or limit and the next test</w:t>
+            </w:r>
+          </w:p>
+        </w:tc>
+        <w:tc>
+          <w:tcPr>
+            <w:tcW w:type="dxa" w:w="5112"/>
+          </w:tcPr>
+          <w:p>
+            <w:r/>
+          </w:p>
+        </w:tc>
+      </w:tr>
+    </w:tbl>
+    <w:p>
+      <w:pPr>
+        <w:pStyle w:val="Heading3"/>
+      </w:pPr>
+      <w:r>
+        <w:t>Explain what this week adds to your project. Reuse last week’s record rather than starting again.</w:t>
+      </w:r>
+    </w:p>
+    <w:p>
+      <w:r>
+        <w:t>________________________________________________________________</w:t>
+      </w:r>
+    </w:p>
+    <w:p>
+      <w:r>
+        <w:t>________________________________________________________________</w:t>
+      </w:r>
+    </w:p>
+    <w:p>
+      <w:r>
+        <w:t>________________________________________________________________</w:t>
+      </w:r>
+    </w:p>
+    <w:p>
+      <w:r>
+        <w:t>________________________________________________________________</w:t>
+      </w:r>
+    </w:p>
+    <w:p>
+      <w:r>
+        <w:t>________________________________________________________________</w:t>
+      </w:r>
+    </w:p>
     <w:sectPr>
       <w:pgSz w:w="12240" w:h="15840"/>
       <w:pgMar w:top="936" w:right="1008" w:bottom="936" w:left="1008" w:header="720" w:footer="720" w:gutter="0"/>

--- a/downloads/workbook/ai-3-week-29.docx
+++ b/downloads/workbook/ai-3-week-29.docx
@@ -1474,6 +1474,235 @@
         <w:t>________________________________________________________________</w:t>
       </w:r>
     </w:p>
+    <w:p>
+      <w:pPr>
+        <w:pStyle w:val="Heading1"/>
+      </w:pPr>
+      <w:r>
+        <w:t>20. Supported practice and learning evidence</w:t>
+      </w:r>
+    </w:p>
+    <w:p>
+      <w:r>
+        <w:t>Use this supported practice once, in the browser or on paper. Keep the reserved independent assessment for a separate first attempt before teacher feedback.</w:t>
+      </w:r>
+    </w:p>
+    <w:p>
+      <w:r>
+        <w:t>Read fictional reuse terms before decorating a public study guide.</w:t>
+      </w:r>
+    </w:p>
+    <w:p>
+      <w:pPr>
+        <w:pStyle w:val="Heading3"/>
+      </w:pPr>
+      <w:r>
+        <w:t>Practice 1: explain the deciding evidence</w:t>
+      </w:r>
+    </w:p>
+    <w:p>
+      <w:r>
+        <w:t>Which labelled step matches this detail? Use Moss with its required attribution; do not crop Fern for this public guide.</w:t>
+      </w:r>
+    </w:p>
+    <w:p>
+      <w:r>
+        <w:t>1. Choose eligible asset</w:t>
+      </w:r>
+    </w:p>
+    <w:p>
+      <w:r>
+        <w:t>2. Read terms</w:t>
+      </w:r>
+    </w:p>
+    <w:p>
+      <w:r>
+        <w:t>3. Match proposed use</w:t>
+      </w:r>
+    </w:p>
+    <w:p>
+      <w:pPr>
+        <w:pStyle w:val="Heading3"/>
+      </w:pPr>
+      <w:r>
+        <w:t>My selected conclusion, deciding fact and explanation</w:t>
+      </w:r>
+    </w:p>
+    <w:p>
+      <w:r>
+        <w:t>________________________________________________________________</w:t>
+      </w:r>
+    </w:p>
+    <w:p>
+      <w:r>
+        <w:t>________________________________________________________________</w:t>
+      </w:r>
+    </w:p>
+    <w:p>
+      <w:r>
+        <w:t>________________________________________________________________</w:t>
+      </w:r>
+    </w:p>
+    <w:p>
+      <w:r>
+        <w:t>________________________________________________________________</w:t>
+      </w:r>
+    </w:p>
+    <w:p>
+      <w:r>
+        <w:t>________________________________________________________________</w:t>
+      </w:r>
+    </w:p>
+    <w:p>
+      <w:r>
+        <w:t>Hint if needed: Read the steps in the pictorial case. Match the supplied detail to the stage that performs or records it.</w:t>
+      </w:r>
+    </w:p>
+    <w:p>
+      <w:r>
+        <w:t>After your attempt, compare with the supported explanation: Choose eligible asset Use Moss with its required attribution; do not crop Fern for this public guide. Read the picture in order. Use Moss with its required attribution; do not crop Fern for this public guide. The arrows show which recorded input or intermediate result each decision uses. Explain the deciding step aloud before checking the changed case; pointing to the final answer alone does not show how it follows.</w:t>
+      </w:r>
+    </w:p>
+    <w:p>
+      <w:pPr>
+        <w:pStyle w:val="Heading3"/>
+      </w:pPr>
+      <w:r>
+        <w:t>Practice 2: explain the deciding evidence</w:t>
+      </w:r>
+    </w:p>
+    <w:p>
+      <w:r>
+        <w:t>Changed-case practice: Use Fern unchanged and include the required attribution. Which conclusion is supported by the supplied facts?</w:t>
+      </w:r>
+    </w:p>
+    <w:p>
+      <w:r>
+        <w:t>1. That use satisfies the stated fictional permission conditions.</w:t>
+      </w:r>
+    </w:p>
+    <w:p>
+      <w:r>
+        <w:t>2. This one example guarantees correct results for every future input.</w:t>
+      </w:r>
+    </w:p>
+    <w:p>
+      <w:r>
+        <w:t>3. We can decide the result without examining the changed input or the procedure.</w:t>
+      </w:r>
+    </w:p>
+    <w:p>
+      <w:pPr>
+        <w:pStyle w:val="Heading3"/>
+      </w:pPr>
+      <w:r>
+        <w:t>My selected conclusion, deciding fact and explanation</w:t>
+      </w:r>
+    </w:p>
+    <w:p>
+      <w:r>
+        <w:t>________________________________________________________________</w:t>
+      </w:r>
+    </w:p>
+    <w:p>
+      <w:r>
+        <w:t>________________________________________________________________</w:t>
+      </w:r>
+    </w:p>
+    <w:p>
+      <w:r>
+        <w:t>________________________________________________________________</w:t>
+      </w:r>
+    </w:p>
+    <w:p>
+      <w:r>
+        <w:t>________________________________________________________________</w:t>
+      </w:r>
+    </w:p>
+    <w:p>
+      <w:r>
+        <w:t>________________________________________________________________</w:t>
+      </w:r>
+    </w:p>
+    <w:p>
+      <w:r>
+        <w:t>Hint if needed: Use the changed condition and the deciding step in the pictorial trace. The answer must say what follows from those facts.</w:t>
+      </w:r>
+    </w:p>
+    <w:p>
+      <w:r>
+        <w:t>After your attempt, compare with the supported explanation: That use satisfies the stated fictional permission conditions. Its public redistribution is permitted when there is no alteration and attribution is included.</w:t>
+      </w:r>
+    </w:p>
+    <w:p>
+      <w:pPr>
+        <w:pStyle w:val="Heading3"/>
+      </w:pPr>
+      <w:r>
+        <w:t>Repair a missing building block</w:t>
+      </w:r>
+    </w:p>
+    <w:p>
+      <w:r>
+        <w:t>Review Privacy by Design (ai-3/28). Goal: Explain the mechanism and terminology of data retention and deletion. Short practice: Which IDs and locations must appear in the deletion evidence? Point to the relevant step in the picture, then write the changed result and the rule or evidence that supports it.. Return to this week and explain what you changed.</w:t>
+      </w:r>
+    </w:p>
+    <w:p>
+      <w:r>
+        <w:t>Review Evaluation Sets (ai-3/26). Goal: Explain the mechanism and terminology of system evaluation sets. Short practice: Did the added cases demonstrate better answering? Point to the relevant step in the picture, then write the changed result and the rule or evidence that supports it.. Return to this week and explain what you changed.</w:t>
+      </w:r>
+    </w:p>
+    <w:p>
+      <w:r>
+        <w:t>Review Block to Python Bridge (ai-3/23). Goal: Translate a short paper calculation into a Python script. Short practice: Trace the changed list and identify where the result differs. Point to the relevant step in the picture, then write the changed result and the rule or evidence that supports it.. Return to this week and explain what you changed.</w:t>
+      </w:r>
+    </w:p>
+    <w:p>
+      <w:pPr>
+        <w:pStyle w:val="Heading3"/>
+      </w:pPr>
+      <w:r>
+        <w:t>Keep your completed work</w:t>
+      </w:r>
+    </w:p>
+    <w:p>
+      <w:r>
+        <w:t>Use Download completed work in the hosted lesson to export your answers, reflections, practice feedback and code-run evidence. Open the HTML copy to read or print it. Drafts stay in this browser when storage is available; clear drafts on a shared device.</w:t>
+      </w:r>
+    </w:p>
+    <w:p>
+      <w:pPr>
+        <w:pStyle w:val="Heading3"/>
+      </w:pPr>
+      <w:r>
+        <w:t>What I repaired, the evidence I kept and the next test</w:t>
+      </w:r>
+    </w:p>
+    <w:p>
+      <w:r>
+        <w:t>________________________________________________________________</w:t>
+      </w:r>
+    </w:p>
+    <w:p>
+      <w:r>
+        <w:t>________________________________________________________________</w:t>
+      </w:r>
+    </w:p>
+    <w:p>
+      <w:r>
+        <w:t>________________________________________________________________</w:t>
+      </w:r>
+    </w:p>
+    <w:p>
+      <w:r>
+        <w:t>________________________________________________________________</w:t>
+      </w:r>
+    </w:p>
+    <w:p>
+      <w:r>
+        <w:t>________________________________________________________________</w:t>
+      </w:r>
+    </w:p>
     <w:sectPr>
       <w:pgSz w:w="12240" w:h="15840"/>
       <w:pgMar w:top="936" w:right="1008" w:bottom="936" w:left="1008" w:header="720" w:footer="720" w:gutter="0"/>

--- a/downloads/workbook/ai-3-week-29.docx
+++ b/downloads/workbook/ai-3-week-29.docx
@@ -30,6 +30,17 @@
     </w:p>
     <w:p>
       <w:r>
+        <w:t>Record your starting explanation for Copyright and Provenance before opening notes. Show any later correction separately.</w:t>
+      </w:r>
+    </w:p>
+    <w:p>
+      <w:pPr>
+        <w:spacing w:line="336" w:lineRule="auto" w:after="180"/>
+      </w:pPr>
+      <w:r>
+        <w:rPr>
+          <w:b w:val="0"/>
+        </w:rPr>
         <w:t>Try the recall before opening notes. Then use a different colour or a labelled second line to correct your explanation.</w:t>
       </w:r>
     </w:p>
@@ -42,7 +53,13 @@
       </w:r>
     </w:p>
     <w:p>
-      <w:r>
+      <w:pPr>
+        <w:spacing w:line="336" w:lineRule="auto" w:after="180"/>
+      </w:pPr>
+      <w:r>
+        <w:rPr>
+          <w:b w:val="0"/>
+        </w:rPr>
         <w:t>Without opening the old lesson, explain one key idea from Privacy by Design. Give an example and a mistake that the idea helps you avoid.</w:t>
       </w:r>
     </w:p>
@@ -78,7 +95,13 @@
       </w:r>
     </w:p>
     <w:p>
-      <w:r>
+      <w:pPr>
+        <w:spacing w:line="336" w:lineRule="auto" w:after="180"/>
+      </w:pPr>
+      <w:r>
+        <w:rPr>
+          <w:b w:val="0"/>
+        </w:rPr>
         <w:t>Without opening the old lesson, explain one key idea from Evaluation Sets. Give an example and a mistake that the idea helps you avoid.</w:t>
       </w:r>
     </w:p>
@@ -114,7 +137,13 @@
       </w:r>
     </w:p>
     <w:p>
-      <w:r>
+      <w:pPr>
+        <w:spacing w:line="336" w:lineRule="auto" w:after="180"/>
+      </w:pPr>
+      <w:r>
+        <w:rPr>
+          <w:b w:val="0"/>
+        </w:rPr>
         <w:t>Without opening the old lesson, explain one key idea from Block to Python Bridge. Give an example and a mistake that the idea helps you avoid.</w:t>
       </w:r>
     </w:p>
@@ -151,7 +180,30 @@
     </w:p>
     <w:p>
       <w:r>
-        <w:t>Use W2: Trace the worked case for Copyright and permitted sources. Record the answer once; the lesson and workbook refer to the same attempt.</w:t>
+        <w:t>Complete the supported Copyright and Provenance trace and record the first step you can explain without help.</w:t>
+      </w:r>
+    </w:p>
+    <w:p>
+      <w:pPr>
+        <w:spacing w:line="336" w:lineRule="auto" w:after="180"/>
+      </w:pPr>
+      <w:r>
+        <w:rPr>
+          <w:b w:val="0"/>
+        </w:rPr>
+        <w:t xml:space="preserve">Use W2: Trace the worked case for </w:t>
+      </w:r>
+      <w:r>
+        <w:rPr>
+          <w:b/>
+        </w:rPr>
+        <w:t>Copyright</w:t>
+      </w:r>
+      <w:r>
+        <w:rPr>
+          <w:b w:val="0"/>
+        </w:rPr>
+        <w:t xml:space="preserve"> and permitted sources. Record the answer once; the lesson and workbook refer to the same attempt.</w:t>
       </w:r>
     </w:p>
     <w:tbl>
@@ -279,7 +331,41 @@
     </w:p>
     <w:p>
       <w:r>
-        <w:t>Use the worked case for Copyright and permitted sources. Proposed explanation: “The worked result establishes every future case”. Decide whether this explanation is supported. Point to the step or supplied fact that decides; explain your repair if needed.</w:t>
+        <w:t>Check the proposed Copyright and Provenance explanation against the supplied facts before discussing it.</w:t>
+      </w:r>
+    </w:p>
+    <w:p>
+      <w:pPr>
+        <w:spacing w:line="336" w:lineRule="auto" w:after="180"/>
+      </w:pPr>
+      <w:r>
+        <w:rPr>
+          <w:b w:val="0"/>
+        </w:rPr>
+        <w:t xml:space="preserve">Use the worked case for </w:t>
+      </w:r>
+      <w:r>
+        <w:rPr>
+          <w:b/>
+        </w:rPr>
+        <w:t>Copyright</w:t>
+      </w:r>
+      <w:r>
+        <w:rPr>
+          <w:b w:val="0"/>
+        </w:rPr>
+        <w:t xml:space="preserve"> and permitted sources. Proposed explanation: “The worked result establishes every future case”. Decide whether this explanation is supported.</w:t>
+      </w:r>
+    </w:p>
+    <w:p>
+      <w:pPr>
+        <w:spacing w:line="336" w:lineRule="auto" w:after="180"/>
+      </w:pPr>
+      <w:r>
+        <w:rPr>
+          <w:b w:val="0"/>
+        </w:rPr>
+        <w:t>Point to the step or supplied fact that decides; explain your repair if needed.</w:t>
       </w:r>
     </w:p>
     <w:p>
@@ -319,6 +405,11 @@
       </w:r>
     </w:p>
     <w:p>
+      <w:r>
+        <w:t>Write one first attempt at the reserved independent case before feedback. Repeated copies of that case refer to the same recorded attempt.</w:t>
+      </w:r>
+    </w:p>
+    <w:p>
       <w:pPr>
         <w:pStyle w:val="Heading3"/>
       </w:pPr>
@@ -327,8 +418,26 @@
       </w:r>
     </w:p>
     <w:p>
-      <w:r>
-        <w:t>Text C permits internal reading only; D permits public quotation up to 30 words with attribution. Proposed public handout reproduces 40 words. Apply the fictional terms.</w:t>
+      <w:pPr>
+        <w:spacing w:line="336" w:lineRule="auto" w:after="180"/>
+      </w:pPr>
+      <w:r>
+        <w:rPr>
+          <w:b w:val="0"/>
+        </w:rPr>
+        <w:t xml:space="preserve">Text C permits internal reading only; D permits public quotation up to 30 words with </w:t>
+      </w:r>
+      <w:r>
+        <w:rPr>
+          <w:b/>
+        </w:rPr>
+        <w:t>attribution</w:t>
+      </w:r>
+      <w:r>
+        <w:rPr>
+          <w:b w:val="0"/>
+        </w:rPr>
+        <w:t>. Proposed public handout reproduces 40 words. Apply the fictional terms.</w:t>
       </w:r>
     </w:p>
     <w:p>
@@ -375,7 +484,13 @@
       </w:r>
     </w:p>
     <w:p>
-      <w:r>
+      <w:pPr>
+        <w:spacing w:line="336" w:lineRule="auto" w:after="180"/>
+      </w:pPr>
+      <w:r>
+        <w:rPr>
+          <w:b w:val="0"/>
+        </w:rPr>
         <w:t>Attempt this case before feedback. Record any help. Earlier examples below are further practice; a case already practised with feedback cannot establish fresh transfer.</w:t>
       </w:r>
     </w:p>
@@ -389,7 +504,42 @@
     </w:p>
     <w:p>
       <w:r>
-        <w:t>A project uses an image found through search. Its author is known but its licence is missing. Is naming the author enough to establish reuse permission? Describe a provenance record and next action.</w:t>
+        <w:t>Connect the Copyright and Provenance target to a trace and a justified conclusion.</w:t>
+      </w:r>
+    </w:p>
+    <w:p>
+      <w:pPr>
+        <w:spacing w:line="336" w:lineRule="auto" w:after="180"/>
+      </w:pPr>
+      <w:r>
+        <w:rPr>
+          <w:b w:val="0"/>
+        </w:rPr>
+        <w:t xml:space="preserve">A project uses an image found through search. Its author is known but its </w:t>
+      </w:r>
+      <w:r>
+        <w:rPr>
+          <w:b/>
+        </w:rPr>
+        <w:t>licence</w:t>
+      </w:r>
+      <w:r>
+        <w:rPr>
+          <w:b w:val="0"/>
+        </w:rPr>
+        <w:t xml:space="preserve"> is missing. Is naming the author enough to establish reuse permission? Describe a </w:t>
+      </w:r>
+      <w:r>
+        <w:rPr>
+          <w:b/>
+        </w:rPr>
+        <w:t>provenance</w:t>
+      </w:r>
+      <w:r>
+        <w:rPr>
+          <w:b w:val="0"/>
+        </w:rPr>
+        <w:t xml:space="preserve"> record and next action.</w:t>
       </w:r>
     </w:p>
     <w:p>
@@ -402,17 +552,59 @@
     </w:p>
     <w:p>
       <w:r>
+        <w:t>Solve the supplied Copyright and Provenance case and show the deciding evidence.</w:t>
+      </w:r>
+    </w:p>
+    <w:p>
+      <w:pPr>
+        <w:spacing w:line="336" w:lineRule="auto" w:after="180"/>
+      </w:pPr>
+      <w:r>
+        <w:rPr>
+          <w:b w:val="0"/>
+        </w:rPr>
         <w:t>A slide reuses an online photograph and textbook paragraph.</w:t>
       </w:r>
     </w:p>
     <w:p>
-      <w:r>
-        <w:t>What provenance and reuse checks are needed?</w:t>
-      </w:r>
-    </w:p>
-    <w:p>
-      <w:r>
-        <w:t>Show your trace, calculation or evidence</w:t>
+      <w:pPr>
+        <w:spacing w:line="336" w:lineRule="auto" w:after="180"/>
+        <w:shd w:fill="F5F1FB"/>
+      </w:pPr>
+      <w:r>
+        <w:rPr>
+          <w:b w:val="0"/>
+        </w:rPr>
+        <w:t xml:space="preserve">What </w:t>
+      </w:r>
+      <w:r>
+        <w:rPr>
+          <w:b/>
+        </w:rPr>
+        <w:t>provenance</w:t>
+      </w:r>
+      <w:r>
+        <w:rPr>
+          <w:b w:val="0"/>
+        </w:rPr>
+        <w:t xml:space="preserve"> and reuse checks are needed?</w:t>
+      </w:r>
+    </w:p>
+    <w:p>
+      <w:pPr>
+        <w:spacing w:line="336" w:lineRule="auto" w:after="180"/>
+      </w:pPr>
+      <w:r>
+        <w:rPr>
+          <w:b w:val="0"/>
+        </w:rPr>
+        <w:t xml:space="preserve">Show your trace, calculation or </w:t>
+      </w:r>
+      <w:r>
+        <w:rPr>
+          <w:b/>
+        </w:rPr>
+        <w:t>evidence</w:t>
       </w:r>
     </w:p>
     <w:p>
@@ -458,11 +650,41 @@
     </w:p>
     <w:p>
       <w:r>
-        <w:t>You find an attractive illustration online with no license information. What should you record and check before reusing it in a public project?</w:t>
-      </w:r>
-    </w:p>
-    <w:p>
-      <w:r>
+        <w:t>Apply the procedure to the changed case and record why the conclusion follows.</w:t>
+      </w:r>
+    </w:p>
+    <w:p>
+      <w:pPr>
+        <w:spacing w:line="336" w:lineRule="auto" w:after="180"/>
+        <w:shd w:fill="F5F1FB"/>
+      </w:pPr>
+      <w:r>
+        <w:rPr>
+          <w:b w:val="0"/>
+        </w:rPr>
+        <w:t xml:space="preserve">You find an attractive illustration online with no </w:t>
+      </w:r>
+      <w:r>
+        <w:rPr>
+          <w:b/>
+        </w:rPr>
+        <w:t>license</w:t>
+      </w:r>
+      <w:r>
+        <w:rPr>
+          <w:b w:val="0"/>
+        </w:rPr>
+        <w:t xml:space="preserve"> information. What should you record and check before reusing it in a public project?</w:t>
+      </w:r>
+    </w:p>
+    <w:p>
+      <w:pPr>
+        <w:spacing w:line="336" w:lineRule="auto" w:after="180"/>
+      </w:pPr>
+      <w:r>
+        <w:rPr>
+          <w:b w:val="0"/>
+        </w:rPr>
         <w:t>My independent answer and reason</w:t>
       </w:r>
     </w:p>
@@ -517,7 +739,30 @@
     </w:p>
     <w:p>
       <w:r>
-        <w:t>Create a changed input, boundary case or missing-information case. Write the expected answer or safe response before testing.</w:t>
+        <w:t>Specify a changed input, expected result and observation separately.</w:t>
+      </w:r>
+    </w:p>
+    <w:p>
+      <w:pPr>
+        <w:spacing w:line="336" w:lineRule="auto" w:after="180"/>
+      </w:pPr>
+      <w:r>
+        <w:rPr>
+          <w:b w:val="0"/>
+        </w:rPr>
+        <w:t xml:space="preserve">Create a changed </w:t>
+      </w:r>
+      <w:r>
+        <w:rPr>
+          <w:b/>
+        </w:rPr>
+        <w:t>input</w:t>
+      </w:r>
+      <w:r>
+        <w:rPr>
+          <w:b w:val="0"/>
+        </w:rPr>
+        <w:t>, boundary case or missing-information case. Write the expected answer or safe response before testing.</w:t>
       </w:r>
     </w:p>
     <w:tbl>
@@ -646,12 +891,53 @@
     </w:p>
     <w:p>
       <w:r>
-        <w:t>Attach citations and provenance metadata to every Study Buddy learning asset.</w:t>
-      </w:r>
-    </w:p>
-    <w:p>
-      <w:r>
-        <w:t>The project change and evidence I will keep</w:t>
+        <w:t>Justify what Copyright and Provenance adds to Verified Study Buddy and keep the evidence.</w:t>
+      </w:r>
+    </w:p>
+    <w:p>
+      <w:pPr>
+        <w:spacing w:line="336" w:lineRule="auto" w:after="180"/>
+      </w:pPr>
+      <w:r>
+        <w:rPr>
+          <w:b w:val="0"/>
+        </w:rPr>
+        <w:t xml:space="preserve">Attach citations and </w:t>
+      </w:r>
+      <w:r>
+        <w:rPr>
+          <w:b/>
+        </w:rPr>
+        <w:t>provenance</w:t>
+      </w:r>
+      <w:r>
+        <w:rPr>
+          <w:b w:val="0"/>
+        </w:rPr>
+        <w:t xml:space="preserve"> metadata to every Study Buddy learning asset.</w:t>
+      </w:r>
+    </w:p>
+    <w:p>
+      <w:pPr>
+        <w:spacing w:line="336" w:lineRule="auto" w:after="180"/>
+      </w:pPr>
+      <w:r>
+        <w:rPr>
+          <w:b w:val="0"/>
+        </w:rPr>
+        <w:t xml:space="preserve">The project change and </w:t>
+      </w:r>
+      <w:r>
+        <w:rPr>
+          <w:b/>
+        </w:rPr>
+        <w:t>evidence</w:t>
+      </w:r>
+      <w:r>
+        <w:rPr>
+          <w:b w:val="0"/>
+        </w:rPr>
+        <w:t xml:space="preserve"> I will keep</w:t>
       </w:r>
     </w:p>
     <w:p>
@@ -697,11 +983,54 @@
     </w:p>
     <w:p>
       <w:r>
-        <w:t>I can explain the mechanism. I can show evidence. I can handle a changed case. I can name a limit. Mark each as not yet, with help or independently, and attach supporting work.</w:t>
-      </w:r>
-    </w:p>
-    <w:p>
-      <w:r>
+        <w:t>Judge explanation, evidence, transfer and limits separately; attach the work behind your judgement.</w:t>
+      </w:r>
+    </w:p>
+    <w:p>
+      <w:pPr>
+        <w:pStyle w:val="ListBullet"/>
+      </w:pPr>
+      <w:r>
+        <w:t>I can explain the mechanism.</w:t>
+      </w:r>
+    </w:p>
+    <w:p>
+      <w:pPr>
+        <w:pStyle w:val="ListBullet"/>
+      </w:pPr>
+      <w:r>
+        <w:t>I can show evidence.</w:t>
+      </w:r>
+    </w:p>
+    <w:p>
+      <w:pPr>
+        <w:pStyle w:val="ListBullet"/>
+      </w:pPr>
+      <w:r>
+        <w:t>I can handle a changed case.</w:t>
+      </w:r>
+    </w:p>
+    <w:p>
+      <w:pPr>
+        <w:pStyle w:val="ListBullet"/>
+      </w:pPr>
+      <w:r>
+        <w:t>I can name a limit.</w:t>
+      </w:r>
+    </w:p>
+    <w:p>
+      <w:r>
+        <w:t>Mark each as not yet, with help or independently, and attach supporting work.</w:t>
+      </w:r>
+    </w:p>
+    <w:p>
+      <w:pPr>
+        <w:spacing w:line="336" w:lineRule="auto" w:after="180"/>
+      </w:pPr>
+      <w:r>
+        <w:rPr>
+          <w:b w:val="0"/>
+        </w:rPr>
         <w:t>Teacher review ____________________  Next step ____________________</w:t>
       </w:r>
     </w:p>
@@ -715,7 +1044,42 @@
     </w:p>
     <w:p>
       <w:r>
-        <w:t>A project uses an image found through search. Its author is known but its licence is missing. Is naming the author enough to establish reuse permission? Describe a provenance record and next action.</w:t>
+        <w:t>Use this earlier case as transfer practice. A case already discussed with feedback is not fresh assessment evidence.</w:t>
+      </w:r>
+    </w:p>
+    <w:p>
+      <w:pPr>
+        <w:spacing w:line="336" w:lineRule="auto" w:after="180"/>
+      </w:pPr>
+      <w:r>
+        <w:rPr>
+          <w:b w:val="0"/>
+        </w:rPr>
+        <w:t xml:space="preserve">A project uses an image found through search. Its author is known but its </w:t>
+      </w:r>
+      <w:r>
+        <w:rPr>
+          <w:b/>
+        </w:rPr>
+        <w:t>licence</w:t>
+      </w:r>
+      <w:r>
+        <w:rPr>
+          <w:b w:val="0"/>
+        </w:rPr>
+        <w:t xml:space="preserve"> is missing. Is naming the author enough to establish reuse permission? Describe a </w:t>
+      </w:r>
+      <w:r>
+        <w:rPr>
+          <w:b/>
+        </w:rPr>
+        <w:t>provenance</w:t>
+      </w:r>
+      <w:r>
+        <w:rPr>
+          <w:b w:val="0"/>
+        </w:rPr>
+        <w:t xml:space="preserve"> record and next action.</w:t>
       </w:r>
     </w:p>
     <w:p>
@@ -762,7 +1126,13 @@
       </w:r>
     </w:p>
     <w:p>
-      <w:r>
+      <w:pPr>
+        <w:spacing w:line="336" w:lineRule="auto" w:after="180"/>
+      </w:pPr>
+      <w:r>
+        <w:rPr>
+          <w:b w:val="0"/>
+        </w:rPr>
         <w:t>Record support used: none, hint or teacher explanation.</w:t>
       </w:r>
     </w:p>
@@ -776,7 +1146,54 @@
     </w:p>
     <w:p>
       <w:r>
-        <w:t>Explain the weekly mechanism in your own words. Use the worked scenario to name its input, decision rule and output.</w:t>
+        <w:t>Explain the mechanism. Apply the supplied Copyright and Provenance facts and keep your reasoning.</w:t>
+      </w:r>
+    </w:p>
+    <w:p>
+      <w:pPr>
+        <w:spacing w:line="336" w:lineRule="auto" w:after="180"/>
+      </w:pPr>
+      <w:r>
+        <w:rPr>
+          <w:b w:val="0"/>
+        </w:rPr>
+        <w:t xml:space="preserve">Explain the weekly </w:t>
+      </w:r>
+      <w:r>
+        <w:rPr>
+          <w:b/>
+        </w:rPr>
+        <w:t>mechanism</w:t>
+      </w:r>
+      <w:r>
+        <w:rPr>
+          <w:b w:val="0"/>
+        </w:rPr>
+        <w:t xml:space="preserve"> in your own words. Use the worked scenario to name its </w:t>
+      </w:r>
+      <w:r>
+        <w:rPr>
+          <w:b/>
+        </w:rPr>
+        <w:t>input</w:t>
+      </w:r>
+      <w:r>
+        <w:rPr>
+          <w:b w:val="0"/>
+        </w:rPr>
+        <w:t xml:space="preserve">, decision rule and </w:t>
+      </w:r>
+      <w:r>
+        <w:rPr>
+          <w:b/>
+        </w:rPr>
+        <w:t>output</w:t>
+      </w:r>
+      <w:r>
+        <w:rPr>
+          <w:b w:val="0"/>
+        </w:rPr>
+        <w:t>.</w:t>
       </w:r>
     </w:p>
     <w:p>
@@ -827,6 +1244,17 @@
     </w:p>
     <w:p>
       <w:r>
+        <w:t>Trace the worked case. Apply the supplied Copyright and Provenance facts and keep your reasoning.</w:t>
+      </w:r>
+    </w:p>
+    <w:p>
+      <w:pPr>
+        <w:spacing w:line="336" w:lineRule="auto" w:after="180"/>
+      </w:pPr>
+      <w:r>
+        <w:rPr>
+          <w:b w:val="0"/>
+        </w:rPr>
         <w:t>Image A has L; image B has M. The project is a publicly downloadable adapted poster. Show the intermediate steps and give the conclusion with its scope.</w:t>
       </w:r>
     </w:p>
@@ -883,7 +1311,53 @@
     </w:p>
     <w:p>
       <w:r>
-        <w:t>A report omits this qualification: Real legal outcomes depend on jurisdiction and facts; supplied licence terms define this classroom exercise, not universal copyright law. Explain how omitting it could change a reader's interpretation, and write an accurate replacement.</w:t>
+        <w:t>Audit the limit. Apply the supplied Copyright and Provenance facts and keep your reasoning.</w:t>
+      </w:r>
+    </w:p>
+    <w:p>
+      <w:pPr>
+        <w:spacing w:line="336" w:lineRule="auto" w:after="180"/>
+      </w:pPr>
+      <w:r>
+        <w:rPr>
+          <w:b w:val="0"/>
+        </w:rPr>
+        <w:t xml:space="preserve">A report omits this qualification: Real legal outcomes depend on jurisdiction and facts; supplied </w:t>
+      </w:r>
+      <w:r>
+        <w:rPr>
+          <w:b/>
+        </w:rPr>
+        <w:t>licence</w:t>
+      </w:r>
+      <w:r>
+        <w:rPr>
+          <w:b w:val="0"/>
+        </w:rPr>
+        <w:t xml:space="preserve"> terms define this classroom exercise, not universal </w:t>
+      </w:r>
+      <w:r>
+        <w:rPr>
+          <w:b/>
+        </w:rPr>
+        <w:t>copyright</w:t>
+      </w:r>
+      <w:r>
+        <w:rPr>
+          <w:b w:val="0"/>
+        </w:rPr>
+        <w:t xml:space="preserve"> law.</w:t>
+      </w:r>
+    </w:p>
+    <w:p>
+      <w:pPr>
+        <w:spacing w:line="336" w:lineRule="auto" w:after="180"/>
+      </w:pPr>
+      <w:r>
+        <w:rPr>
+          <w:b w:val="0"/>
+        </w:rPr>
+        <w:t>Explain how omitting it could change a reader's interpretation, and write an accurate replacement.</w:t>
       </w:r>
     </w:p>
     <w:p>
@@ -934,7 +1408,30 @@
     </w:p>
     <w:p>
       <w:r>
-        <w:t>Text C permits internal reading only; D permits public quotation up to 30 words with attribution. Proposed public handout reproduces 40 words. Apply the fictional terms.</w:t>
+        <w:t>Attempt before feedback. If this repeats the selected independent case, reuse that first attempt; otherwise keep a separate record. Apply a new case independently. Apply the supplied Copyright and Provenance facts and keep your reasoning.</w:t>
+      </w:r>
+    </w:p>
+    <w:p>
+      <w:pPr>
+        <w:spacing w:line="336" w:lineRule="auto" w:after="180"/>
+      </w:pPr>
+      <w:r>
+        <w:rPr>
+          <w:b w:val="0"/>
+        </w:rPr>
+        <w:t xml:space="preserve">Text C permits internal reading only; D permits public quotation up to 30 words with </w:t>
+      </w:r>
+      <w:r>
+        <w:rPr>
+          <w:b/>
+        </w:rPr>
+        <w:t>attribution</w:t>
+      </w:r>
+      <w:r>
+        <w:rPr>
+          <w:b w:val="0"/>
+        </w:rPr>
+        <w:t>. Proposed public handout reproduces 40 words. Apply the fictional terms.</w:t>
       </w:r>
     </w:p>
     <w:p>
@@ -995,7 +1492,29 @@
     </w:p>
     <w:p>
       <w:r>
-        <w:t>For the worked scenario, propose one additional case that could reveal a failure, describe its expected outcome before running it, and explain what would need to remain fixed for a fair comparison. Do not reuse W4 as a new final test after receiving feedback.</w:t>
+        <w:t>Design a revealing follow-up. Apply the supplied Copyright and Provenance facts and keep your reasoning.</w:t>
+      </w:r>
+    </w:p>
+    <w:p>
+      <w:pPr>
+        <w:spacing w:line="336" w:lineRule="auto" w:after="180"/>
+      </w:pPr>
+      <w:r>
+        <w:rPr>
+          <w:b w:val="0"/>
+        </w:rPr>
+        <w:t>For the worked scenario, propose one additional case that could reveal a failure, describe its expected outcome before running it, and explain what would need to remain fixed for a fair comparison.</w:t>
+      </w:r>
+    </w:p>
+    <w:p>
+      <w:pPr>
+        <w:spacing w:line="336" w:lineRule="auto" w:after="180"/>
+      </w:pPr>
+      <w:r>
+        <w:rPr>
+          <w:b w:val="0"/>
+        </w:rPr>
+        <w:t>Do not reuse W4 as a new final test after receiving feedback.</w:t>
       </w:r>
     </w:p>
     <w:p>
@@ -1047,6 +1566,11 @@
       </w:pPr>
       <w:r>
         <w:t>17. Feedback, return check and learning record</w:t>
+      </w:r>
+    </w:p>
+    <w:p>
+      <w:r>
+        <w:t>Record the first repaired step and a different case to revisit after a delay.</w:t>
       </w:r>
     </w:p>
     <w:tbl>
@@ -1186,7 +1710,13 @@
       </w:tr>
     </w:tbl>
     <w:p>
-      <w:r>
+      <w:pPr>
+        <w:spacing w:line="336" w:lineRule="auto" w:after="180"/>
+      </w:pPr>
+      <w:r>
+        <w:rPr>
+          <w:b w:val="0"/>
+        </w:rPr>
         <w:t>Revisit this idea with your teacher after a delay. Familiarity is different from explaining and using it on a changed case.</w:t>
       </w:r>
     </w:p>
@@ -1200,17 +1730,76 @@
     </w:p>
     <w:p>
       <w:r>
+        <w:t>Read fictional reuse terms before decorating a public study guide. Explain the labelled step before checking the changed condition.</w:t>
+      </w:r>
+    </w:p>
+    <w:p>
+      <w:pPr>
+        <w:spacing w:line="336" w:lineRule="auto" w:after="180"/>
+      </w:pPr>
+      <w:r>
+        <w:rPr>
+          <w:b w:val="0"/>
+        </w:rPr>
         <w:t>Read fictional reuse terms before decorating a public study guide.</w:t>
       </w:r>
     </w:p>
     <w:p>
-      <w:r>
-        <w:t>Image Fern allows public redistribution with attribution but no alteration. Image Moss allows alteration and public redistribution with attribution. The plan crops an image.</w:t>
-      </w:r>
-    </w:p>
-    <w:p>
-      <w:r>
-        <w:t>All inputs and outcomes in this worked example are invented classroom data; no real model run is claimed.</w:t>
+      <w:pPr>
+        <w:spacing w:line="336" w:lineRule="auto" w:after="180"/>
+      </w:pPr>
+      <w:r>
+        <w:rPr>
+          <w:b w:val="0"/>
+        </w:rPr>
+        <w:t xml:space="preserve">Image Fern allows public redistribution with </w:t>
+      </w:r>
+      <w:r>
+        <w:rPr>
+          <w:b/>
+        </w:rPr>
+        <w:t>attribution</w:t>
+      </w:r>
+      <w:r>
+        <w:rPr>
+          <w:b w:val="0"/>
+        </w:rPr>
+        <w:t xml:space="preserve"> but no alteration. Image Moss allows alteration and public redistribution with </w:t>
+      </w:r>
+      <w:r>
+        <w:rPr>
+          <w:b/>
+        </w:rPr>
+        <w:t>attribution</w:t>
+      </w:r>
+      <w:r>
+        <w:rPr>
+          <w:b w:val="0"/>
+        </w:rPr>
+        <w:t>. The plan crops an image.</w:t>
+      </w:r>
+    </w:p>
+    <w:p>
+      <w:pPr>
+        <w:spacing w:line="336" w:lineRule="auto" w:after="180"/>
+      </w:pPr>
+      <w:r>
+        <w:rPr>
+          <w:b w:val="0"/>
+        </w:rPr>
+        <w:t xml:space="preserve">All </w:t>
+      </w:r>
+      <w:r>
+        <w:rPr>
+          <w:b/>
+        </w:rPr>
+        <w:t>input</w:t>
+      </w:r>
+      <w:r>
+        <w:rPr>
+          <w:b w:val="0"/>
+        </w:rPr>
+        <w:t>s and outcomes in this worked example are invented classroom data; no real model run is claimed.</w:t>
       </w:r>
     </w:p>
     <w:p>
@@ -1250,8 +1839,26 @@
       </w:r>
     </w:p>
     <w:p>
-      <w:r>
-        <w:t>Does acknowledging Fern make a cropped version permitted? Point to the relevant step in the picture, then write the changed result and the rule or evidence that supports it.</w:t>
+      <w:pPr>
+        <w:spacing w:line="336" w:lineRule="auto" w:after="180"/>
+      </w:pPr>
+      <w:r>
+        <w:rPr>
+          <w:b w:val="0"/>
+        </w:rPr>
+        <w:t xml:space="preserve">Does acknowledging Fern make a cropped version permitted? Point to the relevant step in the picture, then write the changed result and the rule or </w:t>
+      </w:r>
+      <w:r>
+        <w:rPr>
+          <w:b/>
+        </w:rPr>
+        <w:t>evidence</w:t>
+      </w:r>
+      <w:r>
+        <w:rPr>
+          <w:b w:val="0"/>
+        </w:rPr>
+        <w:t xml:space="preserve"> that supports it.</w:t>
       </w:r>
     </w:p>
     <w:p>
@@ -1293,13 +1900,69 @@
       </w:r>
     </w:p>
     <w:p>
-      <w:r>
-        <w:t>Support used: alone / hint / worked example. This record is practice evidence.</w:t>
-      </w:r>
-    </w:p>
-    <w:p>
-      <w:r>
-        <w:t>Project connection: For your Verified Study Buddy, save the input, procedure, observed result and limitation of this check. Label this worked example as practice; use a different, previously unreviewed case when checking independent understanding.</w:t>
+      <w:pPr>
+        <w:pStyle w:val="Heading3"/>
+      </w:pPr>
+      <w:r>
+        <w:t>Record the help used</w:t>
+      </w:r>
+    </w:p>
+    <w:p>
+      <w:pPr>
+        <w:spacing w:line="336" w:lineRule="auto" w:after="180"/>
+        <w:shd w:fill="F1F6F8"/>
+      </w:pPr>
+      <w:r>
+        <w:rPr>
+          <w:b w:val="0"/>
+        </w:rPr>
+        <w:t xml:space="preserve">Support used: alone / hint / worked example. This record is practice </w:t>
+      </w:r>
+      <w:r>
+        <w:rPr>
+          <w:b/>
+        </w:rPr>
+        <w:t>evidence</w:t>
+      </w:r>
+      <w:r>
+        <w:rPr>
+          <w:b w:val="0"/>
+        </w:rPr>
+        <w:t>.</w:t>
+      </w:r>
+    </w:p>
+    <w:p>
+      <w:pPr>
+        <w:spacing w:line="336" w:lineRule="auto" w:after="180"/>
+      </w:pPr>
+      <w:r>
+        <w:rPr>
+          <w:b w:val="0"/>
+        </w:rPr>
+        <w:t xml:space="preserve">Project connection: For your Verified Study Buddy, save the </w:t>
+      </w:r>
+      <w:r>
+        <w:rPr>
+          <w:b/>
+        </w:rPr>
+        <w:t>input</w:t>
+      </w:r>
+      <w:r>
+        <w:rPr>
+          <w:b w:val="0"/>
+        </w:rPr>
+        <w:t>, procedure, observed result and limitation of this check.</w:t>
+      </w:r>
+    </w:p>
+    <w:p>
+      <w:pPr>
+        <w:spacing w:line="336" w:lineRule="auto" w:after="180"/>
+      </w:pPr>
+      <w:r>
+        <w:rPr>
+          <w:b w:val="0"/>
+        </w:rPr>
+        <w:t>Label this worked example as practice; use a different, previously unreviewed case when checking independent understanding.</w:t>
       </w:r>
     </w:p>
     <w:p>
@@ -1312,17 +1975,75 @@
     </w:p>
     <w:p>
       <w:r>
+        <w:t>Keep this week’s input, deciding step, result and limit together in the Verified Study Buddy record.</w:t>
+      </w:r>
+    </w:p>
+    <w:p>
+      <w:pPr>
+        <w:spacing w:line="336" w:lineRule="auto" w:after="180"/>
+      </w:pPr>
+      <w:r>
+        <w:rPr>
+          <w:b w:val="0"/>
+        </w:rPr>
         <w:t>Project: Verified Study Buddy</w:t>
       </w:r>
     </w:p>
     <w:p>
-      <w:r>
-        <w:t>Current milestone: Prepare the demonstration. Gather reproducible instructions, evidence, access checks and remaining limitations.</w:t>
-      </w:r>
-    </w:p>
-    <w:p>
-      <w:r>
-        <w:t>For your Verified Study Buddy, save the input, procedure, observed result and limitation of this check. Label this worked example as practice; use a different, previously unreviewed case when checking independent understanding.</w:t>
+      <w:pPr>
+        <w:spacing w:line="336" w:lineRule="auto" w:after="180"/>
+      </w:pPr>
+      <w:r>
+        <w:rPr>
+          <w:b w:val="0"/>
+        </w:rPr>
+        <w:t xml:space="preserve">Current milestone: Prepare the demonstration. Gather reproducible instructions, </w:t>
+      </w:r>
+      <w:r>
+        <w:rPr>
+          <w:b/>
+        </w:rPr>
+        <w:t>evidence</w:t>
+      </w:r>
+      <w:r>
+        <w:rPr>
+          <w:b w:val="0"/>
+        </w:rPr>
+        <w:t>, access checks and remaining limitations.</w:t>
+      </w:r>
+    </w:p>
+    <w:p>
+      <w:pPr>
+        <w:spacing w:line="336" w:lineRule="auto" w:after="180"/>
+      </w:pPr>
+      <w:r>
+        <w:rPr>
+          <w:b w:val="0"/>
+        </w:rPr>
+        <w:t xml:space="preserve">For your Verified Study Buddy, save the </w:t>
+      </w:r>
+      <w:r>
+        <w:rPr>
+          <w:b/>
+        </w:rPr>
+        <w:t>input</w:t>
+      </w:r>
+      <w:r>
+        <w:rPr>
+          <w:b w:val="0"/>
+        </w:rPr>
+        <w:t>, procedure, observed result and limitation of this check.</w:t>
+      </w:r>
+    </w:p>
+    <w:p>
+      <w:pPr>
+        <w:spacing w:line="336" w:lineRule="auto" w:after="180"/>
+      </w:pPr>
+      <w:r>
+        <w:rPr>
+          <w:b w:val="0"/>
+        </w:rPr>
+        <w:t>Label this worked example as practice; use a different, previously unreviewed case when checking independent understanding.</w:t>
       </w:r>
     </w:p>
     <w:tbl>
@@ -1484,11 +2205,28 @@
     </w:p>
     <w:p>
       <w:r>
+        <w:t>Try the supported questions before comparing with hints and feedback. Record what you repaired and the evidence you retained.</w:t>
+      </w:r>
+    </w:p>
+    <w:p>
+      <w:pPr>
+        <w:spacing w:line="336" w:lineRule="auto" w:after="180"/>
+      </w:pPr>
+      <w:r>
+        <w:rPr>
+          <w:b w:val="0"/>
+        </w:rPr>
         <w:t>Use this supported practice once, in the browser or on paper. Keep the reserved independent assessment for a separate first attempt before teacher feedback.</w:t>
       </w:r>
     </w:p>
     <w:p>
-      <w:r>
+      <w:pPr>
+        <w:spacing w:line="336" w:lineRule="auto" w:after="180"/>
+      </w:pPr>
+      <w:r>
+        <w:rPr>
+          <w:b w:val="0"/>
+        </w:rPr>
         <w:t>Read fictional reuse terms before decorating a public study guide.</w:t>
       </w:r>
     </w:p>
@@ -1501,22 +2239,61 @@
       </w:r>
     </w:p>
     <w:p>
-      <w:r>
-        <w:t>Which labelled step matches this detail? Use Moss with its required attribution; do not crop Fern for this public guide.</w:t>
-      </w:r>
-    </w:p>
-    <w:p>
-      <w:r>
+      <w:pPr>
+        <w:spacing w:line="336" w:lineRule="auto" w:after="180"/>
+      </w:pPr>
+      <w:r>
+        <w:rPr>
+          <w:b w:val="0"/>
+        </w:rPr>
+        <w:t xml:space="preserve">Which labelled step matches this detail? Use Moss with its required </w:t>
+      </w:r>
+      <w:r>
+        <w:rPr>
+          <w:b/>
+        </w:rPr>
+        <w:t>attribution</w:t>
+      </w:r>
+      <w:r>
+        <w:rPr>
+          <w:b w:val="0"/>
+        </w:rPr>
+        <w:t>; do not crop Fern for this public guide.</w:t>
+      </w:r>
+    </w:p>
+    <w:p>
+      <w:pPr>
+        <w:spacing w:line="336" w:lineRule="auto" w:after="180"/>
+        <w:shd w:fill="F4F9FC"/>
+      </w:pPr>
+      <w:r>
+        <w:rPr>
+          <w:b w:val="0"/>
+        </w:rPr>
         <w:t>1. Choose eligible asset</w:t>
       </w:r>
     </w:p>
     <w:p>
-      <w:r>
+      <w:pPr>
+        <w:spacing w:line="336" w:lineRule="auto" w:after="180"/>
+        <w:shd w:fill="F4F9FC"/>
+      </w:pPr>
+      <w:r>
+        <w:rPr>
+          <w:b w:val="0"/>
+        </w:rPr>
         <w:t>2. Read terms</w:t>
       </w:r>
     </w:p>
     <w:p>
-      <w:r>
+      <w:pPr>
+        <w:spacing w:line="336" w:lineRule="auto" w:after="180"/>
+        <w:shd w:fill="F4F9FC"/>
+      </w:pPr>
+      <w:r>
+        <w:rPr>
+          <w:b w:val="0"/>
+        </w:rPr>
         <w:t>3. Match proposed use</w:t>
       </w:r>
     </w:p>
@@ -1554,41 +2331,203 @@
       </w:r>
     </w:p>
     <w:p>
-      <w:r>
+      <w:pPr>
+        <w:pStyle w:val="Heading3"/>
+      </w:pPr>
+      <w:r>
+        <w:t>Hint · try first</w:t>
+      </w:r>
+    </w:p>
+    <w:p>
+      <w:pPr>
+        <w:spacing w:line="336" w:lineRule="auto" w:after="180"/>
+        <w:shd w:fill="F1F6F8"/>
+      </w:pPr>
+      <w:r>
+        <w:rPr>
+          <w:b w:val="0"/>
+        </w:rPr>
         <w:t>Hint if needed: Read the steps in the pictorial case. Match the supplied detail to the stage that performs or records it.</w:t>
       </w:r>
     </w:p>
     <w:p>
-      <w:r>
-        <w:t>After your attempt, compare with the supported explanation: Choose eligible asset Use Moss with its required attribution; do not crop Fern for this public guide. Read the picture in order. Use Moss with its required attribution; do not crop Fern for this public guide. The arrows show which recorded input or intermediate result each decision uses. Explain the deciding step aloud before checking the changed case; pointing to the final answer alone does not show how it follows.</w:t>
-      </w:r>
-    </w:p>
-    <w:p>
       <w:pPr>
         <w:pStyle w:val="Heading3"/>
       </w:pPr>
       <w:r>
+        <w:t>Feedback · compare after trying</w:t>
+      </w:r>
+    </w:p>
+    <w:p>
+      <w:pPr>
+        <w:spacing w:line="336" w:lineRule="auto" w:after="180"/>
+        <w:shd w:fill="F1F6FC"/>
+      </w:pPr>
+      <w:r>
+        <w:rPr>
+          <w:b w:val="0"/>
+        </w:rPr>
+        <w:t xml:space="preserve">After your attempt, compare with the supported explanation: Choose eligible asset Use Moss with its required </w:t>
+      </w:r>
+      <w:r>
+        <w:rPr>
+          <w:b/>
+        </w:rPr>
+        <w:t>attribution</w:t>
+      </w:r>
+      <w:r>
+        <w:rPr>
+          <w:b w:val="0"/>
+        </w:rPr>
+        <w:t>; do not crop Fern for this public guide. Read the picture in order.</w:t>
+      </w:r>
+    </w:p>
+    <w:p>
+      <w:pPr>
+        <w:spacing w:line="336" w:lineRule="auto" w:after="180"/>
+        <w:shd w:fill="F1F6FC"/>
+      </w:pPr>
+      <w:r>
+        <w:rPr>
+          <w:b w:val="0"/>
+        </w:rPr>
+        <w:t xml:space="preserve">Use Moss with its required </w:t>
+      </w:r>
+      <w:r>
+        <w:rPr>
+          <w:b/>
+        </w:rPr>
+        <w:t>attribution</w:t>
+      </w:r>
+      <w:r>
+        <w:rPr>
+          <w:b w:val="0"/>
+        </w:rPr>
+        <w:t xml:space="preserve">; do not crop Fern for this public guide. The arrows show which recorded </w:t>
+      </w:r>
+      <w:r>
+        <w:rPr>
+          <w:b/>
+        </w:rPr>
+        <w:t>input</w:t>
+      </w:r>
+      <w:r>
+        <w:rPr>
+          <w:b w:val="0"/>
+        </w:rPr>
+        <w:t xml:space="preserve"> or intermediate result each decision uses.</w:t>
+      </w:r>
+    </w:p>
+    <w:p>
+      <w:pPr>
+        <w:spacing w:line="336" w:lineRule="auto" w:after="180"/>
+        <w:shd w:fill="F1F6FC"/>
+      </w:pPr>
+      <w:r>
+        <w:rPr>
+          <w:b w:val="0"/>
+        </w:rPr>
+        <w:t>Explain the deciding step aloud before checking the changed case; pointing to the final answer alone does not show how it follows.</w:t>
+      </w:r>
+    </w:p>
+    <w:p>
+      <w:pPr>
+        <w:pStyle w:val="Heading3"/>
+      </w:pPr>
+      <w:r>
         <w:t>Practice 2: explain the deciding evidence</w:t>
       </w:r>
     </w:p>
     <w:p>
-      <w:r>
-        <w:t>Changed-case practice: Use Fern unchanged and include the required attribution. Which conclusion is supported by the supplied facts?</w:t>
-      </w:r>
-    </w:p>
-    <w:p>
-      <w:r>
+      <w:pPr>
+        <w:pStyle w:val="Heading3"/>
+      </w:pPr>
+      <w:r>
+        <w:t>Changed case · predict first</w:t>
+      </w:r>
+    </w:p>
+    <w:p>
+      <w:pPr>
+        <w:spacing w:line="336" w:lineRule="auto" w:after="180"/>
+        <w:shd w:fill="F5F1FB"/>
+      </w:pPr>
+      <w:r>
+        <w:rPr>
+          <w:b w:val="0"/>
+        </w:rPr>
+        <w:t xml:space="preserve">Changed-case practice: Use Fern unchanged and include the required </w:t>
+      </w:r>
+      <w:r>
+        <w:rPr>
+          <w:b/>
+        </w:rPr>
+        <w:t>attribution</w:t>
+      </w:r>
+      <w:r>
+        <w:rPr>
+          <w:b w:val="0"/>
+        </w:rPr>
+        <w:t>. Which conclusion is supported by the supplied facts?</w:t>
+      </w:r>
+    </w:p>
+    <w:p>
+      <w:pPr>
+        <w:spacing w:line="336" w:lineRule="auto" w:after="180"/>
+        <w:shd w:fill="F4F9FC"/>
+      </w:pPr>
+      <w:r>
+        <w:rPr>
+          <w:b w:val="0"/>
+        </w:rPr>
         <w:t>1. That use satisfies the stated fictional permission conditions.</w:t>
       </w:r>
     </w:p>
     <w:p>
-      <w:r>
-        <w:t>2. This one example guarantees correct results for every future input.</w:t>
-      </w:r>
-    </w:p>
-    <w:p>
-      <w:r>
-        <w:t>3. We can decide the result without examining the changed input or the procedure.</w:t>
+      <w:pPr>
+        <w:spacing w:line="336" w:lineRule="auto" w:after="180"/>
+        <w:shd w:fill="F4F9FC"/>
+      </w:pPr>
+      <w:r>
+        <w:rPr>
+          <w:b w:val="0"/>
+        </w:rPr>
+        <w:t xml:space="preserve">2. This one example guarantees correct results for every future </w:t>
+      </w:r>
+      <w:r>
+        <w:rPr>
+          <w:b/>
+        </w:rPr>
+        <w:t>input</w:t>
+      </w:r>
+      <w:r>
+        <w:rPr>
+          <w:b w:val="0"/>
+        </w:rPr>
+        <w:t>.</w:t>
+      </w:r>
+    </w:p>
+    <w:p>
+      <w:pPr>
+        <w:spacing w:line="336" w:lineRule="auto" w:after="180"/>
+        <w:shd w:fill="F4F9FC"/>
+      </w:pPr>
+      <w:r>
+        <w:rPr>
+          <w:b w:val="0"/>
+        </w:rPr>
+        <w:t xml:space="preserve">3. We can decide the result without examining the changed </w:t>
+      </w:r>
+      <w:r>
+        <w:rPr>
+          <w:b/>
+        </w:rPr>
+        <w:t>input</w:t>
+      </w:r>
+      <w:r>
+        <w:rPr>
+          <w:b w:val="0"/>
+        </w:rPr>
+        <w:t xml:space="preserve"> or the procedure.</w:t>
       </w:r>
     </w:p>
     <w:p>
@@ -1625,36 +2564,201 @@
       </w:r>
     </w:p>
     <w:p>
-      <w:r>
+      <w:pPr>
+        <w:pStyle w:val="Heading3"/>
+      </w:pPr>
+      <w:r>
+        <w:t>Hint · try first</w:t>
+      </w:r>
+    </w:p>
+    <w:p>
+      <w:pPr>
+        <w:spacing w:line="336" w:lineRule="auto" w:after="180"/>
+        <w:shd w:fill="F1F6F8"/>
+      </w:pPr>
+      <w:r>
+        <w:rPr>
+          <w:b w:val="0"/>
+        </w:rPr>
         <w:t>Hint if needed: Use the changed condition and the deciding step in the pictorial trace. The answer must say what follows from those facts.</w:t>
       </w:r>
     </w:p>
     <w:p>
-      <w:r>
-        <w:t>After your attempt, compare with the supported explanation: That use satisfies the stated fictional permission conditions. Its public redistribution is permitted when there is no alteration and attribution is included.</w:t>
-      </w:r>
-    </w:p>
-    <w:p>
       <w:pPr>
         <w:pStyle w:val="Heading3"/>
       </w:pPr>
       <w:r>
+        <w:t>Feedback · compare after trying</w:t>
+      </w:r>
+    </w:p>
+    <w:p>
+      <w:pPr>
+        <w:spacing w:line="336" w:lineRule="auto" w:after="180"/>
+        <w:shd w:fill="F1F6FC"/>
+      </w:pPr>
+      <w:r>
+        <w:rPr>
+          <w:b w:val="0"/>
+        </w:rPr>
+        <w:t xml:space="preserve">After your attempt, compare with the supported explanation: That use satisfies the stated fictional permission conditions. Its public redistribution is permitted when there is no alteration and </w:t>
+      </w:r>
+      <w:r>
+        <w:rPr>
+          <w:b/>
+        </w:rPr>
+        <w:t>attribution</w:t>
+      </w:r>
+      <w:r>
+        <w:rPr>
+          <w:b w:val="0"/>
+        </w:rPr>
+        <w:t xml:space="preserve"> is included.</w:t>
+      </w:r>
+    </w:p>
+    <w:p>
+      <w:pPr>
+        <w:pStyle w:val="Heading3"/>
+      </w:pPr>
+      <w:r>
         <w:t>Repair a missing building block</w:t>
       </w:r>
     </w:p>
     <w:p>
-      <w:r>
-        <w:t>Review Privacy by Design (ai-3/28). Goal: Explain the mechanism and terminology of data retention and deletion. Short practice: Which IDs and locations must appear in the deletion evidence? Point to the relevant step in the picture, then write the changed result and the rule or evidence that supports it.. Return to this week and explain what you changed.</w:t>
-      </w:r>
-    </w:p>
-    <w:p>
-      <w:r>
-        <w:t>Review Evaluation Sets (ai-3/26). Goal: Explain the mechanism and terminology of system evaluation sets. Short practice: Did the added cases demonstrate better answering? Point to the relevant step in the picture, then write the changed result and the rule or evidence that supports it.. Return to this week and explain what you changed.</w:t>
-      </w:r>
-    </w:p>
-    <w:p>
-      <w:r>
-        <w:t>Review Block to Python Bridge (ai-3/23). Goal: Translate a short paper calculation into a Python script. Short practice: Trace the changed list and identify where the result differs. Point to the relevant step in the picture, then write the changed result and the rule or evidence that supports it.. Return to this week and explain what you changed.</w:t>
+      <w:pPr>
+        <w:spacing w:line="336" w:lineRule="auto" w:after="180"/>
+      </w:pPr>
+      <w:r>
+        <w:rPr>
+          <w:b w:val="0"/>
+        </w:rPr>
+        <w:t xml:space="preserve">Review Privacy by Design (ai-3/28). Goal: Explain the </w:t>
+      </w:r>
+      <w:r>
+        <w:rPr>
+          <w:b/>
+        </w:rPr>
+        <w:t>mechanism</w:t>
+      </w:r>
+      <w:r>
+        <w:rPr>
+          <w:b w:val="0"/>
+        </w:rPr>
+        <w:t xml:space="preserve"> and terminology of data retention and deletion. Short practice: Which IDs and locations must appear in the deletion </w:t>
+      </w:r>
+      <w:r>
+        <w:rPr>
+          <w:b/>
+        </w:rPr>
+        <w:t>evidence</w:t>
+      </w:r>
+      <w:r>
+        <w:rPr>
+          <w:b w:val="0"/>
+        </w:rPr>
+        <w:t>?</w:t>
+      </w:r>
+    </w:p>
+    <w:p>
+      <w:pPr>
+        <w:spacing w:line="336" w:lineRule="auto" w:after="180"/>
+      </w:pPr>
+      <w:r>
+        <w:rPr>
+          <w:b w:val="0"/>
+        </w:rPr>
+        <w:t xml:space="preserve">Point to the relevant step in the picture, then write the changed result and the rule or </w:t>
+      </w:r>
+      <w:r>
+        <w:rPr>
+          <w:b/>
+        </w:rPr>
+        <w:t>evidence</w:t>
+      </w:r>
+      <w:r>
+        <w:rPr>
+          <w:b w:val="0"/>
+        </w:rPr>
+        <w:t xml:space="preserve"> that supports it.. Return to this week and explain what you changed.</w:t>
+      </w:r>
+    </w:p>
+    <w:p>
+      <w:pPr>
+        <w:spacing w:line="336" w:lineRule="auto" w:after="180"/>
+      </w:pPr>
+      <w:r>
+        <w:rPr>
+          <w:b w:val="0"/>
+        </w:rPr>
+        <w:t xml:space="preserve">Review Evaluation Sets (ai-3/26). Goal: Explain the </w:t>
+      </w:r>
+      <w:r>
+        <w:rPr>
+          <w:b/>
+        </w:rPr>
+        <w:t>mechanism</w:t>
+      </w:r>
+      <w:r>
+        <w:rPr>
+          <w:b w:val="0"/>
+        </w:rPr>
+        <w:t xml:space="preserve"> and terminology of system evaluation sets. Short practice: Did the added cases demonstrate better answering?</w:t>
+      </w:r>
+    </w:p>
+    <w:p>
+      <w:pPr>
+        <w:spacing w:line="336" w:lineRule="auto" w:after="180"/>
+      </w:pPr>
+      <w:r>
+        <w:rPr>
+          <w:b w:val="0"/>
+        </w:rPr>
+        <w:t xml:space="preserve">Point to the relevant step in the picture, then write the changed result and the rule or </w:t>
+      </w:r>
+      <w:r>
+        <w:rPr>
+          <w:b/>
+        </w:rPr>
+        <w:t>evidence</w:t>
+      </w:r>
+      <w:r>
+        <w:rPr>
+          <w:b w:val="0"/>
+        </w:rPr>
+        <w:t xml:space="preserve"> that supports it.. Return to this week and explain what you changed.</w:t>
+      </w:r>
+    </w:p>
+    <w:p>
+      <w:pPr>
+        <w:spacing w:line="336" w:lineRule="auto" w:after="180"/>
+      </w:pPr>
+      <w:r>
+        <w:rPr>
+          <w:b w:val="0"/>
+        </w:rPr>
+        <w:t>Review Block to Python Bridge (ai-3/23). Goal: Translate a short paper calculation into a Python script. Short practice: Trace the changed list and identify where the result differs.</w:t>
+      </w:r>
+    </w:p>
+    <w:p>
+      <w:pPr>
+        <w:spacing w:line="336" w:lineRule="auto" w:after="180"/>
+      </w:pPr>
+      <w:r>
+        <w:rPr>
+          <w:b w:val="0"/>
+        </w:rPr>
+        <w:t xml:space="preserve">Point to the relevant step in the picture, then write the changed result and the rule or </w:t>
+      </w:r>
+      <w:r>
+        <w:rPr>
+          <w:b/>
+        </w:rPr>
+        <w:t>evidence</w:t>
+      </w:r>
+      <w:r>
+        <w:rPr>
+          <w:b w:val="0"/>
+        </w:rPr>
+        <w:t xml:space="preserve"> that supports it.. Return to this week and explain what you changed.</w:t>
       </w:r>
     </w:p>
     <w:p>
@@ -1666,8 +2770,37 @@
       </w:r>
     </w:p>
     <w:p>
-      <w:r>
-        <w:t>Use Download completed work in the hosted lesson to export your answers, reflections, practice feedback and code-run evidence. Open the HTML copy to read or print it. Drafts stay in this browser when storage is available; clear drafts on a shared device.</w:t>
+      <w:pPr>
+        <w:spacing w:line="336" w:lineRule="auto" w:after="180"/>
+      </w:pPr>
+      <w:r>
+        <w:rPr>
+          <w:b w:val="0"/>
+        </w:rPr>
+        <w:t xml:space="preserve">Use Download completed work in the hosted lesson to export your answers, reflections, practice feedback and code-run </w:t>
+      </w:r>
+      <w:r>
+        <w:rPr>
+          <w:b/>
+        </w:rPr>
+        <w:t>evidence</w:t>
+      </w:r>
+      <w:r>
+        <w:rPr>
+          <w:b w:val="0"/>
+        </w:rPr>
+        <w:t>. Open the HTML copy to read or print it.</w:t>
+      </w:r>
+    </w:p>
+    <w:p>
+      <w:pPr>
+        <w:spacing w:line="336" w:lineRule="auto" w:after="180"/>
+      </w:pPr>
+      <w:r>
+        <w:rPr>
+          <w:b w:val="0"/>
+        </w:rPr>
+        <w:t>Drafts stay in this browser when storage is available; clear drafts on a shared device.</w:t>
       </w:r>
     </w:p>
     <w:p>
@@ -1681,6 +2814,964 @@
     <w:p>
       <w:r>
         <w:t>________________________________________________________________</w:t>
+      </w:r>
+    </w:p>
+    <w:p>
+      <w:r>
+        <w:t>________________________________________________________________</w:t>
+      </w:r>
+    </w:p>
+    <w:p>
+      <w:r>
+        <w:t>________________________________________________________________</w:t>
+      </w:r>
+    </w:p>
+    <w:p>
+      <w:r>
+        <w:t>________________________________________________________________</w:t>
+      </w:r>
+    </w:p>
+    <w:p>
+      <w:r>
+        <w:t>________________________________________________________________</w:t>
+      </w:r>
+    </w:p>
+    <w:p>
+      <w:pPr>
+        <w:pStyle w:val="Heading1"/>
+      </w:pPr>
+      <w:r>
+        <w:t>21. Visual concept journey</w:t>
+      </w:r>
+    </w:p>
+    <w:p>
+      <w:r>
+        <w:t>Explain each Copyright and Provenance picture from its labels, then record a relevant limit.</w:t>
+      </w:r>
+    </w:p>
+    <w:p>
+      <w:pPr>
+        <w:pStyle w:val="Heading3"/>
+      </w:pPr>
+      <w:r>
+        <w:t>01. Copyright and Provenance: the case</w:t>
+      </w:r>
+    </w:p>
+    <w:p>
+      <w:r>
+        <w:drawing>
+          <wp:inline xmlns:a="http://schemas.openxmlformats.org/drawingml/2006/main" xmlns:pic="http://schemas.openxmlformats.org/drawingml/2006/picture">
+            <wp:extent cx="5486400" cy="3142488"/>
+            <wp:docPr id="2" name="Picture 2" descr="Read fictional reuse terms before decorating a public study guide. Supplied facts: Image Fern allows public redistribution with attribution but no alteration. Image Moss allows alteration and public redistribution with attribution. The plan crops an image. All inputs and outcomes in this worked example are invented classroom data; no real model run is claimed."/>
+            <wp:cNvGraphicFramePr>
+              <a:graphicFrameLocks noChangeAspect="1"/>
+            </wp:cNvGraphicFramePr>
+            <a:graphic>
+              <a:graphicData uri="http://schemas.openxmlformats.org/drawingml/2006/picture">
+                <pic:pic>
+                  <pic:nvPicPr>
+                    <pic:cNvPr id="0" name="academy-story-ai-3-29-01.png"/>
+                    <pic:cNvPicPr/>
+                  </pic:nvPicPr>
+                  <pic:blipFill>
+                    <a:blip r:embed="rId10"/>
+                    <a:stretch>
+                      <a:fillRect/>
+                    </a:stretch>
+                  </pic:blipFill>
+                  <pic:spPr>
+                    <a:xfrm>
+                      <a:off x="0" y="0"/>
+                      <a:ext cx="5486400" cy="3142488"/>
+                    </a:xfrm>
+                    <a:prstGeom prst="rect"/>
+                  </pic:spPr>
+                </pic:pic>
+              </a:graphicData>
+            </a:graphic>
+          </wp:inline>
+        </w:drawing>
+      </w:r>
+    </w:p>
+    <w:p>
+      <w:pPr>
+        <w:spacing w:line="336" w:lineRule="auto" w:after="180"/>
+      </w:pPr>
+      <w:r>
+        <w:rPr>
+          <w:b w:val="0"/>
+        </w:rPr>
+        <w:t xml:space="preserve">Read fictional reuse terms before decorating a public study guide. Supplied facts: Image Fern allows public redistribution with </w:t>
+      </w:r>
+      <w:r>
+        <w:rPr>
+          <w:b/>
+        </w:rPr>
+        <w:t>attribution</w:t>
+      </w:r>
+      <w:r>
+        <w:rPr>
+          <w:b w:val="0"/>
+        </w:rPr>
+        <w:t xml:space="preserve"> but no alteration.</w:t>
+      </w:r>
+    </w:p>
+    <w:p>
+      <w:pPr>
+        <w:spacing w:line="336" w:lineRule="auto" w:after="180"/>
+      </w:pPr>
+      <w:r>
+        <w:rPr>
+          <w:b w:val="0"/>
+        </w:rPr>
+        <w:t xml:space="preserve">Image Moss allows alteration and public redistribution with </w:t>
+      </w:r>
+      <w:r>
+        <w:rPr>
+          <w:b/>
+        </w:rPr>
+        <w:t>attribution</w:t>
+      </w:r>
+      <w:r>
+        <w:rPr>
+          <w:b w:val="0"/>
+        </w:rPr>
+        <w:t xml:space="preserve">. The plan crops an image. All </w:t>
+      </w:r>
+      <w:r>
+        <w:rPr>
+          <w:b/>
+        </w:rPr>
+        <w:t>input</w:t>
+      </w:r>
+      <w:r>
+        <w:rPr>
+          <w:b w:val="0"/>
+        </w:rPr>
+        <w:t>s and outcomes in this worked example are invented classroom data; no real model run is claimed.</w:t>
+      </w:r>
+    </w:p>
+    <w:p>
+      <w:pPr>
+        <w:spacing w:line="336" w:lineRule="auto" w:after="180"/>
+        <w:shd w:fill="F5F1FB"/>
+      </w:pPr>
+      <w:r>
+        <w:rPr>
+          <w:b w:val="0"/>
+        </w:rPr>
+        <w:t>Point to the given fact that matters most. Explain why it matters.</w:t>
+      </w:r>
+    </w:p>
+    <w:p>
+      <w:pPr>
+        <w:pStyle w:val="Heading3"/>
+      </w:pPr>
+      <w:r>
+        <w:t>My picture explanation, deciding evidence and one limit</w:t>
+      </w:r>
+    </w:p>
+    <w:p>
+      <w:r>
+        <w:t>________________________________________________________________</w:t>
+      </w:r>
+    </w:p>
+    <w:p>
+      <w:r>
+        <w:t>________________________________________________________________</w:t>
+      </w:r>
+    </w:p>
+    <w:p>
+      <w:r>
+        <w:t>________________________________________________________________</w:t>
+      </w:r>
+    </w:p>
+    <w:p>
+      <w:r>
+        <w:t>________________________________________________________________</w:t>
+      </w:r>
+    </w:p>
+    <w:p>
+      <w:pPr>
+        <w:pStyle w:val="Heading3"/>
+      </w:pPr>
+      <w:r>
+        <w:t>02. Follow the deciding steps</w:t>
+      </w:r>
+    </w:p>
+    <w:p>
+      <w:r>
+        <w:drawing>
+          <wp:inline xmlns:a="http://schemas.openxmlformats.org/drawingml/2006/main" xmlns:pic="http://schemas.openxmlformats.org/drawingml/2006/picture">
+            <wp:extent cx="5486400" cy="3182112"/>
+            <wp:docPr id="3" name="Picture 3" descr="Read terms: Fern excludes alteration; Moss permits it. → Match proposed use: Cropping is an alteration in these declared toy terms. → Choose eligible asset: Use Moss with its required attribution; do not crop Fern for this public guide."/>
+            <wp:cNvGraphicFramePr>
+              <a:graphicFrameLocks noChangeAspect="1"/>
+            </wp:cNvGraphicFramePr>
+            <a:graphic>
+              <a:graphicData uri="http://schemas.openxmlformats.org/drawingml/2006/picture">
+                <pic:pic>
+                  <pic:nvPicPr>
+                    <pic:cNvPr id="0" name="academy-story-ai-3-29-02.png"/>
+                    <pic:cNvPicPr/>
+                  </pic:nvPicPr>
+                  <pic:blipFill>
+                    <a:blip r:embed="rId11"/>
+                    <a:stretch>
+                      <a:fillRect/>
+                    </a:stretch>
+                  </pic:blipFill>
+                  <pic:spPr>
+                    <a:xfrm>
+                      <a:off x="0" y="0"/>
+                      <a:ext cx="5486400" cy="3182112"/>
+                    </a:xfrm>
+                    <a:prstGeom prst="rect"/>
+                  </pic:spPr>
+                </pic:pic>
+              </a:graphicData>
+            </a:graphic>
+          </wp:inline>
+        </w:drawing>
+      </w:r>
+    </w:p>
+    <w:p>
+      <w:pPr>
+        <w:spacing w:line="336" w:lineRule="auto" w:after="180"/>
+      </w:pPr>
+      <w:r>
+        <w:rPr>
+          <w:b w:val="0"/>
+        </w:rPr>
+        <w:t xml:space="preserve">Read terms: Fern excludes alteration; Moss permits it. → Match proposed use: Cropping is an alteration in these declared toy terms. → Choose eligible asset: Use Moss with its required </w:t>
+      </w:r>
+      <w:r>
+        <w:rPr>
+          <w:b/>
+        </w:rPr>
+        <w:t>attribution</w:t>
+      </w:r>
+      <w:r>
+        <w:rPr>
+          <w:b w:val="0"/>
+        </w:rPr>
+        <w:t>; do not crop Fern for this public guide.</w:t>
+      </w:r>
+    </w:p>
+    <w:p>
+      <w:pPr>
+        <w:spacing w:line="336" w:lineRule="auto" w:after="180"/>
+        <w:shd w:fill="F5F1FB"/>
+      </w:pPr>
+      <w:r>
+        <w:rPr>
+          <w:b w:val="0"/>
+        </w:rPr>
+        <w:t xml:space="preserve">Point to each numbered stage and explain which recorded </w:t>
+      </w:r>
+      <w:r>
+        <w:rPr>
+          <w:b/>
+        </w:rPr>
+        <w:t>input</w:t>
+      </w:r>
+      <w:r>
+        <w:rPr>
+          <w:b w:val="0"/>
+        </w:rPr>
+        <w:t xml:space="preserve"> it uses.</w:t>
+      </w:r>
+    </w:p>
+    <w:p>
+      <w:pPr>
+        <w:pStyle w:val="Heading3"/>
+      </w:pPr>
+      <w:r>
+        <w:t>My picture explanation, deciding evidence and one limit</w:t>
+      </w:r>
+    </w:p>
+    <w:p>
+      <w:r>
+        <w:t>________________________________________________________________</w:t>
+      </w:r>
+    </w:p>
+    <w:p>
+      <w:r>
+        <w:t>________________________________________________________________</w:t>
+      </w:r>
+    </w:p>
+    <w:p>
+      <w:r>
+        <w:t>________________________________________________________________</w:t>
+      </w:r>
+    </w:p>
+    <w:p>
+      <w:r>
+        <w:t>________________________________________________________________</w:t>
+      </w:r>
+    </w:p>
+    <w:p>
+      <w:pPr>
+        <w:pStyle w:val="Heading3"/>
+      </w:pPr>
+      <w:r>
+        <w:t>03. Copyright and permitted sources — evidence trace</w:t>
+      </w:r>
+    </w:p>
+    <w:p>
+      <w:r>
+        <w:drawing>
+          <wp:inline xmlns:a="http://schemas.openxmlformats.org/drawingml/2006/main" xmlns:pic="http://schemas.openxmlformats.org/drawingml/2006/picture">
+            <wp:extent cx="5486400" cy="3447288"/>
+            <wp:docPr id="4" name="Picture 4" descr="Copyright and permitted sources — evidence trace. Image A has L; image B has M. The project is a publicly downloadable adapted poster. | For this fictional policy, licence L permits classroom display with attribution but forbids public redistribution. Licence M permits adaptation and redistribution with attribution. Unknown permission means seek approval or choose a permitted alternative; this exercise is not a legal ruling. | A is not permitted for this use under L. B is permitted under the supplied M terms with attribution. Keep licence version and provenance."/>
+            <wp:cNvGraphicFramePr>
+              <a:graphicFrameLocks noChangeAspect="1"/>
+            </wp:cNvGraphicFramePr>
+            <a:graphic>
+              <a:graphicData uri="http://schemas.openxmlformats.org/drawingml/2006/picture">
+                <pic:pic>
+                  <pic:nvPicPr>
+                    <pic:cNvPr id="0" name="academy-story-ai-3-29-03.png"/>
+                    <pic:cNvPicPr/>
+                  </pic:nvPicPr>
+                  <pic:blipFill>
+                    <a:blip r:embed="rId12"/>
+                    <a:stretch>
+                      <a:fillRect/>
+                    </a:stretch>
+                  </pic:blipFill>
+                  <pic:spPr>
+                    <a:xfrm>
+                      <a:off x="0" y="0"/>
+                      <a:ext cx="5486400" cy="3447288"/>
+                    </a:xfrm>
+                    <a:prstGeom prst="rect"/>
+                  </pic:spPr>
+                </pic:pic>
+              </a:graphicData>
+            </a:graphic>
+          </wp:inline>
+        </w:drawing>
+      </w:r>
+    </w:p>
+    <w:p>
+      <w:pPr>
+        <w:spacing w:line="336" w:lineRule="auto" w:after="180"/>
+      </w:pPr>
+      <w:r>
+        <w:rPr>
+          <w:b/>
+        </w:rPr>
+        <w:t>Copyright</w:t>
+      </w:r>
+      <w:r>
+        <w:rPr>
+          <w:b w:val="0"/>
+        </w:rPr>
+        <w:t xml:space="preserve"> and permitted sources — </w:t>
+      </w:r>
+      <w:r>
+        <w:rPr>
+          <w:b/>
+        </w:rPr>
+        <w:t>evidence</w:t>
+      </w:r>
+      <w:r>
+        <w:rPr>
+          <w:b w:val="0"/>
+        </w:rPr>
+        <w:t xml:space="preserve"> trace. Image A has L; image B has M.</w:t>
+      </w:r>
+    </w:p>
+    <w:p>
+      <w:pPr>
+        <w:spacing w:line="336" w:lineRule="auto" w:after="180"/>
+      </w:pPr>
+      <w:r>
+        <w:rPr>
+          <w:b w:val="0"/>
+        </w:rPr>
+        <w:t xml:space="preserve">The project is a publicly downloadable adapted poster. | For this fictional policy, </w:t>
+      </w:r>
+      <w:r>
+        <w:rPr>
+          <w:b/>
+        </w:rPr>
+        <w:t>licence</w:t>
+      </w:r>
+      <w:r>
+        <w:rPr>
+          <w:b w:val="0"/>
+        </w:rPr>
+        <w:t xml:space="preserve"> L permits classroom display with </w:t>
+      </w:r>
+      <w:r>
+        <w:rPr>
+          <w:b/>
+        </w:rPr>
+        <w:t>attribution</w:t>
+      </w:r>
+      <w:r>
+        <w:rPr>
+          <w:b w:val="0"/>
+        </w:rPr>
+        <w:t xml:space="preserve"> but forbids public redistribution.</w:t>
+      </w:r>
+    </w:p>
+    <w:p>
+      <w:pPr>
+        <w:spacing w:line="336" w:lineRule="auto" w:after="180"/>
+      </w:pPr>
+      <w:r>
+        <w:rPr>
+          <w:b/>
+        </w:rPr>
+        <w:t>Licence</w:t>
+      </w:r>
+      <w:r>
+        <w:rPr>
+          <w:b w:val="0"/>
+        </w:rPr>
+        <w:t xml:space="preserve"> M permits adaptation and redistribution with </w:t>
+      </w:r>
+      <w:r>
+        <w:rPr>
+          <w:b/>
+        </w:rPr>
+        <w:t>attribution</w:t>
+      </w:r>
+      <w:r>
+        <w:rPr>
+          <w:b w:val="0"/>
+        </w:rPr>
+        <w:t>. Unknown permission means seek approval or choose a permitted alternative; this exercise is not a legal ruling. | A is not permitted for this use under L.</w:t>
+      </w:r>
+    </w:p>
+    <w:p>
+      <w:pPr>
+        <w:spacing w:line="336" w:lineRule="auto" w:after="180"/>
+      </w:pPr>
+      <w:r>
+        <w:rPr>
+          <w:b w:val="0"/>
+        </w:rPr>
+        <w:t xml:space="preserve">B is permitted under the supplied M terms with </w:t>
+      </w:r>
+      <w:r>
+        <w:rPr>
+          <w:b/>
+        </w:rPr>
+        <w:t>attribution</w:t>
+      </w:r>
+      <w:r>
+        <w:rPr>
+          <w:b w:val="0"/>
+        </w:rPr>
+        <w:t xml:space="preserve">. Keep </w:t>
+      </w:r>
+      <w:r>
+        <w:rPr>
+          <w:b/>
+        </w:rPr>
+        <w:t>licence</w:t>
+      </w:r>
+      <w:r>
+        <w:rPr>
+          <w:b w:val="0"/>
+        </w:rPr>
+        <w:t xml:space="preserve"> version and </w:t>
+      </w:r>
+      <w:r>
+        <w:rPr>
+          <w:b/>
+        </w:rPr>
+        <w:t>provenance</w:t>
+      </w:r>
+      <w:r>
+        <w:rPr>
+          <w:b w:val="0"/>
+        </w:rPr>
+        <w:t>.</w:t>
+      </w:r>
+    </w:p>
+    <w:p>
+      <w:pPr>
+        <w:spacing w:line="336" w:lineRule="auto" w:after="180"/>
+        <w:shd w:fill="F5F1FB"/>
+      </w:pPr>
+      <w:r>
+        <w:rPr>
+          <w:b w:val="0"/>
+        </w:rPr>
+        <w:t>Read the labels and values. Explain the relationship the model shows.</w:t>
+      </w:r>
+    </w:p>
+    <w:p>
+      <w:pPr>
+        <w:pStyle w:val="Heading3"/>
+      </w:pPr>
+      <w:r>
+        <w:t>My picture explanation, deciding evidence and one limit</w:t>
+      </w:r>
+    </w:p>
+    <w:p>
+      <w:r>
+        <w:t>________________________________________________________________</w:t>
+      </w:r>
+    </w:p>
+    <w:p>
+      <w:r>
+        <w:t>________________________________________________________________</w:t>
+      </w:r>
+    </w:p>
+    <w:p>
+      <w:r>
+        <w:t>________________________________________________________________</w:t>
+      </w:r>
+    </w:p>
+    <w:p>
+      <w:r>
+        <w:t>________________________________________________________________</w:t>
+      </w:r>
+    </w:p>
+    <w:p>
+      <w:pPr>
+        <w:pStyle w:val="Heading3"/>
+      </w:pPr>
+      <w:r>
+        <w:t>04. Change one thing. Trace what follows.</w:t>
+      </w:r>
+    </w:p>
+    <w:p>
+      <w:r>
+        <w:drawing>
+          <wp:inline xmlns:a="http://schemas.openxmlformats.org/drawingml/2006/main" xmlns:pic="http://schemas.openxmlformats.org/drawingml/2006/picture">
+            <wp:extent cx="5486400" cy="3026664"/>
+            <wp:docPr id="5" name="Picture 5" descr="Original case: Use Moss with its required attribution; do not crop Fern for this public guide. Changed condition: Use Fern unchanged and include the required attribution. Expected result: That use satisfies the stated fictional permission conditions. Reason: Its public redistribution is permitted when there is no alteration and attribution is included."/>
+            <wp:cNvGraphicFramePr>
+              <a:graphicFrameLocks noChangeAspect="1"/>
+            </wp:cNvGraphicFramePr>
+            <a:graphic>
+              <a:graphicData uri="http://schemas.openxmlformats.org/drawingml/2006/picture">
+                <pic:pic>
+                  <pic:nvPicPr>
+                    <pic:cNvPr id="0" name="academy-story-ai-3-29-04.png"/>
+                    <pic:cNvPicPr/>
+                  </pic:nvPicPr>
+                  <pic:blipFill>
+                    <a:blip r:embed="rId13"/>
+                    <a:stretch>
+                      <a:fillRect/>
+                    </a:stretch>
+                  </pic:blipFill>
+                  <pic:spPr>
+                    <a:xfrm>
+                      <a:off x="0" y="0"/>
+                      <a:ext cx="5486400" cy="3026664"/>
+                    </a:xfrm>
+                    <a:prstGeom prst="rect"/>
+                  </pic:spPr>
+                </pic:pic>
+              </a:graphicData>
+            </a:graphic>
+          </wp:inline>
+        </w:drawing>
+      </w:r>
+    </w:p>
+    <w:p>
+      <w:pPr>
+        <w:spacing w:line="336" w:lineRule="auto" w:after="180"/>
+      </w:pPr>
+      <w:r>
+        <w:rPr>
+          <w:b w:val="0"/>
+        </w:rPr>
+        <w:t xml:space="preserve">Original case: Use Moss with its required </w:t>
+      </w:r>
+      <w:r>
+        <w:rPr>
+          <w:b/>
+        </w:rPr>
+        <w:t>attribution</w:t>
+      </w:r>
+      <w:r>
+        <w:rPr>
+          <w:b w:val="0"/>
+        </w:rPr>
+        <w:t xml:space="preserve">; do not crop Fern for this public guide. Changed condition: Use Fern unchanged and include the required </w:t>
+      </w:r>
+      <w:r>
+        <w:rPr>
+          <w:b/>
+        </w:rPr>
+        <w:t>attribution</w:t>
+      </w:r>
+      <w:r>
+        <w:rPr>
+          <w:b w:val="0"/>
+        </w:rPr>
+        <w:t>.</w:t>
+      </w:r>
+    </w:p>
+    <w:p>
+      <w:pPr>
+        <w:spacing w:line="336" w:lineRule="auto" w:after="180"/>
+      </w:pPr>
+      <w:r>
+        <w:rPr>
+          <w:b w:val="0"/>
+        </w:rPr>
+        <w:t xml:space="preserve">Expected result: That use satisfies the stated fictional permission conditions. Reason: Its public redistribution is permitted when there is no alteration and </w:t>
+      </w:r>
+      <w:r>
+        <w:rPr>
+          <w:b/>
+        </w:rPr>
+        <w:t>attribution</w:t>
+      </w:r>
+      <w:r>
+        <w:rPr>
+          <w:b w:val="0"/>
+        </w:rPr>
+        <w:t xml:space="preserve"> is included.</w:t>
+      </w:r>
+    </w:p>
+    <w:p>
+      <w:pPr>
+        <w:spacing w:line="336" w:lineRule="auto" w:after="180"/>
+        <w:shd w:fill="F5F1FB"/>
+      </w:pPr>
+      <w:r>
+        <w:rPr>
+          <w:b w:val="0"/>
+        </w:rPr>
+        <w:t>Predict before checking the worked changed-case result. Name what changed and what the supplied facts allow you to conclude.</w:t>
+      </w:r>
+    </w:p>
+    <w:p>
+      <w:pPr>
+        <w:pStyle w:val="Heading3"/>
+      </w:pPr>
+      <w:r>
+        <w:t>My picture explanation, deciding evidence and one limit</w:t>
+      </w:r>
+    </w:p>
+    <w:p>
+      <w:r>
+        <w:t>________________________________________________________________</w:t>
+      </w:r>
+    </w:p>
+    <w:p>
+      <w:r>
+        <w:t>________________________________________________________________</w:t>
+      </w:r>
+    </w:p>
+    <w:p>
+      <w:r>
+        <w:t>________________________________________________________________</w:t>
+      </w:r>
+    </w:p>
+    <w:p>
+      <w:r>
+        <w:t>________________________________________________________________</w:t>
+      </w:r>
+    </w:p>
+    <w:p>
+      <w:pPr>
+        <w:pStyle w:val="Heading3"/>
+      </w:pPr>
+      <w:r>
+        <w:t>05. Connect the explanation to its limit</w:t>
+      </w:r>
+    </w:p>
+    <w:p>
+      <w:r>
+        <w:drawing>
+          <wp:inline xmlns:a="http://schemas.openxmlformats.org/drawingml/2006/main" xmlns:pic="http://schemas.openxmlformats.org/drawingml/2006/picture">
+            <wp:extent cx="5486400" cy="2834640"/>
+            <wp:docPr id="6" name="Picture 6" descr="Read the picture in order. Use Moss with its required attribution; do not crop Fern for this public guide. The arrows show which recorded input or intermediate result each decision uses. Explain the deciding step aloud before checking the changed case; pointing to the final answer alone does not show how it follows. Limit: Real permission decisions require the actual licence and use context. These invented terms teach condition matching, not legal advice."/>
+            <wp:cNvGraphicFramePr>
+              <a:graphicFrameLocks noChangeAspect="1"/>
+            </wp:cNvGraphicFramePr>
+            <a:graphic>
+              <a:graphicData uri="http://schemas.openxmlformats.org/drawingml/2006/picture">
+                <pic:pic>
+                  <pic:nvPicPr>
+                    <pic:cNvPr id="0" name="academy-story-ai-3-29-05.png"/>
+                    <pic:cNvPicPr/>
+                  </pic:nvPicPr>
+                  <pic:blipFill>
+                    <a:blip r:embed="rId14"/>
+                    <a:stretch>
+                      <a:fillRect/>
+                    </a:stretch>
+                  </pic:blipFill>
+                  <pic:spPr>
+                    <a:xfrm>
+                      <a:off x="0" y="0"/>
+                      <a:ext cx="5486400" cy="2834640"/>
+                    </a:xfrm>
+                    <a:prstGeom prst="rect"/>
+                  </pic:spPr>
+                </pic:pic>
+              </a:graphicData>
+            </a:graphic>
+          </wp:inline>
+        </w:drawing>
+      </w:r>
+    </w:p>
+    <w:p>
+      <w:pPr>
+        <w:spacing w:line="336" w:lineRule="auto" w:after="180"/>
+      </w:pPr>
+      <w:r>
+        <w:rPr>
+          <w:b w:val="0"/>
+        </w:rPr>
+        <w:t xml:space="preserve">Read the picture in order. Use Moss with its required </w:t>
+      </w:r>
+      <w:r>
+        <w:rPr>
+          <w:b/>
+        </w:rPr>
+        <w:t>attribution</w:t>
+      </w:r>
+      <w:r>
+        <w:rPr>
+          <w:b w:val="0"/>
+        </w:rPr>
+        <w:t xml:space="preserve">; do not crop Fern for this public guide. The arrows show which recorded </w:t>
+      </w:r>
+      <w:r>
+        <w:rPr>
+          <w:b/>
+        </w:rPr>
+        <w:t>input</w:t>
+      </w:r>
+      <w:r>
+        <w:rPr>
+          <w:b w:val="0"/>
+        </w:rPr>
+        <w:t xml:space="preserve"> or intermediate result each decision uses.</w:t>
+      </w:r>
+    </w:p>
+    <w:p>
+      <w:pPr>
+        <w:spacing w:line="336" w:lineRule="auto" w:after="180"/>
+      </w:pPr>
+      <w:r>
+        <w:rPr>
+          <w:b w:val="0"/>
+        </w:rPr>
+        <w:t xml:space="preserve">Explain the deciding step aloud before checking the changed case; pointing to the final answer alone does not show how it follows. Limit: Real permission decisions require the actual </w:t>
+      </w:r>
+      <w:r>
+        <w:rPr>
+          <w:b/>
+        </w:rPr>
+        <w:t>licence</w:t>
+      </w:r>
+      <w:r>
+        <w:rPr>
+          <w:b w:val="0"/>
+        </w:rPr>
+        <w:t xml:space="preserve"> and use context.</w:t>
+      </w:r>
+    </w:p>
+    <w:p>
+      <w:pPr>
+        <w:spacing w:line="336" w:lineRule="auto" w:after="180"/>
+      </w:pPr>
+      <w:r>
+        <w:rPr>
+          <w:b w:val="0"/>
+        </w:rPr>
+        <w:t>These invented terms teach condition matching, not legal advice.</w:t>
+      </w:r>
+    </w:p>
+    <w:p>
+      <w:pPr>
+        <w:spacing w:line="336" w:lineRule="auto" w:after="180"/>
+        <w:shd w:fill="F5F1FB"/>
+      </w:pPr>
+      <w:r>
+        <w:rPr>
+          <w:b w:val="0"/>
+        </w:rPr>
+        <w:t>Explain the case, then point to a limit on the claim.</w:t>
+      </w:r>
+    </w:p>
+    <w:p>
+      <w:pPr>
+        <w:pStyle w:val="Heading3"/>
+      </w:pPr>
+      <w:r>
+        <w:t>My picture explanation, deciding evidence and one limit</w:t>
+      </w:r>
+    </w:p>
+    <w:p>
+      <w:r>
+        <w:t>________________________________________________________________</w:t>
+      </w:r>
+    </w:p>
+    <w:p>
+      <w:r>
+        <w:t>________________________________________________________________</w:t>
+      </w:r>
+    </w:p>
+    <w:p>
+      <w:r>
+        <w:t>________________________________________________________________</w:t>
+      </w:r>
+    </w:p>
+    <w:p>
+      <w:r>
+        <w:t>________________________________________________________________</w:t>
+      </w:r>
+    </w:p>
+    <w:p>
+      <w:pPr>
+        <w:pStyle w:val="Heading3"/>
+      </w:pPr>
+      <w:r>
+        <w:t>06. Make the idea visible in your project</w:t>
+      </w:r>
+    </w:p>
+    <w:p>
+      <w:r>
+        <w:drawing>
+          <wp:inline xmlns:a="http://schemas.openxmlformats.org/drawingml/2006/main" xmlns:pic="http://schemas.openxmlformats.org/drawingml/2006/picture">
+            <wp:extent cx="5486400" cy="3681984"/>
+            <wp:docPr id="7" name="Picture 7" descr="For your Verified Study Buddy, save the input, procedure, observed result and limitation of this check. Label this worked example as practice; use a different, previously unreviewed case when checking independent understanding. Draw your input, deciding step, result and limit. Supported question: Does acknowledging Fern make a cropped version permitted? Point to the relevant step in the picture, then write the changed result and the rule or evidence that supports it."/>
+            <wp:cNvGraphicFramePr>
+              <a:graphicFrameLocks noChangeAspect="1"/>
+            </wp:cNvGraphicFramePr>
+            <a:graphic>
+              <a:graphicData uri="http://schemas.openxmlformats.org/drawingml/2006/picture">
+                <pic:pic>
+                  <pic:nvPicPr>
+                    <pic:cNvPr id="0" name="academy-story-ai-3-29-06.png"/>
+                    <pic:cNvPicPr/>
+                  </pic:nvPicPr>
+                  <pic:blipFill>
+                    <a:blip r:embed="rId15"/>
+                    <a:stretch>
+                      <a:fillRect/>
+                    </a:stretch>
+                  </pic:blipFill>
+                  <pic:spPr>
+                    <a:xfrm>
+                      <a:off x="0" y="0"/>
+                      <a:ext cx="5486400" cy="3681984"/>
+                    </a:xfrm>
+                    <a:prstGeom prst="rect"/>
+                  </pic:spPr>
+                </pic:pic>
+              </a:graphicData>
+            </a:graphic>
+          </wp:inline>
+        </w:drawing>
+      </w:r>
+    </w:p>
+    <w:p>
+      <w:pPr>
+        <w:spacing w:line="336" w:lineRule="auto" w:after="180"/>
+      </w:pPr>
+      <w:r>
+        <w:rPr>
+          <w:b w:val="0"/>
+        </w:rPr>
+        <w:t xml:space="preserve">For your Verified Study Buddy, save the </w:t>
+      </w:r>
+      <w:r>
+        <w:rPr>
+          <w:b/>
+        </w:rPr>
+        <w:t>input</w:t>
+      </w:r>
+      <w:r>
+        <w:rPr>
+          <w:b w:val="0"/>
+        </w:rPr>
+        <w:t>, procedure, observed result and limitation of this check.</w:t>
+      </w:r>
+    </w:p>
+    <w:p>
+      <w:pPr>
+        <w:spacing w:line="336" w:lineRule="auto" w:after="180"/>
+      </w:pPr>
+      <w:r>
+        <w:rPr>
+          <w:b w:val="0"/>
+        </w:rPr>
+        <w:t xml:space="preserve">Label this worked example as practice; use a different, previously unreviewed case when checking independent understanding. Draw your </w:t>
+      </w:r>
+      <w:r>
+        <w:rPr>
+          <w:b/>
+        </w:rPr>
+        <w:t>input</w:t>
+      </w:r>
+      <w:r>
+        <w:rPr>
+          <w:b w:val="0"/>
+        </w:rPr>
+        <w:t>, deciding step, result and limit.</w:t>
+      </w:r>
+    </w:p>
+    <w:p>
+      <w:pPr>
+        <w:spacing w:line="336" w:lineRule="auto" w:after="180"/>
+      </w:pPr>
+      <w:r>
+        <w:rPr>
+          <w:b w:val="0"/>
+        </w:rPr>
+        <w:t xml:space="preserve">Supported question: Does acknowledging Fern make a cropped version permitted? Point to the relevant step in the picture, then write the changed result and the rule or </w:t>
+      </w:r>
+      <w:r>
+        <w:rPr>
+          <w:b/>
+        </w:rPr>
+        <w:t>evidence</w:t>
+      </w:r>
+      <w:r>
+        <w:rPr>
+          <w:b w:val="0"/>
+        </w:rPr>
+        <w:t xml:space="preserve"> that supports it.</w:t>
+      </w:r>
+    </w:p>
+    <w:p>
+      <w:pPr>
+        <w:spacing w:line="336" w:lineRule="auto" w:after="180"/>
+        <w:shd w:fill="F5F1FB"/>
+      </w:pPr>
+      <w:r>
+        <w:rPr>
+          <w:b w:val="0"/>
+        </w:rPr>
+        <w:t xml:space="preserve">Draw your project trace and justify the deciding step using </w:t>
+      </w:r>
+      <w:r>
+        <w:rPr>
+          <w:b/>
+        </w:rPr>
+        <w:t>evidence</w:t>
+      </w:r>
+      <w:r>
+        <w:rPr>
+          <w:b w:val="0"/>
+        </w:rPr>
+        <w:t>.</w:t>
+      </w:r>
+    </w:p>
+    <w:p>
+      <w:pPr>
+        <w:pStyle w:val="Heading3"/>
+      </w:pPr>
+      <w:r>
+        <w:t>My picture explanation, deciding evidence and one limit</w:t>
       </w:r>
     </w:p>
     <w:p>

--- a/downloads/workbook/ai-3-week-29.docx
+++ b/downloads/workbook/ai-3-week-29.docx
@@ -1151,6 +1151,26 @@
     </w:p>
     <w:p>
       <w:pPr>
+        <w:pStyle w:val="Heading3"/>
+      </w:pPr>
+      <w:r>
+        <w:t>Where to find the supplied example</w:t>
+      </w:r>
+    </w:p>
+    <w:p>
+      <w:pPr>
+        <w:spacing w:line="336" w:lineRule="auto" w:after="180"/>
+        <w:shd w:fill="F1F6F8"/>
+      </w:pPr>
+      <w:r>
+        <w:rPr>
+          <w:b w:val="0"/>
+        </w:rPr>
+        <w:t>Reference for this exercise: open this week’s student lesson, “Copyright and Provenance”, at “See how it works” and “Follow a worked example”. Use the original worked values or code named in the question; the later pictorial case is a separate example. Keep this reference beside your workbook while practising.</w:t>
+      </w:r>
+    </w:p>
+    <w:p>
+      <w:pPr>
         <w:spacing w:line="336" w:lineRule="auto" w:after="180"/>
       </w:pPr>
       <w:r>
@@ -1493,6 +1513,26 @@
     <w:p>
       <w:r>
         <w:t>Design a revealing follow-up. Apply the supplied Copyright and Provenance facts and keep your reasoning.</w:t>
+      </w:r>
+    </w:p>
+    <w:p>
+      <w:pPr>
+        <w:pStyle w:val="Heading3"/>
+      </w:pPr>
+      <w:r>
+        <w:t>Where to find the supplied example</w:t>
+      </w:r>
+    </w:p>
+    <w:p>
+      <w:pPr>
+        <w:spacing w:line="336" w:lineRule="auto" w:after="180"/>
+        <w:shd w:fill="F1F6F8"/>
+      </w:pPr>
+      <w:r>
+        <w:rPr>
+          <w:b w:val="0"/>
+        </w:rPr>
+        <w:t>Reference for this exercise: open this week’s student lesson, “Copyright and Provenance”, at “See how it works” and “Follow a worked example”. Use the original worked values or code named in the question; the later pictorial case is a separate example. Keep this reference beside your workbook while practising.</w:t>
       </w:r>
     </w:p>
     <w:p>

--- a/downloads/workbook/ai-3-week-29.docx
+++ b/downloads/workbook/ai-3-week-29.docx
@@ -25,12 +25,518 @@
         <w:pStyle w:val="Heading1"/>
       </w:pPr>
       <w:r>
-        <w:t>01. Recall and choose your starting point</w:t>
-      </w:r>
-    </w:p>
-    <w:p>
-      <w:r>
-        <w:t>Record your starting explanation for Copyright and Provenance before opening notes. Show any later correction separately.</w:t>
+        <w:t>One connected source-permission and provenance record.</w:t>
+      </w:r>
+    </w:p>
+    <w:p>
+      <w:r>
+        <w:t>Explain terms, trace a public adaptation, audit scope and design a revealing use change.</w:t>
+      </w:r>
+    </w:p>
+    <w:p>
+      <w:r>
+        <w:t>Keep source/version, creator, edits, audience, credit and unresolved rights information together.</w:t>
+      </w:r>
+    </w:p>
+    <w:p>
+      <w:pPr>
+        <w:pStyle w:val="Heading1"/>
+      </w:pPr>
+      <w:r>
+        <w:t>01. Recall: reconnect earlier ideas</w:t>
+      </w:r>
+    </w:p>
+    <w:p>
+      <w:r>
+        <w:t>Retrieve before opening notes.</w:t>
+      </w:r>
+    </w:p>
+    <w:p>
+      <w:pPr>
+        <w:pStyle w:val="Heading2"/>
+      </w:pPr>
+      <w:r>
+        <w:t>Retrieve and explain</w:t>
+      </w:r>
+    </w:p>
+    <w:p>
+      <w:pPr>
+        <w:pStyle w:val="ListBullet"/>
+      </w:pPr>
+      <w:r>
+        <w:t>Try the recall before opening notes. Then use a different colour or a labelled second line to correct your explanation.</w:t>
+      </w:r>
+    </w:p>
+    <w:p>
+      <w:pPr>
+        <w:pStyle w:val="ListBullet"/>
+      </w:pPr>
+      <w:r>
+        <w:t>Without opening the old lesson, explain one key idea from Privacy by Design. Give an example and a mistake that the idea helps you avoid.</w:t>
+      </w:r>
+    </w:p>
+    <w:p>
+      <w:pPr>
+        <w:pStyle w:val="Heading3"/>
+      </w:pPr>
+      <w:r>
+        <w:t>My remembered idea, example and correction</w:t>
+      </w:r>
+    </w:p>
+    <w:p>
+      <w:r>
+        <w:t>________________________________________________________________</w:t>
+      </w:r>
+    </w:p>
+    <w:p>
+      <w:r>
+        <w:t>________________________________________________________________</w:t>
+      </w:r>
+    </w:p>
+    <w:p>
+      <w:r>
+        <w:t>________________________________________________________________</w:t>
+      </w:r>
+    </w:p>
+    <w:p>
+      <w:pPr>
+        <w:pStyle w:val="ListBullet"/>
+      </w:pPr>
+      <w:r>
+        <w:t>Without opening the old lesson, explain one key idea from Evaluation Sets. Give an example and a mistake that the idea helps you avoid.</w:t>
+      </w:r>
+    </w:p>
+    <w:p>
+      <w:pPr>
+        <w:pStyle w:val="Heading3"/>
+      </w:pPr>
+      <w:r>
+        <w:t>My remembered idea, example and correction</w:t>
+      </w:r>
+    </w:p>
+    <w:p>
+      <w:r>
+        <w:t>________________________________________________________________</w:t>
+      </w:r>
+    </w:p>
+    <w:p>
+      <w:r>
+        <w:t>________________________________________________________________</w:t>
+      </w:r>
+    </w:p>
+    <w:p>
+      <w:r>
+        <w:t>________________________________________________________________</w:t>
+      </w:r>
+    </w:p>
+    <w:p>
+      <w:pPr>
+        <w:pStyle w:val="ListBullet"/>
+      </w:pPr>
+      <w:r>
+        <w:t>Without opening the old lesson, explain one key idea from Block to Python Bridge. Give an example and a mistake that the idea helps you avoid.</w:t>
+      </w:r>
+    </w:p>
+    <w:p>
+      <w:pPr>
+        <w:pStyle w:val="Heading3"/>
+      </w:pPr>
+      <w:r>
+        <w:t>My remembered idea, example and correction</w:t>
+      </w:r>
+    </w:p>
+    <w:p>
+      <w:r>
+        <w:t>________________________________________________________________</w:t>
+      </w:r>
+    </w:p>
+    <w:p>
+      <w:r>
+        <w:t>________________________________________________________________</w:t>
+      </w:r>
+    </w:p>
+    <w:p>
+      <w:r>
+        <w:t>________________________________________________________________</w:t>
+      </w:r>
+    </w:p>
+    <w:p>
+      <w:pPr>
+        <w:pStyle w:val="Heading2"/>
+      </w:pPr>
+      <w:r>
+        <w:t>Earlier wording, alternatives and picture transcripts · reference / check after trying</w:t>
+      </w:r>
+    </w:p>
+    <w:p>
+      <w:pPr>
+        <w:pStyle w:val="Heading3"/>
+      </w:pPr>
+      <w:r>
+        <w:t>Privacy by Design</w:t>
+      </w:r>
+    </w:p>
+    <w:p>
+      <w:pPr>
+        <w:pStyle w:val="Heading3"/>
+      </w:pPr>
+      <w:r>
+        <w:t>Evaluation Sets</w:t>
+      </w:r>
+    </w:p>
+    <w:p>
+      <w:pPr>
+        <w:pStyle w:val="Heading3"/>
+      </w:pPr>
+      <w:r>
+        <w:t>Block to Python Bridge</w:t>
+      </w:r>
+    </w:p>
+    <w:p>
+      <w:pPr>
+        <w:pStyle w:val="Heading1"/>
+      </w:pPr>
+      <w:r>
+        <w:t>12. W1 · Explain permitted source use</w:t>
+      </w:r>
+    </w:p>
+    <w:p>
+      <w:r>
+        <w:t>Separate access, provenance, attribution and permission.</w:t>
+      </w:r>
+    </w:p>
+    <w:p>
+      <w:pPr>
+        <w:pStyle w:val="Heading2"/>
+      </w:pPr>
+      <w:r>
+        <w:t>Your evidence record</w:t>
+      </w:r>
+    </w:p>
+    <w:p>
+      <w:pPr>
+        <w:pStyle w:val="ListBullet"/>
+      </w:pPr>
+      <w:r>
+        <w:t>Fictional W2: L allows credited classroom display but no public redistribution; M allows adaptation/public redistribution with credit. Image A has L, B has M; public adapted poster can use B with credit. Main case F1/Fern allows credited unchanged public redistribution, not crop; M1/Moss allows crop+public redistribution with credit. Provenance records origin/edits; attribution does not override a stated restriction. Unknown terms remain unresolved, including generated assets.</w:t>
+      </w:r>
+    </w:p>
+    <w:p>
+      <w:pPr>
+        <w:pStyle w:val="ListBullet"/>
+      </w:pPr>
+      <w:r>
+        <w:t>Reference for this exercise: open this week’s student lesson, “Copyright and Provenance”, at “See how it works” and “Follow a worked example”. Use the original worked values or code named in the question; the later pictorial case is a separate example. Keep this reference beside your workbook while practising.</w:t>
+      </w:r>
+    </w:p>
+    <w:p>
+      <w:pPr>
+        <w:pStyle w:val="ListBullet"/>
+      </w:pPr>
+      <w:r>
+        <w:t>Explain the weekly mechanism in your own words. Use the worked scenario to name its input, decision rule and output.</w:t>
+      </w:r>
+    </w:p>
+    <w:p>
+      <w:pPr>
+        <w:pStyle w:val="Heading3"/>
+      </w:pPr>
+      <w:r>
+        <w:t>My reasoning and evidence</w:t>
+      </w:r>
+    </w:p>
+    <w:p>
+      <w:r>
+        <w:t>________________________________________________________________</w:t>
+      </w:r>
+    </w:p>
+    <w:p>
+      <w:r>
+        <w:t>________________________________________________________________</w:t>
+      </w:r>
+    </w:p>
+    <w:p>
+      <w:r>
+        <w:t>________________________________________________________________</w:t>
+      </w:r>
+    </w:p>
+    <w:p>
+      <w:r>
+        <w:t>________________________________________________________________</w:t>
+      </w:r>
+    </w:p>
+    <w:p>
+      <w:r>
+        <w:t>________________________________________________________________</w:t>
+      </w:r>
+    </w:p>
+    <w:p>
+      <w:r>
+        <w:t>________________________________________________________________</w:t>
+      </w:r>
+    </w:p>
+    <w:p>
+      <w:pPr>
+        <w:pStyle w:val="Heading1"/>
+      </w:pPr>
+      <w:r>
+        <w:t>13. W2 · Trace the L/M poster decision</w:t>
+      </w:r>
+    </w:p>
+    <w:p>
+      <w:r>
+        <w:t>Apply each term to public adaptation.</w:t>
+      </w:r>
+    </w:p>
+    <w:p>
+      <w:pPr>
+        <w:pStyle w:val="Heading2"/>
+      </w:pPr>
+      <w:r>
+        <w:t>Your evidence record</w:t>
+      </w:r>
+    </w:p>
+    <w:p>
+      <w:pPr>
+        <w:pStyle w:val="ListBullet"/>
+      </w:pPr>
+      <w:r>
+        <w:t>Fictional W2: L allows credited classroom display but no public redistribution; M allows adaptation/public redistribution with credit. Image A has L, B has M; public adapted poster can use B with credit. Main case F1/Fern allows credited unchanged public redistribution, not crop; M1/Moss allows crop+public redistribution with credit. Provenance records origin/edits; attribution does not override a stated restriction. Unknown terms remain unresolved, including generated assets.</w:t>
+      </w:r>
+    </w:p>
+    <w:p>
+      <w:pPr>
+        <w:pStyle w:val="ListBullet"/>
+      </w:pPr>
+      <w:r>
+        <w:t>Image A has L; image B has M. The project is a publicly downloadable adapted poster. Show the intermediate steps and give the conclusion with its scope.</w:t>
+      </w:r>
+    </w:p>
+    <w:p>
+      <w:pPr>
+        <w:pStyle w:val="Heading3"/>
+      </w:pPr>
+      <w:r>
+        <w:t>My reasoning and evidence</w:t>
+      </w:r>
+    </w:p>
+    <w:p>
+      <w:r>
+        <w:t>________________________________________________________________</w:t>
+      </w:r>
+    </w:p>
+    <w:p>
+      <w:r>
+        <w:t>________________________________________________________________</w:t>
+      </w:r>
+    </w:p>
+    <w:p>
+      <w:r>
+        <w:t>________________________________________________________________</w:t>
+      </w:r>
+    </w:p>
+    <w:p>
+      <w:r>
+        <w:t>________________________________________________________________</w:t>
+      </w:r>
+    </w:p>
+    <w:p>
+      <w:r>
+        <w:t>________________________________________________________________</w:t>
+      </w:r>
+    </w:p>
+    <w:p>
+      <w:r>
+        <w:t>________________________________________________________________</w:t>
+      </w:r>
+    </w:p>
+    <w:p>
+      <w:r>
+        <w:t>________________________________________________________________</w:t>
+      </w:r>
+    </w:p>
+    <w:p>
+      <w:pPr>
+        <w:pStyle w:val="Heading1"/>
+      </w:pPr>
+      <w:r>
+        <w:t>14. W3 · Audit legal overgeneralisation</w:t>
+      </w:r>
+    </w:p>
+    <w:p>
+      <w:r>
+        <w:t>The fictional rules do not establish universal copyright outcomes.</w:t>
+      </w:r>
+    </w:p>
+    <w:p>
+      <w:pPr>
+        <w:pStyle w:val="Heading2"/>
+      </w:pPr>
+      <w:r>
+        <w:t>Your evidence record</w:t>
+      </w:r>
+    </w:p>
+    <w:p>
+      <w:pPr>
+        <w:pStyle w:val="ListBullet"/>
+      </w:pPr>
+      <w:r>
+        <w:t>Fictional W2: L allows credited classroom display but no public redistribution; M allows adaptation/public redistribution with credit. Image A has L, B has M; public adapted poster can use B with credit. Main case F1/Fern allows credited unchanged public redistribution, not crop; M1/Moss allows crop+public redistribution with credit. Provenance records origin/edits; attribution does not override a stated restriction. Unknown terms remain unresolved, including generated assets.</w:t>
+      </w:r>
+    </w:p>
+    <w:p>
+      <w:pPr>
+        <w:pStyle w:val="ListBullet"/>
+      </w:pPr>
+      <w:r>
+        <w:t>A report omits this qualification: Real legal outcomes depend on jurisdiction and facts; supplied licence terms define this classroom exercise, not universal copyright law. Explain how omitting it could change a reader's interpretation, and write an accurate replacement.</w:t>
+      </w:r>
+    </w:p>
+    <w:p>
+      <w:pPr>
+        <w:pStyle w:val="Heading3"/>
+      </w:pPr>
+      <w:r>
+        <w:t>My reasoning and evidence</w:t>
+      </w:r>
+    </w:p>
+    <w:p>
+      <w:r>
+        <w:t>________________________________________________________________</w:t>
+      </w:r>
+    </w:p>
+    <w:p>
+      <w:r>
+        <w:t>________________________________________________________________</w:t>
+      </w:r>
+    </w:p>
+    <w:p>
+      <w:r>
+        <w:t>________________________________________________________________</w:t>
+      </w:r>
+    </w:p>
+    <w:p>
+      <w:r>
+        <w:t>________________________________________________________________</w:t>
+      </w:r>
+    </w:p>
+    <w:p>
+      <w:r>
+        <w:t>________________________________________________________________</w:t>
+      </w:r>
+    </w:p>
+    <w:p>
+      <w:r>
+        <w:t>________________________________________________________________</w:t>
+      </w:r>
+    </w:p>
+    <w:p>
+      <w:pPr>
+        <w:pStyle w:val="Heading1"/>
+      </w:pPr>
+      <w:r>
+        <w:t>16. W5 · Design a revealing permission change</w:t>
+      </w:r>
+    </w:p>
+    <w:p>
+      <w:r>
+        <w:t>Specify exact toy terms and proposed use before judging.</w:t>
+      </w:r>
+    </w:p>
+    <w:p>
+      <w:pPr>
+        <w:pStyle w:val="Heading2"/>
+      </w:pPr>
+      <w:r>
+        <w:t>Your evidence record</w:t>
+      </w:r>
+    </w:p>
+    <w:p>
+      <w:pPr>
+        <w:pStyle w:val="ListBullet"/>
+      </w:pPr>
+      <w:r>
+        <w:t>Fictional W2: L allows credited classroom display but no public redistribution; M allows adaptation/public redistribution with credit. Image A has L, B has M; public adapted poster can use B with credit. Main case F1/Fern allows credited unchanged public redistribution, not crop; M1/Moss allows crop+public redistribution with credit. Provenance records origin/edits; attribution does not override a stated restriction. Unknown terms remain unresolved, including generated assets.</w:t>
+      </w:r>
+    </w:p>
+    <w:p>
+      <w:pPr>
+        <w:pStyle w:val="ListBullet"/>
+      </w:pPr>
+      <w:r>
+        <w:t>Reference for this exercise: open this week’s student lesson, “Copyright and Provenance”, at “See how it works” and “Follow a worked example”. Use the original worked values or code named in the question; the later pictorial case is a separate example. Keep this reference beside your workbook while practising.</w:t>
+      </w:r>
+    </w:p>
+    <w:p>
+      <w:pPr>
+        <w:pStyle w:val="ListBullet"/>
+      </w:pPr>
+      <w:r>
+        <w:t>For the worked scenario, propose one additional case that could reveal a failure, describe its expected outcome before running it, and explain what would need to remain fixed for a fair comparison. Do not reuse W4 as a new final test after receiving feedback.</w:t>
+      </w:r>
+    </w:p>
+    <w:p>
+      <w:pPr>
+        <w:pStyle w:val="Heading3"/>
+      </w:pPr>
+      <w:r>
+        <w:t>My reasoning and evidence</w:t>
+      </w:r>
+    </w:p>
+    <w:p>
+      <w:r>
+        <w:t>________________________________________________________________</w:t>
+      </w:r>
+    </w:p>
+    <w:p>
+      <w:r>
+        <w:t>________________________________________________________________</w:t>
+      </w:r>
+    </w:p>
+    <w:p>
+      <w:r>
+        <w:t>________________________________________________________________</w:t>
+      </w:r>
+    </w:p>
+    <w:p>
+      <w:r>
+        <w:t>________________________________________________________________</w:t>
+      </w:r>
+    </w:p>
+    <w:p>
+      <w:r>
+        <w:t>________________________________________________________________</w:t>
+      </w:r>
+    </w:p>
+    <w:p>
+      <w:r>
+        <w:t>________________________________________________________________</w:t>
+      </w:r>
+    </w:p>
+    <w:p>
+      <w:r>
+        <w:t>________________________________________________________________</w:t>
+      </w:r>
+    </w:p>
+    <w:p>
+      <w:pPr>
+        <w:pStyle w:val="Heading1"/>
+      </w:pPr>
+      <w:r>
+        <w:t>04. W4 · Check the new public-quotation plan independently</w:t>
+      </w:r>
+    </w:p>
+    <w:p>
+      <w:r>
+        <w:t>Keep one first attempt before hints or feedback.</w:t>
+      </w:r>
+    </w:p>
+    <w:p>
+      <w:pPr>
+        <w:pStyle w:val="Heading2"/>
+      </w:pPr>
+      <w:r>
+        <w:t>Read and explain independently</w:t>
       </w:r>
     </w:p>
     <w:p>
@@ -41,380 +547,7 @@
         <w:rPr>
           <w:b w:val="0"/>
         </w:rPr>
-        <w:t>Try the recall before opening notes. Then use a different colour or a labelled second line to correct your explanation.</w:t>
-      </w:r>
-    </w:p>
-    <w:p>
-      <w:pPr>
-        <w:pStyle w:val="Heading3"/>
-      </w:pPr>
-      <w:r>
-        <w:t>Privacy by Design</w:t>
-      </w:r>
-    </w:p>
-    <w:p>
-      <w:pPr>
-        <w:spacing w:line="336" w:lineRule="auto" w:after="180"/>
-      </w:pPr>
-      <w:r>
-        <w:rPr>
-          <w:b w:val="0"/>
-        </w:rPr>
-        <w:t>Without opening the old lesson, explain one key idea from Privacy by Design. Give an example and a mistake that the idea helps you avoid.</w:t>
-      </w:r>
-    </w:p>
-    <w:p>
-      <w:pPr>
-        <w:pStyle w:val="Heading3"/>
-      </w:pPr>
-      <w:r>
-        <w:t>My remembered idea, example and correction</w:t>
-      </w:r>
-    </w:p>
-    <w:p>
-      <w:r>
-        <w:t>________________________________________________________________</w:t>
-      </w:r>
-    </w:p>
-    <w:p>
-      <w:r>
-        <w:t>________________________________________________________________</w:t>
-      </w:r>
-    </w:p>
-    <w:p>
-      <w:r>
-        <w:t>________________________________________________________________</w:t>
-      </w:r>
-    </w:p>
-    <w:p>
-      <w:pPr>
-        <w:pStyle w:val="Heading3"/>
-      </w:pPr>
-      <w:r>
-        <w:t>Evaluation Sets</w:t>
-      </w:r>
-    </w:p>
-    <w:p>
-      <w:pPr>
-        <w:spacing w:line="336" w:lineRule="auto" w:after="180"/>
-      </w:pPr>
-      <w:r>
-        <w:rPr>
-          <w:b w:val="0"/>
-        </w:rPr>
-        <w:t>Without opening the old lesson, explain one key idea from Evaluation Sets. Give an example and a mistake that the idea helps you avoid.</w:t>
-      </w:r>
-    </w:p>
-    <w:p>
-      <w:pPr>
-        <w:pStyle w:val="Heading3"/>
-      </w:pPr>
-      <w:r>
-        <w:t>My remembered idea, example and correction</w:t>
-      </w:r>
-    </w:p>
-    <w:p>
-      <w:r>
-        <w:t>________________________________________________________________</w:t>
-      </w:r>
-    </w:p>
-    <w:p>
-      <w:r>
-        <w:t>________________________________________________________________</w:t>
-      </w:r>
-    </w:p>
-    <w:p>
-      <w:r>
-        <w:t>________________________________________________________________</w:t>
-      </w:r>
-    </w:p>
-    <w:p>
-      <w:pPr>
-        <w:pStyle w:val="Heading3"/>
-      </w:pPr>
-      <w:r>
-        <w:t>Block to Python Bridge</w:t>
-      </w:r>
-    </w:p>
-    <w:p>
-      <w:pPr>
-        <w:spacing w:line="336" w:lineRule="auto" w:after="180"/>
-      </w:pPr>
-      <w:r>
-        <w:rPr>
-          <w:b w:val="0"/>
-        </w:rPr>
-        <w:t>Without opening the old lesson, explain one key idea from Block to Python Bridge. Give an example and a mistake that the idea helps you avoid.</w:t>
-      </w:r>
-    </w:p>
-    <w:p>
-      <w:pPr>
-        <w:pStyle w:val="Heading3"/>
-      </w:pPr>
-      <w:r>
-        <w:t>My remembered idea, example and correction</w:t>
-      </w:r>
-    </w:p>
-    <w:p>
-      <w:r>
-        <w:t>________________________________________________________________</w:t>
-      </w:r>
-    </w:p>
-    <w:p>
-      <w:r>
-        <w:t>________________________________________________________________</w:t>
-      </w:r>
-    </w:p>
-    <w:p>
-      <w:r>
-        <w:t>________________________________________________________________</w:t>
-      </w:r>
-    </w:p>
-    <w:p>
-      <w:pPr>
-        <w:pStyle w:val="Heading1"/>
-      </w:pPr>
-      <w:r>
-        <w:t>02. Practise with fading help</w:t>
-      </w:r>
-    </w:p>
-    <w:p>
-      <w:r>
-        <w:t>Complete the supported Copyright and Provenance trace and record the first step you can explain without help.</w:t>
-      </w:r>
-    </w:p>
-    <w:p>
-      <w:pPr>
-        <w:spacing w:line="336" w:lineRule="auto" w:after="180"/>
-      </w:pPr>
-      <w:r>
-        <w:rPr>
-          <w:b w:val="0"/>
-        </w:rPr>
-        <w:t xml:space="preserve">Use W2: Trace the worked case for </w:t>
-      </w:r>
-      <w:r>
-        <w:rPr>
-          <w:b/>
-        </w:rPr>
-        <w:t>Copyright</w:t>
-      </w:r>
-      <w:r>
-        <w:rPr>
-          <w:b w:val="0"/>
-        </w:rPr>
-        <w:t xml:space="preserve"> and permitted sources. Record the answer once; the lesson and workbook refer to the same attempt.</w:t>
-      </w:r>
-    </w:p>
-    <w:tbl>
-      <w:tblPr>
-        <w:tblStyle w:val="LightShading-Accent1"/>
-        <w:tblW w:type="auto" w:w="0"/>
-        <w:tblLook w:firstColumn="1" w:firstRow="1" w:lastColumn="0" w:lastRow="0" w:noHBand="0" w:noVBand="1" w:val="04A0"/>
-      </w:tblPr>
-      <w:tblGrid>
-        <w:gridCol w:w="2556"/>
-        <w:gridCol w:w="2556"/>
-        <w:gridCol w:w="2556"/>
-        <w:gridCol w:w="2556"/>
-      </w:tblGrid>
-      <w:tr>
-        <w:trPr>
-          <w:tblHeader/>
-        </w:trPr>
-        <w:tc>
-          <w:tcPr>
-            <w:tcW w:type="dxa" w:w="2556"/>
-          </w:tcPr>
-          <w:p>
-            <w:r>
-              <w:t>Given inputs</w:t>
-            </w:r>
-          </w:p>
-        </w:tc>
-        <w:tc>
-          <w:tcPr>
-            <w:tcW w:type="dxa" w:w="2556"/>
-          </w:tcPr>
-          <w:p>
-            <w:r>
-              <w:t>Procedure I chose</w:t>
-            </w:r>
-          </w:p>
-        </w:tc>
-        <w:tc>
-          <w:tcPr>
-            <w:tcW w:type="dxa" w:w="2556"/>
-          </w:tcPr>
-          <w:p>
-            <w:r>
-              <w:t>Middle steps</w:t>
-            </w:r>
-          </w:p>
-        </w:tc>
-        <w:tc>
-          <w:tcPr>
-            <w:tcW w:type="dxa" w:w="2556"/>
-          </w:tcPr>
-          <w:p>
-            <w:r>
-              <w:t>Result and check</w:t>
-            </w:r>
-          </w:p>
-        </w:tc>
-      </w:tr>
-      <w:tr>
-        <w:tc>
-          <w:tcPr>
-            <w:tcW w:type="dxa" w:w="2556"/>
-          </w:tcPr>
-          <w:p>
-            <w:r/>
-          </w:p>
-        </w:tc>
-        <w:tc>
-          <w:tcPr>
-            <w:tcW w:type="dxa" w:w="2556"/>
-          </w:tcPr>
-          <w:p>
-            <w:r/>
-          </w:p>
-        </w:tc>
-        <w:tc>
-          <w:tcPr>
-            <w:tcW w:type="dxa" w:w="2556"/>
-          </w:tcPr>
-          <w:p>
-            <w:r/>
-          </w:p>
-        </w:tc>
-        <w:tc>
-          <w:tcPr>
-            <w:tcW w:type="dxa" w:w="2556"/>
-          </w:tcPr>
-          <w:p>
-            <w:r/>
-          </w:p>
-        </w:tc>
-      </w:tr>
-    </w:tbl>
-    <w:p>
-      <w:pPr>
-        <w:pStyle w:val="Heading3"/>
-      </w:pPr>
-      <w:r>
-        <w:t>The step I completed without help, and the hint I needed</w:t>
-      </w:r>
-    </w:p>
-    <w:p>
-      <w:r>
-        <w:t>________________________________________________________________</w:t>
-      </w:r>
-    </w:p>
-    <w:p>
-      <w:r>
-        <w:t>________________________________________________________________</w:t>
-      </w:r>
-    </w:p>
-    <w:p>
-      <w:r>
-        <w:t>________________________________________________________________</w:t>
-      </w:r>
-    </w:p>
-    <w:p>
-      <w:pPr>
-        <w:pStyle w:val="Heading1"/>
-      </w:pPr>
-      <w:r>
-        <w:t>03. Individual reasoning check</w:t>
-      </w:r>
-    </w:p>
-    <w:p>
-      <w:r>
-        <w:t>Check the proposed Copyright and Provenance explanation against the supplied facts before discussing it.</w:t>
-      </w:r>
-    </w:p>
-    <w:p>
-      <w:pPr>
-        <w:spacing w:line="336" w:lineRule="auto" w:after="180"/>
-      </w:pPr>
-      <w:r>
-        <w:rPr>
-          <w:b w:val="0"/>
-        </w:rPr>
-        <w:t xml:space="preserve">Use the worked case for </w:t>
-      </w:r>
-      <w:r>
-        <w:rPr>
-          <w:b/>
-        </w:rPr>
-        <w:t>Copyright</w:t>
-      </w:r>
-      <w:r>
-        <w:rPr>
-          <w:b w:val="0"/>
-        </w:rPr>
-        <w:t xml:space="preserve"> and permitted sources. Proposed explanation: “The worked result establishes every future case”. Decide whether this explanation is supported.</w:t>
-      </w:r>
-    </w:p>
-    <w:p>
-      <w:pPr>
-        <w:spacing w:line="336" w:lineRule="auto" w:after="180"/>
-      </w:pPr>
-      <w:r>
-        <w:rPr>
-          <w:b w:val="0"/>
-        </w:rPr>
-        <w:t>Point to the step or supplied fact that decides; explain your repair if needed.</w:t>
-      </w:r>
-    </w:p>
-    <w:p>
-      <w:pPr>
-        <w:pStyle w:val="Heading3"/>
-      </w:pPr>
-      <w:r>
-        <w:t>My explanation before partner discussion</w:t>
-      </w:r>
-    </w:p>
-    <w:p>
-      <w:r>
-        <w:t>________________________________________________________________</w:t>
-      </w:r>
-    </w:p>
-    <w:p>
-      <w:r>
-        <w:t>________________________________________________________________</w:t>
-      </w:r>
-    </w:p>
-    <w:p>
-      <w:r>
-        <w:t>________________________________________________________________</w:t>
-      </w:r>
-    </w:p>
-    <w:p>
-      <w:r>
-        <w:t>________________________________________________________________</w:t>
-      </w:r>
-    </w:p>
-    <w:p>
-      <w:pPr>
-        <w:pStyle w:val="Heading1"/>
-      </w:pPr>
-      <w:r>
-        <w:t>04. Independent transfer case</w:t>
-      </w:r>
-    </w:p>
-    <w:p>
-      <w:r>
-        <w:t>Write one first attempt at the reserved independent case before feedback. Repeated copies of that case refer to the same recorded attempt.</w:t>
-      </w:r>
-    </w:p>
-    <w:p>
-      <w:pPr>
-        <w:pStyle w:val="Heading3"/>
-      </w:pPr>
-      <w:r>
-        <w:t>Independent case: Apply a new case independently</w:t>
+        <w:t>Apply only the supplied fictional C and D terms and the stated 40-word proposed quotation. No legal exception or actual source passage is supplied. Explain which condition is unmet and what revision or additional permission would satisfy this classroom policy.</w:t>
       </w:r>
     </w:p>
     <w:p>
@@ -485,6 +618,14 @@
     </w:p>
     <w:p>
       <w:pPr>
+        <w:pStyle w:val="Heading2"/>
+      </w:pPr>
+      <w:r>
+        <w:t>Keep a fair record</w:t>
+      </w:r>
+    </w:p>
+    <w:p>
+      <w:pPr>
         <w:spacing w:line="336" w:lineRule="auto" w:after="180"/>
       </w:pPr>
       <w:r>
@@ -496,15 +637,39 @@
     </w:p>
     <w:p>
       <w:pPr>
+        <w:pStyle w:val="Heading2"/>
+      </w:pPr>
+      <w:r>
+        <w:t>Earlier wording, alternatives and picture transcripts · reference / check after trying</w:t>
+      </w:r>
+    </w:p>
+    <w:p>
+      <w:pPr>
+        <w:pStyle w:val="Heading3"/>
+      </w:pPr>
+      <w:r>
+        <w:t>Independent case: Apply a new case independently</w:t>
+      </w:r>
+    </w:p>
+    <w:p>
+      <w:pPr>
         <w:pStyle w:val="Heading1"/>
       </w:pPr>
       <w:r>
-        <w:t>05. Your learning target</w:t>
-      </w:r>
-    </w:p>
-    <w:p>
-      <w:r>
-        <w:t>Connect the Copyright and Provenance target to a trace and a justified conclusion.</w:t>
+        <w:t>09. Project · Keep the decision and its evidence</w:t>
+      </w:r>
+    </w:p>
+    <w:p>
+      <w:r>
+        <w:t>Add this week’s change to your existing project record.</w:t>
+      </w:r>
+    </w:p>
+    <w:p>
+      <w:pPr>
+        <w:pStyle w:val="Heading2"/>
+      </w:pPr>
+      <w:r>
+        <w:t>Your evidence record</w:t>
       </w:r>
     </w:p>
     <w:p>
@@ -515,19 +680,7 @@
         <w:rPr>
           <w:b w:val="0"/>
         </w:rPr>
-        <w:t xml:space="preserve">A project uses an image found through search. Its author is known but its </w:t>
-      </w:r>
-      <w:r>
-        <w:rPr>
-          <w:b/>
-        </w:rPr>
-        <w:t>licence</w:t>
-      </w:r>
-      <w:r>
-        <w:rPr>
-          <w:b w:val="0"/>
-        </w:rPr>
-        <w:t xml:space="preserve"> is missing. Is naming the author enough to establish reuse permission? Describe a </w:t>
+        <w:t xml:space="preserve">Attach citations and </w:t>
       </w:r>
       <w:r>
         <w:rPr>
@@ -539,20 +692,7 @@
         <w:rPr>
           <w:b w:val="0"/>
         </w:rPr>
-        <w:t xml:space="preserve"> record and next action.</w:t>
-      </w:r>
-    </w:p>
-    <w:p>
-      <w:pPr>
-        <w:pStyle w:val="Heading1"/>
-      </w:pPr>
-      <w:r>
-        <w:t>06. Solve the given case</w:t>
-      </w:r>
-    </w:p>
-    <w:p>
-      <w:r>
-        <w:t>Solve the supplied Copyright and Provenance case and show the deciding evidence.</w:t>
+        <w:t xml:space="preserve"> metadata to every Study Buddy learning asset.</w:t>
       </w:r>
     </w:p>
     <w:p>
@@ -563,42 +703,7 @@
         <w:rPr>
           <w:b w:val="0"/>
         </w:rPr>
-        <w:t>A slide reuses an online photograph and textbook paragraph.</w:t>
-      </w:r>
-    </w:p>
-    <w:p>
-      <w:pPr>
-        <w:spacing w:line="336" w:lineRule="auto" w:after="180"/>
-        <w:shd w:fill="F5F1FB"/>
-      </w:pPr>
-      <w:r>
-        <w:rPr>
-          <w:b w:val="0"/>
-        </w:rPr>
-        <w:t xml:space="preserve">What </w:t>
-      </w:r>
-      <w:r>
-        <w:rPr>
-          <w:b/>
-        </w:rPr>
-        <w:t>provenance</w:t>
-      </w:r>
-      <w:r>
-        <w:rPr>
-          <w:b w:val="0"/>
-        </w:rPr>
-        <w:t xml:space="preserve"> and reuse checks are needed?</w:t>
-      </w:r>
-    </w:p>
-    <w:p>
-      <w:pPr>
-        <w:spacing w:line="336" w:lineRule="auto" w:after="180"/>
-      </w:pPr>
-      <w:r>
-        <w:rPr>
-          <w:b w:val="0"/>
-        </w:rPr>
-        <w:t xml:space="preserve">Show your trace, calculation or </w:t>
+        <w:t xml:space="preserve">The project change and </w:t>
       </w:r>
       <w:r>
         <w:rPr>
@@ -606,333 +711,6 @@
         </w:rPr>
         <w:t>evidence</w:t>
       </w:r>
-    </w:p>
-    <w:p>
-      <w:pPr>
-        <w:pStyle w:val="Heading3"/>
-      </w:pPr>
-      <w:r>
-        <w:t>Write or draw your reasoning and evidence.</w:t>
-      </w:r>
-    </w:p>
-    <w:p>
-      <w:r>
-        <w:t>________________________________________________________________</w:t>
-      </w:r>
-    </w:p>
-    <w:p>
-      <w:r>
-        <w:t>________________________________________________________________</w:t>
-      </w:r>
-    </w:p>
-    <w:p>
-      <w:r>
-        <w:t>________________________________________________________________</w:t>
-      </w:r>
-    </w:p>
-    <w:p>
-      <w:r>
-        <w:t>________________________________________________________________</w:t>
-      </w:r>
-    </w:p>
-    <w:p>
-      <w:r>
-        <w:t>________________________________________________________________</w:t>
-      </w:r>
-    </w:p>
-    <w:p>
-      <w:pPr>
-        <w:pStyle w:val="Heading1"/>
-      </w:pPr>
-      <w:r>
-        <w:t>07. Check a changed case</w:t>
-      </w:r>
-    </w:p>
-    <w:p>
-      <w:r>
-        <w:t>Apply the procedure to the changed case and record why the conclusion follows.</w:t>
-      </w:r>
-    </w:p>
-    <w:p>
-      <w:pPr>
-        <w:spacing w:line="336" w:lineRule="auto" w:after="180"/>
-        <w:shd w:fill="F5F1FB"/>
-      </w:pPr>
-      <w:r>
-        <w:rPr>
-          <w:b w:val="0"/>
-        </w:rPr>
-        <w:t xml:space="preserve">You find an attractive illustration online with no </w:t>
-      </w:r>
-      <w:r>
-        <w:rPr>
-          <w:b/>
-        </w:rPr>
-        <w:t>license</w:t>
-      </w:r>
-      <w:r>
-        <w:rPr>
-          <w:b w:val="0"/>
-        </w:rPr>
-        <w:t xml:space="preserve"> information. What should you record and check before reusing it in a public project?</w:t>
-      </w:r>
-    </w:p>
-    <w:p>
-      <w:pPr>
-        <w:spacing w:line="336" w:lineRule="auto" w:after="180"/>
-      </w:pPr>
-      <w:r>
-        <w:rPr>
-          <w:b w:val="0"/>
-        </w:rPr>
-        <w:t>My independent answer and reason</w:t>
-      </w:r>
-    </w:p>
-    <w:p>
-      <w:pPr>
-        <w:pStyle w:val="Heading3"/>
-      </w:pPr>
-      <w:r>
-        <w:t>Write or draw your reasoning and evidence.</w:t>
-      </w:r>
-    </w:p>
-    <w:p>
-      <w:r>
-        <w:t>________________________________________________________________</w:t>
-      </w:r>
-    </w:p>
-    <w:p>
-      <w:r>
-        <w:t>________________________________________________________________</w:t>
-      </w:r>
-    </w:p>
-    <w:p>
-      <w:r>
-        <w:t>________________________________________________________________</w:t>
-      </w:r>
-    </w:p>
-    <w:p>
-      <w:r>
-        <w:t>________________________________________________________________</w:t>
-      </w:r>
-    </w:p>
-    <w:p>
-      <w:r>
-        <w:t>________________________________________________________________</w:t>
-      </w:r>
-    </w:p>
-    <w:p>
-      <w:pPr>
-        <w:pStyle w:val="Heading3"/>
-      </w:pPr>
-      <w:r>
-        <w:t>Week 29 Test and reflect</w:t>
-      </w:r>
-    </w:p>
-    <w:p>
-      <w:pPr>
-        <w:pStyle w:val="Heading1"/>
-      </w:pPr>
-      <w:r>
-        <w:t>08. Design a revealing test</w:t>
-      </w:r>
-    </w:p>
-    <w:p>
-      <w:r>
-        <w:t>Specify a changed input, expected result and observation separately.</w:t>
-      </w:r>
-    </w:p>
-    <w:p>
-      <w:pPr>
-        <w:spacing w:line="336" w:lineRule="auto" w:after="180"/>
-      </w:pPr>
-      <w:r>
-        <w:rPr>
-          <w:b w:val="0"/>
-        </w:rPr>
-        <w:t xml:space="preserve">Create a changed </w:t>
-      </w:r>
-      <w:r>
-        <w:rPr>
-          <w:b/>
-        </w:rPr>
-        <w:t>input</w:t>
-      </w:r>
-      <w:r>
-        <w:rPr>
-          <w:b w:val="0"/>
-        </w:rPr>
-        <w:t>, boundary case or missing-information case. Write the expected answer or safe response before testing.</w:t>
-      </w:r>
-    </w:p>
-    <w:tbl>
-      <w:tblPr>
-        <w:tblStyle w:val="LightShading-Accent1"/>
-        <w:tblW w:type="auto" w:w="0"/>
-        <w:tblLook w:firstColumn="1" w:firstRow="1" w:lastColumn="0" w:lastRow="0" w:noHBand="0" w:noVBand="1" w:val="04A0"/>
-      </w:tblPr>
-      <w:tblGrid>
-        <w:gridCol w:w="5112"/>
-        <w:gridCol w:w="5112"/>
-      </w:tblGrid>
-      <w:tr>
-        <w:trPr>
-          <w:tblHeader/>
-        </w:trPr>
-        <w:tc>
-          <w:tcPr>
-            <w:tcW w:type="dxa" w:w="5112"/>
-          </w:tcPr>
-          <w:p>
-            <w:r>
-              <w:t>Test record</w:t>
-            </w:r>
-          </w:p>
-        </w:tc>
-        <w:tc>
-          <w:tcPr>
-            <w:tcW w:type="dxa" w:w="5112"/>
-          </w:tcPr>
-          <w:p>
-            <w:r>
-              <w:t>My evidence</w:t>
-            </w:r>
-          </w:p>
-        </w:tc>
-      </w:tr>
-      <w:tr>
-        <w:tc>
-          <w:tcPr>
-            <w:tcW w:type="dxa" w:w="5112"/>
-          </w:tcPr>
-          <w:p>
-            <w:r>
-              <w:t>Changed input or condition</w:t>
-            </w:r>
-          </w:p>
-        </w:tc>
-        <w:tc>
-          <w:tcPr>
-            <w:tcW w:type="dxa" w:w="5112"/>
-          </w:tcPr>
-          <w:p>
-            <w:r/>
-          </w:p>
-        </w:tc>
-      </w:tr>
-      <w:tr>
-        <w:tc>
-          <w:tcPr>
-            <w:tcW w:type="dxa" w:w="5112"/>
-          </w:tcPr>
-          <w:p>
-            <w:r>
-              <w:t>Expected answer or fallback</w:t>
-            </w:r>
-          </w:p>
-        </w:tc>
-        <w:tc>
-          <w:tcPr>
-            <w:tcW w:type="dxa" w:w="5112"/>
-          </w:tcPr>
-          <w:p>
-            <w:r/>
-          </w:p>
-        </w:tc>
-      </w:tr>
-      <w:tr>
-        <w:tc>
-          <w:tcPr>
-            <w:tcW w:type="dxa" w:w="5112"/>
-          </w:tcPr>
-          <w:p>
-            <w:r>
-              <w:t>Observed result</w:t>
-            </w:r>
-          </w:p>
-        </w:tc>
-        <w:tc>
-          <w:tcPr>
-            <w:tcW w:type="dxa" w:w="5112"/>
-          </w:tcPr>
-          <w:p>
-            <w:r/>
-          </w:p>
-        </w:tc>
-      </w:tr>
-      <w:tr>
-        <w:tc>
-          <w:tcPr>
-            <w:tcW w:type="dxa" w:w="5112"/>
-          </w:tcPr>
-          <w:p>
-            <w:r>
-              <w:t>Why the result occurred</w:t>
-            </w:r>
-          </w:p>
-        </w:tc>
-        <w:tc>
-          <w:tcPr>
-            <w:tcW w:type="dxa" w:w="5112"/>
-          </w:tcPr>
-          <w:p>
-            <w:r/>
-          </w:p>
-        </w:tc>
-      </w:tr>
-    </w:tbl>
-    <w:p>
-      <w:pPr>
-        <w:pStyle w:val="Heading1"/>
-      </w:pPr>
-      <w:r>
-        <w:t>09. Project checkpoint</w:t>
-      </w:r>
-    </w:p>
-    <w:p>
-      <w:r>
-        <w:t>Justify what Copyright and Provenance adds to Verified Study Buddy and keep the evidence.</w:t>
-      </w:r>
-    </w:p>
-    <w:p>
-      <w:pPr>
-        <w:spacing w:line="336" w:lineRule="auto" w:after="180"/>
-      </w:pPr>
-      <w:r>
-        <w:rPr>
-          <w:b w:val="0"/>
-        </w:rPr>
-        <w:t xml:space="preserve">Attach citations and </w:t>
-      </w:r>
-      <w:r>
-        <w:rPr>
-          <w:b/>
-        </w:rPr>
-        <w:t>provenance</w:t>
-      </w:r>
-      <w:r>
-        <w:rPr>
-          <w:b w:val="0"/>
-        </w:rPr>
-        <w:t xml:space="preserve"> metadata to every Study Buddy learning asset.</w:t>
-      </w:r>
-    </w:p>
-    <w:p>
-      <w:pPr>
-        <w:spacing w:line="336" w:lineRule="auto" w:after="180"/>
-      </w:pPr>
-      <w:r>
-        <w:rPr>
-          <w:b w:val="0"/>
-        </w:rPr>
-        <w:t xml:space="preserve">The project change and </w:t>
-      </w:r>
-      <w:r>
-        <w:rPr>
-          <w:b/>
-        </w:rPr>
-        <w:t>evidence</w:t>
-      </w:r>
       <w:r>
         <w:rPr>
           <w:b w:val="0"/>
@@ -978,639 +756,20 @@
         <w:pStyle w:val="Heading1"/>
       </w:pPr>
       <w:r>
-        <w:t>10. Self check</w:t>
-      </w:r>
-    </w:p>
-    <w:p>
-      <w:r>
-        <w:t>Judge explanation, evidence, transfer and limits separately; attach the work behind your judgement.</w:t>
-      </w:r>
-    </w:p>
-    <w:p>
-      <w:pPr>
-        <w:pStyle w:val="ListBullet"/>
-      </w:pPr>
-      <w:r>
-        <w:t>I can explain the mechanism.</w:t>
-      </w:r>
-    </w:p>
-    <w:p>
-      <w:pPr>
-        <w:pStyle w:val="ListBullet"/>
-      </w:pPr>
-      <w:r>
-        <w:t>I can show evidence.</w:t>
-      </w:r>
-    </w:p>
-    <w:p>
-      <w:pPr>
-        <w:pStyle w:val="ListBullet"/>
-      </w:pPr>
-      <w:r>
-        <w:t>I can handle a changed case.</w:t>
-      </w:r>
-    </w:p>
-    <w:p>
-      <w:pPr>
-        <w:pStyle w:val="ListBullet"/>
-      </w:pPr>
-      <w:r>
-        <w:t>I can name a limit.</w:t>
-      </w:r>
-    </w:p>
-    <w:p>
-      <w:r>
-        <w:t>Mark each as not yet, with help or independently, and attach supporting work.</w:t>
-      </w:r>
-    </w:p>
-    <w:p>
-      <w:pPr>
-        <w:spacing w:line="336" w:lineRule="auto" w:after="180"/>
-      </w:pPr>
-      <w:r>
-        <w:rPr>
-          <w:b w:val="0"/>
-        </w:rPr>
-        <w:t>Teacher review ____________________  Next step ____________________</w:t>
-      </w:r>
-    </w:p>
-    <w:p>
-      <w:pPr>
-        <w:pStyle w:val="Heading1"/>
-      </w:pPr>
-      <w:r>
-        <w:t>11. Transfer practice from the original programme</w:t>
-      </w:r>
-    </w:p>
-    <w:p>
-      <w:r>
-        <w:t>Use this earlier case as transfer practice. A case already discussed with feedback is not fresh assessment evidence.</w:t>
-      </w:r>
-    </w:p>
-    <w:p>
-      <w:pPr>
-        <w:spacing w:line="336" w:lineRule="auto" w:after="180"/>
-      </w:pPr>
-      <w:r>
-        <w:rPr>
-          <w:b w:val="0"/>
-        </w:rPr>
-        <w:t xml:space="preserve">A project uses an image found through search. Its author is known but its </w:t>
-      </w:r>
-      <w:r>
-        <w:rPr>
-          <w:b/>
-        </w:rPr>
-        <w:t>licence</w:t>
-      </w:r>
-      <w:r>
-        <w:rPr>
-          <w:b w:val="0"/>
-        </w:rPr>
-        <w:t xml:space="preserve"> is missing. Is naming the author enough to establish reuse permission? Describe a </w:t>
-      </w:r>
-      <w:r>
-        <w:rPr>
-          <w:b/>
-        </w:rPr>
-        <w:t>provenance</w:t>
-      </w:r>
-      <w:r>
-        <w:rPr>
-          <w:b w:val="0"/>
-        </w:rPr>
-        <w:t xml:space="preserve"> record and next action.</w:t>
-      </w:r>
-    </w:p>
-    <w:p>
-      <w:pPr>
-        <w:pStyle w:val="Heading3"/>
-      </w:pPr>
-      <w:r>
-        <w:t>My independently reasoned answer</w:t>
-      </w:r>
-    </w:p>
-    <w:p>
-      <w:r>
-        <w:t>________________________________________________________________</w:t>
-      </w:r>
-    </w:p>
-    <w:p>
-      <w:r>
-        <w:t>________________________________________________________________</w:t>
-      </w:r>
-    </w:p>
-    <w:p>
-      <w:r>
-        <w:t>________________________________________________________________</w:t>
-      </w:r>
-    </w:p>
-    <w:p>
-      <w:r>
-        <w:t>________________________________________________________________</w:t>
-      </w:r>
-    </w:p>
-    <w:p>
-      <w:r>
-        <w:t>________________________________________________________________</w:t>
-      </w:r>
-    </w:p>
-    <w:p>
-      <w:r>
-        <w:t>________________________________________________________________</w:t>
-      </w:r>
-    </w:p>
-    <w:p>
-      <w:r>
-        <w:t>________________________________________________________________</w:t>
-      </w:r>
-    </w:p>
-    <w:p>
-      <w:pPr>
-        <w:spacing w:line="336" w:lineRule="auto" w:after="180"/>
-      </w:pPr>
-      <w:r>
-        <w:rPr>
-          <w:b w:val="0"/>
-        </w:rPr>
-        <w:t>Record support used: none, hint or teacher explanation.</w:t>
-      </w:r>
-    </w:p>
-    <w:p>
-      <w:pPr>
-        <w:pStyle w:val="Heading1"/>
-      </w:pPr>
-      <w:r>
-        <w:t>12. W1 Explain the mechanism</w:t>
-      </w:r>
-    </w:p>
-    <w:p>
-      <w:r>
-        <w:t>Explain the mechanism. Apply the supplied Copyright and Provenance facts and keep your reasoning.</w:t>
-      </w:r>
-    </w:p>
-    <w:p>
-      <w:pPr>
-        <w:pStyle w:val="Heading3"/>
-      </w:pPr>
-      <w:r>
-        <w:t>Where to find the supplied example</w:t>
-      </w:r>
-    </w:p>
-    <w:p>
-      <w:pPr>
-        <w:spacing w:line="336" w:lineRule="auto" w:after="180"/>
-        <w:shd w:fill="F1F6F8"/>
-      </w:pPr>
-      <w:r>
-        <w:rPr>
-          <w:b w:val="0"/>
-        </w:rPr>
-        <w:t>Reference for this exercise: open this week’s student lesson, “Copyright and Provenance”, at “See how it works” and “Follow a worked example”. Use the original worked values or code named in the question; the later pictorial case is a separate example. Keep this reference beside your workbook while practising.</w:t>
-      </w:r>
-    </w:p>
-    <w:p>
-      <w:pPr>
-        <w:spacing w:line="336" w:lineRule="auto" w:after="180"/>
-      </w:pPr>
-      <w:r>
-        <w:rPr>
-          <w:b w:val="0"/>
-        </w:rPr>
-        <w:t xml:space="preserve">Explain the weekly </w:t>
-      </w:r>
-      <w:r>
-        <w:rPr>
-          <w:b/>
-        </w:rPr>
-        <w:t>mechanism</w:t>
-      </w:r>
-      <w:r>
-        <w:rPr>
-          <w:b w:val="0"/>
-        </w:rPr>
-        <w:t xml:space="preserve"> in your own words. Use the worked scenario to name its </w:t>
-      </w:r>
-      <w:r>
-        <w:rPr>
-          <w:b/>
-        </w:rPr>
-        <w:t>input</w:t>
-      </w:r>
-      <w:r>
-        <w:rPr>
-          <w:b w:val="0"/>
-        </w:rPr>
-        <w:t xml:space="preserve">, decision rule and </w:t>
-      </w:r>
-      <w:r>
-        <w:rPr>
-          <w:b/>
-        </w:rPr>
-        <w:t>output</w:t>
-      </w:r>
-      <w:r>
-        <w:rPr>
-          <w:b w:val="0"/>
-        </w:rPr>
-        <w:t>.</w:t>
-      </w:r>
-    </w:p>
-    <w:p>
-      <w:pPr>
-        <w:pStyle w:val="Heading3"/>
-      </w:pPr>
-      <w:r>
-        <w:t>My reasoning and evidence</w:t>
-      </w:r>
-    </w:p>
-    <w:p>
-      <w:r>
-        <w:t>________________________________________________________________</w:t>
-      </w:r>
-    </w:p>
-    <w:p>
-      <w:r>
-        <w:t>________________________________________________________________</w:t>
-      </w:r>
-    </w:p>
-    <w:p>
-      <w:r>
-        <w:t>________________________________________________________________</w:t>
-      </w:r>
-    </w:p>
-    <w:p>
-      <w:r>
-        <w:t>________________________________________________________________</w:t>
-      </w:r>
-    </w:p>
-    <w:p>
-      <w:r>
-        <w:t>________________________________________________________________</w:t>
-      </w:r>
-    </w:p>
-    <w:p>
-      <w:r>
-        <w:t>________________________________________________________________</w:t>
-      </w:r>
-    </w:p>
-    <w:p>
-      <w:pPr>
-        <w:pStyle w:val="Heading1"/>
-      </w:pPr>
-      <w:r>
-        <w:t>13. W2 Trace the worked case</w:t>
-      </w:r>
-    </w:p>
-    <w:p>
-      <w:r>
-        <w:t>Trace the worked case. Apply the supplied Copyright and Provenance facts and keep your reasoning.</w:t>
-      </w:r>
-    </w:p>
-    <w:p>
-      <w:pPr>
-        <w:spacing w:line="336" w:lineRule="auto" w:after="180"/>
-      </w:pPr>
-      <w:r>
-        <w:rPr>
-          <w:b w:val="0"/>
-        </w:rPr>
-        <w:t>Image A has L; image B has M. The project is a publicly downloadable adapted poster. Show the intermediate steps and give the conclusion with its scope.</w:t>
-      </w:r>
-    </w:p>
-    <w:p>
-      <w:pPr>
-        <w:pStyle w:val="Heading3"/>
-      </w:pPr>
-      <w:r>
-        <w:t>My reasoning and evidence</w:t>
-      </w:r>
-    </w:p>
-    <w:p>
-      <w:r>
-        <w:t>________________________________________________________________</w:t>
-      </w:r>
-    </w:p>
-    <w:p>
-      <w:r>
-        <w:t>________________________________________________________________</w:t>
-      </w:r>
-    </w:p>
-    <w:p>
-      <w:r>
-        <w:t>________________________________________________________________</w:t>
-      </w:r>
-    </w:p>
-    <w:p>
-      <w:r>
-        <w:t>________________________________________________________________</w:t>
-      </w:r>
-    </w:p>
-    <w:p>
-      <w:r>
-        <w:t>________________________________________________________________</w:t>
-      </w:r>
-    </w:p>
-    <w:p>
-      <w:r>
-        <w:t>________________________________________________________________</w:t>
-      </w:r>
-    </w:p>
-    <w:p>
-      <w:r>
-        <w:t>________________________________________________________________</w:t>
-      </w:r>
-    </w:p>
-    <w:p>
-      <w:pPr>
-        <w:pStyle w:val="Heading1"/>
-      </w:pPr>
-      <w:r>
-        <w:t>14. W3 Audit the limit</w:t>
-      </w:r>
-    </w:p>
-    <w:p>
-      <w:r>
-        <w:t>Audit the limit. Apply the supplied Copyright and Provenance facts and keep your reasoning.</w:t>
-      </w:r>
-    </w:p>
-    <w:p>
-      <w:pPr>
-        <w:spacing w:line="336" w:lineRule="auto" w:after="180"/>
-      </w:pPr>
-      <w:r>
-        <w:rPr>
-          <w:b w:val="0"/>
-        </w:rPr>
-        <w:t xml:space="preserve">A report omits this qualification: Real legal outcomes depend on jurisdiction and facts; supplied </w:t>
-      </w:r>
-      <w:r>
-        <w:rPr>
-          <w:b/>
-        </w:rPr>
-        <w:t>licence</w:t>
-      </w:r>
-      <w:r>
-        <w:rPr>
-          <w:b w:val="0"/>
-        </w:rPr>
-        <w:t xml:space="preserve"> terms define this classroom exercise, not universal </w:t>
-      </w:r>
-      <w:r>
-        <w:rPr>
-          <w:b/>
-        </w:rPr>
-        <w:t>copyright</w:t>
-      </w:r>
-      <w:r>
-        <w:rPr>
-          <w:b w:val="0"/>
-        </w:rPr>
-        <w:t xml:space="preserve"> law.</w:t>
-      </w:r>
-    </w:p>
-    <w:p>
-      <w:pPr>
-        <w:spacing w:line="336" w:lineRule="auto" w:after="180"/>
-      </w:pPr>
-      <w:r>
-        <w:rPr>
-          <w:b w:val="0"/>
-        </w:rPr>
-        <w:t>Explain how omitting it could change a reader's interpretation, and write an accurate replacement.</w:t>
-      </w:r>
-    </w:p>
-    <w:p>
-      <w:pPr>
-        <w:pStyle w:val="Heading3"/>
-      </w:pPr>
-      <w:r>
-        <w:t>My reasoning and evidence</w:t>
-      </w:r>
-    </w:p>
-    <w:p>
-      <w:r>
-        <w:t>________________________________________________________________</w:t>
-      </w:r>
-    </w:p>
-    <w:p>
-      <w:r>
-        <w:t>________________________________________________________________</w:t>
-      </w:r>
-    </w:p>
-    <w:p>
-      <w:r>
-        <w:t>________________________________________________________________</w:t>
-      </w:r>
-    </w:p>
-    <w:p>
-      <w:r>
-        <w:t>________________________________________________________________</w:t>
-      </w:r>
-    </w:p>
-    <w:p>
-      <w:r>
-        <w:t>________________________________________________________________</w:t>
-      </w:r>
-    </w:p>
-    <w:p>
-      <w:r>
-        <w:t>________________________________________________________________</w:t>
-      </w:r>
-    </w:p>
-    <w:p>
-      <w:pPr>
-        <w:pStyle w:val="Heading1"/>
-      </w:pPr>
-      <w:r>
-        <w:t>15. W4 Apply a new case independently</w:t>
-      </w:r>
-    </w:p>
-    <w:p>
-      <w:r>
-        <w:t>Attempt before feedback. If this repeats the selected independent case, reuse that first attempt; otherwise keep a separate record. Apply a new case independently. Apply the supplied Copyright and Provenance facts and keep your reasoning.</w:t>
-      </w:r>
-    </w:p>
-    <w:p>
-      <w:pPr>
-        <w:spacing w:line="336" w:lineRule="auto" w:after="180"/>
-      </w:pPr>
-      <w:r>
-        <w:rPr>
-          <w:b w:val="0"/>
-        </w:rPr>
-        <w:t xml:space="preserve">Text C permits internal reading only; D permits public quotation up to 30 words with </w:t>
-      </w:r>
-      <w:r>
-        <w:rPr>
-          <w:b/>
-        </w:rPr>
-        <w:t>attribution</w:t>
-      </w:r>
-      <w:r>
-        <w:rPr>
-          <w:b w:val="0"/>
-        </w:rPr>
-        <w:t>. Proposed public handout reproduces 40 words. Apply the fictional terms.</w:t>
-      </w:r>
-    </w:p>
-    <w:p>
-      <w:pPr>
-        <w:pStyle w:val="Heading3"/>
-      </w:pPr>
-      <w:r>
-        <w:t>My reasoning and evidence</w:t>
-      </w:r>
-    </w:p>
-    <w:p>
-      <w:r>
-        <w:t>________________________________________________________________</w:t>
-      </w:r>
-    </w:p>
-    <w:p>
-      <w:r>
-        <w:t>________________________________________________________________</w:t>
-      </w:r>
-    </w:p>
-    <w:p>
-      <w:r>
-        <w:t>________________________________________________________________</w:t>
-      </w:r>
-    </w:p>
-    <w:p>
-      <w:r>
-        <w:t>________________________________________________________________</w:t>
-      </w:r>
-    </w:p>
-    <w:p>
-      <w:r>
-        <w:t>________________________________________________________________</w:t>
-      </w:r>
-    </w:p>
-    <w:p>
-      <w:r>
-        <w:t>________________________________________________________________</w:t>
-      </w:r>
-    </w:p>
-    <w:p>
-      <w:r>
-        <w:t>________________________________________________________________</w:t>
-      </w:r>
-    </w:p>
-    <w:p>
-      <w:r>
-        <w:t>________________________________________________________________</w:t>
-      </w:r>
-    </w:p>
-    <w:p>
-      <w:pPr>
-        <w:pStyle w:val="Heading1"/>
-      </w:pPr>
-      <w:r>
-        <w:t>16. W5 Design a revealing follow-up</w:t>
-      </w:r>
-    </w:p>
-    <w:p>
-      <w:r>
-        <w:t>Design a revealing follow-up. Apply the supplied Copyright and Provenance facts and keep your reasoning.</w:t>
-      </w:r>
-    </w:p>
-    <w:p>
-      <w:pPr>
-        <w:pStyle w:val="Heading3"/>
-      </w:pPr>
-      <w:r>
-        <w:t>Where to find the supplied example</w:t>
-      </w:r>
-    </w:p>
-    <w:p>
-      <w:pPr>
-        <w:spacing w:line="336" w:lineRule="auto" w:after="180"/>
-        <w:shd w:fill="F1F6F8"/>
-      </w:pPr>
-      <w:r>
-        <w:rPr>
-          <w:b w:val="0"/>
-        </w:rPr>
-        <w:t>Reference for this exercise: open this week’s student lesson, “Copyright and Provenance”, at “See how it works” and “Follow a worked example”. Use the original worked values or code named in the question; the later pictorial case is a separate example. Keep this reference beside your workbook while practising.</w:t>
-      </w:r>
-    </w:p>
-    <w:p>
-      <w:pPr>
-        <w:spacing w:line="336" w:lineRule="auto" w:after="180"/>
-      </w:pPr>
-      <w:r>
-        <w:rPr>
-          <w:b w:val="0"/>
-        </w:rPr>
-        <w:t>For the worked scenario, propose one additional case that could reveal a failure, describe its expected outcome before running it, and explain what would need to remain fixed for a fair comparison.</w:t>
-      </w:r>
-    </w:p>
-    <w:p>
-      <w:pPr>
-        <w:spacing w:line="336" w:lineRule="auto" w:after="180"/>
-      </w:pPr>
-      <w:r>
-        <w:rPr>
-          <w:b w:val="0"/>
-        </w:rPr>
-        <w:t>Do not reuse W4 as a new final test after receiving feedback.</w:t>
-      </w:r>
-    </w:p>
-    <w:p>
-      <w:pPr>
-        <w:pStyle w:val="Heading3"/>
-      </w:pPr>
-      <w:r>
-        <w:t>My reasoning and evidence</w:t>
-      </w:r>
-    </w:p>
-    <w:p>
-      <w:r>
-        <w:t>________________________________________________________________</w:t>
-      </w:r>
-    </w:p>
-    <w:p>
-      <w:r>
-        <w:t>________________________________________________________________</w:t>
-      </w:r>
-    </w:p>
-    <w:p>
-      <w:r>
-        <w:t>________________________________________________________________</w:t>
-      </w:r>
-    </w:p>
-    <w:p>
-      <w:r>
-        <w:t>________________________________________________________________</w:t>
-      </w:r>
-    </w:p>
-    <w:p>
-      <w:r>
-        <w:t>________________________________________________________________</w:t>
-      </w:r>
-    </w:p>
-    <w:p>
-      <w:r>
-        <w:t>________________________________________________________________</w:t>
-      </w:r>
-    </w:p>
-    <w:p>
-      <w:r>
-        <w:t>________________________________________________________________</w:t>
-      </w:r>
-    </w:p>
-    <w:p>
-      <w:pPr>
-        <w:pStyle w:val="Heading1"/>
-      </w:pPr>
-      <w:r>
-        <w:t>17. Feedback, return check and learning record</w:t>
-      </w:r>
-    </w:p>
-    <w:p>
-      <w:r>
-        <w:t>Record the first repaired step and a different case to revisit after a delay.</w:t>
+        <w:t>17. Feedback · Repair and return</w:t>
+      </w:r>
+    </w:p>
+    <w:p>
+      <w:r>
+        <w:t>Keep the first attempt, the repair and a changed-case return.</w:t>
+      </w:r>
+    </w:p>
+    <w:p>
+      <w:pPr>
+        <w:pStyle w:val="Heading2"/>
+      </w:pPr>
+      <w:r>
+        <w:t>Your evidence record</w:t>
       </w:r>
     </w:p>
     <w:tbl>
@@ -1765,12 +924,958 @@
         <w:pStyle w:val="Heading1"/>
       </w:pPr>
       <w:r>
-        <w:t>18. Pictorial case practice: Copyright and Provenance</w:t>
-      </w:r>
-    </w:p>
-    <w:p>
-      <w:r>
-        <w:t>Read fictional reuse terms before decorating a public study guide. Explain the labelled step before checking the changed condition.</w:t>
+        <w:t>10. Finish · Judge the evidence in your work</w:t>
+      </w:r>
+    </w:p>
+    <w:p>
+      <w:r>
+        <w:t>Point to work that supports your confidence level.</w:t>
+      </w:r>
+    </w:p>
+    <w:p>
+      <w:pPr>
+        <w:pStyle w:val="Heading2"/>
+      </w:pPr>
+      <w:r>
+        <w:t>Your evidence record</w:t>
+      </w:r>
+    </w:p>
+    <w:p>
+      <w:pPr>
+        <w:pStyle w:val="ListBullet"/>
+      </w:pPr>
+      <w:r>
+        <w:t>I can explain the mechanism.</w:t>
+      </w:r>
+    </w:p>
+    <w:p>
+      <w:pPr>
+        <w:pStyle w:val="ListBullet"/>
+      </w:pPr>
+      <w:r>
+        <w:t>I can show evidence.</w:t>
+      </w:r>
+    </w:p>
+    <w:p>
+      <w:pPr>
+        <w:pStyle w:val="ListBullet"/>
+      </w:pPr>
+      <w:r>
+        <w:t>I can handle a changed case.</w:t>
+      </w:r>
+    </w:p>
+    <w:p>
+      <w:pPr>
+        <w:pStyle w:val="ListBullet"/>
+      </w:pPr>
+      <w:r>
+        <w:t>I can name a limit.</w:t>
+      </w:r>
+    </w:p>
+    <w:p>
+      <w:r>
+        <w:t>Mark each as not yet, with help or independently, and attach supporting work.</w:t>
+      </w:r>
+    </w:p>
+    <w:p>
+      <w:pPr>
+        <w:spacing w:line="336" w:lineRule="auto" w:after="180"/>
+      </w:pPr>
+      <w:r>
+        <w:rPr>
+          <w:b w:val="0"/>
+        </w:rPr>
+        <w:t>Teacher review ____________________  Next step ____________________</w:t>
+      </w:r>
+    </w:p>
+    <w:p>
+      <w:pPr>
+        <w:pStyle w:val="Heading1"/>
+      </w:pPr>
+      <w:r>
+        <w:t>Reference bank and extra practice</w:t>
+      </w:r>
+    </w:p>
+    <w:p>
+      <w:pPr>
+        <w:pStyle w:val="Heading1"/>
+      </w:pPr>
+      <w:r>
+        <w:t>02. Reference · Supported W2 record</w:t>
+      </w:r>
+    </w:p>
+    <w:p>
+      <w:r>
+        <w:t>This is the same W2 attempt. Keep one response record.</w:t>
+      </w:r>
+    </w:p>
+    <w:p>
+      <w:pPr>
+        <w:pStyle w:val="Heading2"/>
+      </w:pPr>
+      <w:r>
+        <w:t>Use this when helpful</w:t>
+      </w:r>
+    </w:p>
+    <w:p>
+      <w:pPr>
+        <w:spacing w:line="336" w:lineRule="auto" w:after="180"/>
+      </w:pPr>
+      <w:r>
+        <w:rPr>
+          <w:b w:val="0"/>
+        </w:rPr>
+        <w:t xml:space="preserve">Use W2: Trace the worked case for </w:t>
+      </w:r>
+      <w:r>
+        <w:rPr>
+          <w:b/>
+        </w:rPr>
+        <w:t>Copyright</w:t>
+      </w:r>
+      <w:r>
+        <w:rPr>
+          <w:b w:val="0"/>
+        </w:rPr>
+        <w:t xml:space="preserve"> and permitted sources. Record the answer once; the lesson and workbook refer to the same attempt.</w:t>
+      </w:r>
+    </w:p>
+    <w:tbl>
+      <w:tblPr>
+        <w:tblStyle w:val="LightShading-Accent1"/>
+        <w:tblW w:type="auto" w:w="0"/>
+        <w:tblLook w:firstColumn="1" w:firstRow="1" w:lastColumn="0" w:lastRow="0" w:noHBand="0" w:noVBand="1" w:val="04A0"/>
+      </w:tblPr>
+      <w:tblGrid>
+        <w:gridCol w:w="2556"/>
+        <w:gridCol w:w="2556"/>
+        <w:gridCol w:w="2556"/>
+        <w:gridCol w:w="2556"/>
+      </w:tblGrid>
+      <w:tr>
+        <w:trPr>
+          <w:tblHeader/>
+        </w:trPr>
+        <w:tc>
+          <w:tcPr>
+            <w:tcW w:type="dxa" w:w="2556"/>
+          </w:tcPr>
+          <w:p>
+            <w:r>
+              <w:t>Given inputs</w:t>
+            </w:r>
+          </w:p>
+        </w:tc>
+        <w:tc>
+          <w:tcPr>
+            <w:tcW w:type="dxa" w:w="2556"/>
+          </w:tcPr>
+          <w:p>
+            <w:r>
+              <w:t>Procedure I chose</w:t>
+            </w:r>
+          </w:p>
+        </w:tc>
+        <w:tc>
+          <w:tcPr>
+            <w:tcW w:type="dxa" w:w="2556"/>
+          </w:tcPr>
+          <w:p>
+            <w:r>
+              <w:t>Middle steps</w:t>
+            </w:r>
+          </w:p>
+        </w:tc>
+        <w:tc>
+          <w:tcPr>
+            <w:tcW w:type="dxa" w:w="2556"/>
+          </w:tcPr>
+          <w:p>
+            <w:r>
+              <w:t>Result and check</w:t>
+            </w:r>
+          </w:p>
+        </w:tc>
+      </w:tr>
+      <w:tr>
+        <w:tc>
+          <w:tcPr>
+            <w:tcW w:type="dxa" w:w="2556"/>
+          </w:tcPr>
+          <w:p>
+            <w:r/>
+          </w:p>
+        </w:tc>
+        <w:tc>
+          <w:tcPr>
+            <w:tcW w:type="dxa" w:w="2556"/>
+          </w:tcPr>
+          <w:p>
+            <w:r/>
+          </w:p>
+        </w:tc>
+        <w:tc>
+          <w:tcPr>
+            <w:tcW w:type="dxa" w:w="2556"/>
+          </w:tcPr>
+          <w:p>
+            <w:r/>
+          </w:p>
+        </w:tc>
+        <w:tc>
+          <w:tcPr>
+            <w:tcW w:type="dxa" w:w="2556"/>
+          </w:tcPr>
+          <w:p>
+            <w:r/>
+          </w:p>
+        </w:tc>
+      </w:tr>
+    </w:tbl>
+    <w:p>
+      <w:pPr>
+        <w:pStyle w:val="Heading3"/>
+      </w:pPr>
+      <w:r>
+        <w:t>The step I completed without help, and the hint I needed</w:t>
+      </w:r>
+    </w:p>
+    <w:p>
+      <w:r>
+        <w:t>________________________________________________________________</w:t>
+      </w:r>
+    </w:p>
+    <w:p>
+      <w:r>
+        <w:t>________________________________________________________________</w:t>
+      </w:r>
+    </w:p>
+    <w:p>
+      <w:r>
+        <w:t>________________________________________________________________</w:t>
+      </w:r>
+    </w:p>
+    <w:p>
+      <w:pPr>
+        <w:pStyle w:val="Heading1"/>
+      </w:pPr>
+      <w:r>
+        <w:t>03. Extra practice · Repair the explanation</w:t>
+      </w:r>
+    </w:p>
+    <w:p>
+      <w:r>
+        <w:t>Explain the deciding fact before discussing the answer.</w:t>
+      </w:r>
+    </w:p>
+    <w:p>
+      <w:pPr>
+        <w:pStyle w:val="Heading2"/>
+      </w:pPr>
+      <w:r>
+        <w:t>Use this when helpful</w:t>
+      </w:r>
+    </w:p>
+    <w:p>
+      <w:pPr>
+        <w:spacing w:line="336" w:lineRule="auto" w:after="180"/>
+      </w:pPr>
+      <w:r>
+        <w:rPr>
+          <w:b w:val="0"/>
+        </w:rPr>
+        <w:t xml:space="preserve">Use the worked case for </w:t>
+      </w:r>
+      <w:r>
+        <w:rPr>
+          <w:b/>
+        </w:rPr>
+        <w:t>Copyright</w:t>
+      </w:r>
+      <w:r>
+        <w:rPr>
+          <w:b w:val="0"/>
+        </w:rPr>
+        <w:t xml:space="preserve"> and permitted sources. Proposed explanation: “The worked result establishes every future case”. Decide whether this explanation is supported.</w:t>
+      </w:r>
+    </w:p>
+    <w:p>
+      <w:pPr>
+        <w:spacing w:line="336" w:lineRule="auto" w:after="180"/>
+      </w:pPr>
+      <w:r>
+        <w:rPr>
+          <w:b w:val="0"/>
+        </w:rPr>
+        <w:t>Point to the step or supplied fact that decides; explain your repair if needed.</w:t>
+      </w:r>
+    </w:p>
+    <w:p>
+      <w:pPr>
+        <w:pStyle w:val="Heading3"/>
+      </w:pPr>
+      <w:r>
+        <w:t>My explanation before partner discussion</w:t>
+      </w:r>
+    </w:p>
+    <w:p>
+      <w:r>
+        <w:t>________________________________________________________________</w:t>
+      </w:r>
+    </w:p>
+    <w:p>
+      <w:r>
+        <w:t>________________________________________________________________</w:t>
+      </w:r>
+    </w:p>
+    <w:p>
+      <w:r>
+        <w:t>________________________________________________________________</w:t>
+      </w:r>
+    </w:p>
+    <w:p>
+      <w:r>
+        <w:t>________________________________________________________________</w:t>
+      </w:r>
+    </w:p>
+    <w:p>
+      <w:pPr>
+        <w:pStyle w:val="Heading1"/>
+      </w:pPr>
+      <w:r>
+        <w:t>05. Reference · Original learning target</w:t>
+      </w:r>
+    </w:p>
+    <w:p>
+      <w:r>
+        <w:t>Use this target to inspect an explanation.</w:t>
+      </w:r>
+    </w:p>
+    <w:p>
+      <w:pPr>
+        <w:pStyle w:val="Heading2"/>
+      </w:pPr>
+      <w:r>
+        <w:t>Use this when helpful</w:t>
+      </w:r>
+    </w:p>
+    <w:p>
+      <w:pPr>
+        <w:spacing w:line="336" w:lineRule="auto" w:after="180"/>
+      </w:pPr>
+      <w:r>
+        <w:rPr>
+          <w:b w:val="0"/>
+        </w:rPr>
+        <w:t xml:space="preserve">A project uses an image found through search. Its author is known but its </w:t>
+      </w:r>
+      <w:r>
+        <w:rPr>
+          <w:b/>
+        </w:rPr>
+        <w:t>licence</w:t>
+      </w:r>
+      <w:r>
+        <w:rPr>
+          <w:b w:val="0"/>
+        </w:rPr>
+        <w:t xml:space="preserve"> is missing. Is naming the author enough to establish reuse permission? Describe a </w:t>
+      </w:r>
+      <w:r>
+        <w:rPr>
+          <w:b/>
+        </w:rPr>
+        <w:t>provenance</w:t>
+      </w:r>
+      <w:r>
+        <w:rPr>
+          <w:b w:val="0"/>
+        </w:rPr>
+        <w:t xml:space="preserve"> record and next action.</w:t>
+      </w:r>
+    </w:p>
+    <w:p>
+      <w:pPr>
+        <w:pStyle w:val="Heading1"/>
+      </w:pPr>
+      <w:r>
+        <w:t>06. Extra practice · A complete case</w:t>
+      </w:r>
+    </w:p>
+    <w:p>
+      <w:r>
+        <w:t>Try the question before checking the worked explanation.</w:t>
+      </w:r>
+    </w:p>
+    <w:p>
+      <w:pPr>
+        <w:pStyle w:val="Heading2"/>
+      </w:pPr>
+      <w:r>
+        <w:t>Use this when helpful</w:t>
+      </w:r>
+    </w:p>
+    <w:p>
+      <w:pPr>
+        <w:spacing w:line="336" w:lineRule="auto" w:after="180"/>
+      </w:pPr>
+      <w:r>
+        <w:rPr>
+          <w:b w:val="0"/>
+        </w:rPr>
+        <w:t>A slide reuses an online photograph and textbook paragraph.</w:t>
+      </w:r>
+    </w:p>
+    <w:p>
+      <w:pPr>
+        <w:spacing w:line="336" w:lineRule="auto" w:after="180"/>
+      </w:pPr>
+      <w:r>
+        <w:rPr>
+          <w:b w:val="0"/>
+        </w:rPr>
+        <w:t xml:space="preserve">What </w:t>
+      </w:r>
+      <w:r>
+        <w:rPr>
+          <w:b/>
+        </w:rPr>
+        <w:t>provenance</w:t>
+      </w:r>
+      <w:r>
+        <w:rPr>
+          <w:b w:val="0"/>
+        </w:rPr>
+        <w:t xml:space="preserve"> and reuse checks are needed?</w:t>
+      </w:r>
+    </w:p>
+    <w:p>
+      <w:pPr>
+        <w:spacing w:line="336" w:lineRule="auto" w:after="180"/>
+      </w:pPr>
+      <w:r>
+        <w:rPr>
+          <w:b w:val="0"/>
+        </w:rPr>
+        <w:t xml:space="preserve">Show your trace, calculation or </w:t>
+      </w:r>
+      <w:r>
+        <w:rPr>
+          <w:b/>
+        </w:rPr>
+        <w:t>evidence</w:t>
+      </w:r>
+    </w:p>
+    <w:p>
+      <w:pPr>
+        <w:pStyle w:val="Heading3"/>
+      </w:pPr>
+      <w:r>
+        <w:t>Write or draw your reasoning and evidence.</w:t>
+      </w:r>
+    </w:p>
+    <w:p>
+      <w:r>
+        <w:t>________________________________________________________________</w:t>
+      </w:r>
+    </w:p>
+    <w:p>
+      <w:r>
+        <w:t>________________________________________________________________</w:t>
+      </w:r>
+    </w:p>
+    <w:p>
+      <w:r>
+        <w:t>________________________________________________________________</w:t>
+      </w:r>
+    </w:p>
+    <w:p>
+      <w:r>
+        <w:t>________________________________________________________________</w:t>
+      </w:r>
+    </w:p>
+    <w:p>
+      <w:r>
+        <w:t>________________________________________________________________</w:t>
+      </w:r>
+    </w:p>
+    <w:p>
+      <w:pPr>
+        <w:pStyle w:val="Heading1"/>
+      </w:pPr>
+      <w:r>
+        <w:t>07. Extra practice · A changed case</w:t>
+      </w:r>
+    </w:p>
+    <w:p>
+      <w:r>
+        <w:t>Keep this practice separate from the reserved independent attempt.</w:t>
+      </w:r>
+    </w:p>
+    <w:p>
+      <w:pPr>
+        <w:pStyle w:val="Heading2"/>
+      </w:pPr>
+      <w:r>
+        <w:t>Use this when helpful</w:t>
+      </w:r>
+    </w:p>
+    <w:p>
+      <w:pPr>
+        <w:spacing w:line="336" w:lineRule="auto" w:after="180"/>
+      </w:pPr>
+      <w:r>
+        <w:rPr>
+          <w:b w:val="0"/>
+        </w:rPr>
+        <w:t xml:space="preserve">You find an attractive illustration online with no </w:t>
+      </w:r>
+      <w:r>
+        <w:rPr>
+          <w:b/>
+        </w:rPr>
+        <w:t>license</w:t>
+      </w:r>
+      <w:r>
+        <w:rPr>
+          <w:b w:val="0"/>
+        </w:rPr>
+        <w:t xml:space="preserve"> information. What should you record and check before reusing it in a public project?</w:t>
+      </w:r>
+    </w:p>
+    <w:p>
+      <w:pPr>
+        <w:spacing w:line="336" w:lineRule="auto" w:after="180"/>
+      </w:pPr>
+      <w:r>
+        <w:rPr>
+          <w:b w:val="0"/>
+        </w:rPr>
+        <w:t>My practice answer and reason</w:t>
+      </w:r>
+    </w:p>
+    <w:p>
+      <w:pPr>
+        <w:pStyle w:val="Heading3"/>
+      </w:pPr>
+      <w:r>
+        <w:t>Write or draw your reasoning and evidence.</w:t>
+      </w:r>
+    </w:p>
+    <w:p>
+      <w:r>
+        <w:t>________________________________________________________________</w:t>
+      </w:r>
+    </w:p>
+    <w:p>
+      <w:r>
+        <w:t>________________________________________________________________</w:t>
+      </w:r>
+    </w:p>
+    <w:p>
+      <w:r>
+        <w:t>________________________________________________________________</w:t>
+      </w:r>
+    </w:p>
+    <w:p>
+      <w:r>
+        <w:t>________________________________________________________________</w:t>
+      </w:r>
+    </w:p>
+    <w:p>
+      <w:r>
+        <w:t>________________________________________________________________</w:t>
+      </w:r>
+    </w:p>
+    <w:p>
+      <w:pPr>
+        <w:pStyle w:val="Heading3"/>
+      </w:pPr>
+      <w:r>
+        <w:t>Week 29 Test and reflect</w:t>
+      </w:r>
+    </w:p>
+    <w:p>
+      <w:pPr>
+        <w:pStyle w:val="Heading1"/>
+      </w:pPr>
+      <w:r>
+        <w:t>08. Extra practice · Design a revealing test</w:t>
+      </w:r>
+    </w:p>
+    <w:p>
+      <w:r>
+        <w:t>Predict before tracing or testing.</w:t>
+      </w:r>
+    </w:p>
+    <w:p>
+      <w:pPr>
+        <w:pStyle w:val="Heading2"/>
+      </w:pPr>
+      <w:r>
+        <w:t>Use this when helpful</w:t>
+      </w:r>
+    </w:p>
+    <w:p>
+      <w:pPr>
+        <w:spacing w:line="336" w:lineRule="auto" w:after="180"/>
+      </w:pPr>
+      <w:r>
+        <w:rPr>
+          <w:b w:val="0"/>
+        </w:rPr>
+        <w:t xml:space="preserve">Create a changed </w:t>
+      </w:r>
+      <w:r>
+        <w:rPr>
+          <w:b/>
+        </w:rPr>
+        <w:t>input</w:t>
+      </w:r>
+      <w:r>
+        <w:rPr>
+          <w:b w:val="0"/>
+        </w:rPr>
+        <w:t>, boundary case or missing-information case. Write the expected answer or safe response before testing.</w:t>
+      </w:r>
+    </w:p>
+    <w:tbl>
+      <w:tblPr>
+        <w:tblStyle w:val="LightShading-Accent1"/>
+        <w:tblW w:type="auto" w:w="0"/>
+        <w:tblLook w:firstColumn="1" w:firstRow="1" w:lastColumn="0" w:lastRow="0" w:noHBand="0" w:noVBand="1" w:val="04A0"/>
+      </w:tblPr>
+      <w:tblGrid>
+        <w:gridCol w:w="5112"/>
+        <w:gridCol w:w="5112"/>
+      </w:tblGrid>
+      <w:tr>
+        <w:trPr>
+          <w:tblHeader/>
+        </w:trPr>
+        <w:tc>
+          <w:tcPr>
+            <w:tcW w:type="dxa" w:w="5112"/>
+          </w:tcPr>
+          <w:p>
+            <w:r>
+              <w:t>Test record</w:t>
+            </w:r>
+          </w:p>
+        </w:tc>
+        <w:tc>
+          <w:tcPr>
+            <w:tcW w:type="dxa" w:w="5112"/>
+          </w:tcPr>
+          <w:p>
+            <w:r>
+              <w:t>My evidence</w:t>
+            </w:r>
+          </w:p>
+        </w:tc>
+      </w:tr>
+      <w:tr>
+        <w:tc>
+          <w:tcPr>
+            <w:tcW w:type="dxa" w:w="5112"/>
+          </w:tcPr>
+          <w:p>
+            <w:r>
+              <w:t>Changed input or condition</w:t>
+            </w:r>
+          </w:p>
+        </w:tc>
+        <w:tc>
+          <w:tcPr>
+            <w:tcW w:type="dxa" w:w="5112"/>
+          </w:tcPr>
+          <w:p>
+            <w:r/>
+          </w:p>
+        </w:tc>
+      </w:tr>
+      <w:tr>
+        <w:tc>
+          <w:tcPr>
+            <w:tcW w:type="dxa" w:w="5112"/>
+          </w:tcPr>
+          <w:p>
+            <w:r>
+              <w:t>Expected answer or fallback</w:t>
+            </w:r>
+          </w:p>
+        </w:tc>
+        <w:tc>
+          <w:tcPr>
+            <w:tcW w:type="dxa" w:w="5112"/>
+          </w:tcPr>
+          <w:p>
+            <w:r/>
+          </w:p>
+        </w:tc>
+      </w:tr>
+      <w:tr>
+        <w:tc>
+          <w:tcPr>
+            <w:tcW w:type="dxa" w:w="5112"/>
+          </w:tcPr>
+          <w:p>
+            <w:r>
+              <w:t>Observed result</w:t>
+            </w:r>
+          </w:p>
+        </w:tc>
+        <w:tc>
+          <w:tcPr>
+            <w:tcW w:type="dxa" w:w="5112"/>
+          </w:tcPr>
+          <w:p>
+            <w:r/>
+          </w:p>
+        </w:tc>
+      </w:tr>
+      <w:tr>
+        <w:tc>
+          <w:tcPr>
+            <w:tcW w:type="dxa" w:w="5112"/>
+          </w:tcPr>
+          <w:p>
+            <w:r>
+              <w:t>Why the result occurred</w:t>
+            </w:r>
+          </w:p>
+        </w:tc>
+        <w:tc>
+          <w:tcPr>
+            <w:tcW w:type="dxa" w:w="5112"/>
+          </w:tcPr>
+          <w:p>
+            <w:r/>
+          </w:p>
+        </w:tc>
+      </w:tr>
+    </w:tbl>
+    <w:p>
+      <w:pPr>
+        <w:pStyle w:val="Heading1"/>
+      </w:pPr>
+      <w:r>
+        <w:t>11. Reference · Original target response space</w:t>
+      </w:r>
+    </w:p>
+    <w:p>
+      <w:r>
+        <w:t>This teaching case is practice rather than a fresh assessment.</w:t>
+      </w:r>
+    </w:p>
+    <w:p>
+      <w:pPr>
+        <w:pStyle w:val="Heading2"/>
+      </w:pPr>
+      <w:r>
+        <w:t>Use this when helpful</w:t>
+      </w:r>
+    </w:p>
+    <w:p>
+      <w:pPr>
+        <w:spacing w:line="336" w:lineRule="auto" w:after="180"/>
+      </w:pPr>
+      <w:r>
+        <w:rPr>
+          <w:b w:val="0"/>
+        </w:rPr>
+        <w:t xml:space="preserve">A project uses an image found through search. Its author is known but its </w:t>
+      </w:r>
+      <w:r>
+        <w:rPr>
+          <w:b/>
+        </w:rPr>
+        <w:t>licence</w:t>
+      </w:r>
+      <w:r>
+        <w:rPr>
+          <w:b w:val="0"/>
+        </w:rPr>
+        <w:t xml:space="preserve"> is missing. Is naming the author enough to establish reuse permission? Describe a </w:t>
+      </w:r>
+      <w:r>
+        <w:rPr>
+          <w:b/>
+        </w:rPr>
+        <w:t>provenance</w:t>
+      </w:r>
+      <w:r>
+        <w:rPr>
+          <w:b w:val="0"/>
+        </w:rPr>
+        <w:t xml:space="preserve"> record and next action.</w:t>
+      </w:r>
+    </w:p>
+    <w:p>
+      <w:pPr>
+        <w:pStyle w:val="Heading3"/>
+      </w:pPr>
+      <w:r>
+        <w:t>My explanation after practice</w:t>
+      </w:r>
+    </w:p>
+    <w:p>
+      <w:r>
+        <w:t>________________________________________________________________</w:t>
+      </w:r>
+    </w:p>
+    <w:p>
+      <w:r>
+        <w:t>________________________________________________________________</w:t>
+      </w:r>
+    </w:p>
+    <w:p>
+      <w:r>
+        <w:t>________________________________________________________________</w:t>
+      </w:r>
+    </w:p>
+    <w:p>
+      <w:r>
+        <w:t>________________________________________________________________</w:t>
+      </w:r>
+    </w:p>
+    <w:p>
+      <w:r>
+        <w:t>________________________________________________________________</w:t>
+      </w:r>
+    </w:p>
+    <w:p>
+      <w:r>
+        <w:t>________________________________________________________________</w:t>
+      </w:r>
+    </w:p>
+    <w:p>
+      <w:r>
+        <w:t>________________________________________________________________</w:t>
+      </w:r>
+    </w:p>
+    <w:p>
+      <w:pPr>
+        <w:spacing w:line="336" w:lineRule="auto" w:after="180"/>
+      </w:pPr>
+      <w:r>
+        <w:rPr>
+          <w:b w:val="0"/>
+        </w:rPr>
+        <w:t>Record support used: none, hint or teacher explanation.</w:t>
+      </w:r>
+    </w:p>
+    <w:p>
+      <w:pPr>
+        <w:pStyle w:val="Heading1"/>
+      </w:pPr>
+      <w:r>
+        <w:t>15. Reference · Independent-case response copy</w:t>
+      </w:r>
+    </w:p>
+    <w:p>
+      <w:r>
+        <w:t>This duplicates W4. Reuse the same first-attempt record.</w:t>
+      </w:r>
+    </w:p>
+    <w:p>
+      <w:pPr>
+        <w:pStyle w:val="Heading2"/>
+      </w:pPr>
+      <w:r>
+        <w:t>Use this when helpful</w:t>
+      </w:r>
+    </w:p>
+    <w:p>
+      <w:pPr>
+        <w:spacing w:line="336" w:lineRule="auto" w:after="180"/>
+      </w:pPr>
+      <w:r>
+        <w:rPr>
+          <w:b w:val="0"/>
+        </w:rPr>
+        <w:t xml:space="preserve">Text C permits internal reading only; D permits public quotation up to 30 words with </w:t>
+      </w:r>
+      <w:r>
+        <w:rPr>
+          <w:b/>
+        </w:rPr>
+        <w:t>attribution</w:t>
+      </w:r>
+      <w:r>
+        <w:rPr>
+          <w:b w:val="0"/>
+        </w:rPr>
+        <w:t>. Proposed public handout reproduces 40 words. Apply the fictional terms.</w:t>
+      </w:r>
+    </w:p>
+    <w:p>
+      <w:pPr>
+        <w:pStyle w:val="Heading3"/>
+      </w:pPr>
+      <w:r>
+        <w:t>My reasoning and evidence</w:t>
+      </w:r>
+    </w:p>
+    <w:p>
+      <w:r>
+        <w:t>________________________________________________________________</w:t>
+      </w:r>
+    </w:p>
+    <w:p>
+      <w:r>
+        <w:t>________________________________________________________________</w:t>
+      </w:r>
+    </w:p>
+    <w:p>
+      <w:r>
+        <w:t>________________________________________________________________</w:t>
+      </w:r>
+    </w:p>
+    <w:p>
+      <w:r>
+        <w:t>________________________________________________________________</w:t>
+      </w:r>
+    </w:p>
+    <w:p>
+      <w:r>
+        <w:t>________________________________________________________________</w:t>
+      </w:r>
+    </w:p>
+    <w:p>
+      <w:r>
+        <w:t>________________________________________________________________</w:t>
+      </w:r>
+    </w:p>
+    <w:p>
+      <w:r>
+        <w:t>________________________________________________________________</w:t>
+      </w:r>
+    </w:p>
+    <w:p>
+      <w:r>
+        <w:t>________________________________________________________________</w:t>
+      </w:r>
+    </w:p>
+    <w:p>
+      <w:pPr>
+        <w:pStyle w:val="Heading1"/>
+      </w:pPr>
+      <w:r>
+        <w:t>18. Extra practice · Use the worked picture</w:t>
+      </w:r>
+    </w:p>
+    <w:p>
+      <w:r>
+        <w:t>Keep the explanation and the support you used.</w:t>
+      </w:r>
+    </w:p>
+    <w:p>
+      <w:pPr>
+        <w:pStyle w:val="Heading2"/>
+      </w:pPr>
+      <w:r>
+        <w:t>Use this when helpful</w:t>
       </w:r>
     </w:p>
     <w:p>
@@ -1941,16 +2046,7 @@
     </w:p>
     <w:p>
       <w:pPr>
-        <w:pStyle w:val="Heading3"/>
-      </w:pPr>
-      <w:r>
-        <w:t>Record the help used</w:t>
-      </w:r>
-    </w:p>
-    <w:p>
-      <w:pPr>
         <w:spacing w:line="336" w:lineRule="auto" w:after="180"/>
-        <w:shd w:fill="F1F6F8"/>
       </w:pPr>
       <w:r>
         <w:rPr>
@@ -2010,12 +2106,20 @@
         <w:pStyle w:val="Heading1"/>
       </w:pPr>
       <w:r>
-        <w:t>19. Project portfolio milestone</w:t>
-      </w:r>
-    </w:p>
-    <w:p>
-      <w:r>
-        <w:t>Keep this week’s input, deciding step, result and limit together in the Verified Study Buddy record.</w:t>
+        <w:t>19. Reference · Project portfolio record</w:t>
+      </w:r>
+    </w:p>
+    <w:p>
+      <w:r>
+        <w:t>Extend your main project response when helpful.</w:t>
+      </w:r>
+    </w:p>
+    <w:p>
+      <w:pPr>
+        <w:pStyle w:val="Heading2"/>
+      </w:pPr>
+      <w:r>
+        <w:t>Use this when helpful</w:t>
       </w:r>
     </w:p>
     <w:p>
@@ -2240,12 +2344,459 @@
         <w:pStyle w:val="Heading1"/>
       </w:pPr>
       <w:r>
-        <w:t>20. Supported practice and learning evidence</w:t>
-      </w:r>
-    </w:p>
-    <w:p>
-      <w:r>
-        <w:t>Try the supported questions before comparing with hints and feedback. Record what you repaired and the evidence you retained.</w:t>
+        <w:t>20. Extra practice: pictures, repair and feedback</w:t>
+      </w:r>
+    </w:p>
+    <w:p>
+      <w:r>
+        <w:t>Attempt each question before opening its explanation. Use one browser or paper copy.</w:t>
+      </w:r>
+    </w:p>
+    <w:p>
+      <w:pPr>
+        <w:pStyle w:val="Heading2"/>
+      </w:pPr>
+      <w:r>
+        <w:t>First supported question</w:t>
+      </w:r>
+    </w:p>
+    <w:p>
+      <w:pPr>
+        <w:pStyle w:val="ListBullet"/>
+      </w:pPr>
+      <w:r>
+        <w:t>Read fictional reuse terms before decorating a public study guide.</w:t>
+      </w:r>
+    </w:p>
+    <w:p>
+      <w:pPr>
+        <w:pStyle w:val="Heading3"/>
+      </w:pPr>
+      <w:r>
+        <w:t>Practice 1: explain the deciding evidence</w:t>
+      </w:r>
+    </w:p>
+    <w:p>
+      <w:pPr>
+        <w:pStyle w:val="ListBullet"/>
+      </w:pPr>
+      <w:r>
+        <w:t>Which labelled step matches this detail? Use Moss with its required attribution; do not crop Fern for this public guide.</w:t>
+      </w:r>
+    </w:p>
+    <w:p>
+      <w:pPr>
+        <w:pStyle w:val="ListBullet"/>
+      </w:pPr>
+      <w:r>
+        <w:t>1. Choose eligible asset</w:t>
+      </w:r>
+    </w:p>
+    <w:p>
+      <w:pPr>
+        <w:pStyle w:val="ListBullet"/>
+      </w:pPr>
+      <w:r>
+        <w:t>2. Read terms</w:t>
+      </w:r>
+    </w:p>
+    <w:p>
+      <w:pPr>
+        <w:pStyle w:val="ListBullet"/>
+      </w:pPr>
+      <w:r>
+        <w:t>3. Match proposed use</w:t>
+      </w:r>
+    </w:p>
+    <w:p>
+      <w:pPr>
+        <w:pStyle w:val="Heading3"/>
+      </w:pPr>
+      <w:r>
+        <w:t>My selected conclusion, deciding fact and explanation</w:t>
+      </w:r>
+    </w:p>
+    <w:p>
+      <w:r>
+        <w:t>________________________________________________________________</w:t>
+      </w:r>
+    </w:p>
+    <w:p>
+      <w:r>
+        <w:t>________________________________________________________________</w:t>
+      </w:r>
+    </w:p>
+    <w:p>
+      <w:r>
+        <w:t>________________________________________________________________</w:t>
+      </w:r>
+    </w:p>
+    <w:p>
+      <w:r>
+        <w:t>________________________________________________________________</w:t>
+      </w:r>
+    </w:p>
+    <w:p>
+      <w:r>
+        <w:t>________________________________________________________________</w:t>
+      </w:r>
+    </w:p>
+    <w:p>
+      <w:pPr>
+        <w:pStyle w:val="ListBullet"/>
+      </w:pPr>
+      <w:r>
+        <w:t>Hint if needed: Read the steps in the pictorial case. Match the supplied detail to the stage that performs or records it.</w:t>
+      </w:r>
+    </w:p>
+    <w:p>
+      <w:pPr>
+        <w:pStyle w:val="ListBullet"/>
+      </w:pPr>
+      <w:r>
+        <w:t>After your attempt, compare with the supported explanation: Choose eligible asset Use Moss with its required attribution; do not crop Fern for this public guide. Read the picture in order. Use Moss with its required attribution; do not crop Fern for this public guide. The arrows show which recorded input or intermediate result each decision uses. Explain the deciding step aloud before checking the changed case; pointing to the final answer alone does not show how it follows.</w:t>
+      </w:r>
+    </w:p>
+    <w:p>
+      <w:pPr>
+        <w:pStyle w:val="Heading2"/>
+      </w:pPr>
+      <w:r>
+        <w:t>Check the first explanation · reference / check after trying</w:t>
+      </w:r>
+    </w:p>
+    <w:p>
+      <w:pPr>
+        <w:pStyle w:val="Heading3"/>
+      </w:pPr>
+      <w:r>
+        <w:t>Practice 2: explain the deciding evidence</w:t>
+      </w:r>
+    </w:p>
+    <w:p>
+      <w:pPr>
+        <w:pStyle w:val="Heading2"/>
+      </w:pPr>
+      <w:r>
+        <w:t>Changed-case question</w:t>
+      </w:r>
+    </w:p>
+    <w:p>
+      <w:pPr>
+        <w:pStyle w:val="ListBullet"/>
+      </w:pPr>
+      <w:r>
+        <w:t>Changed-case practice: Use Fern unchanged and include the required attribution. Which conclusion is supported by the supplied facts?</w:t>
+      </w:r>
+    </w:p>
+    <w:p>
+      <w:pPr>
+        <w:pStyle w:val="ListBullet"/>
+      </w:pPr>
+      <w:r>
+        <w:t>1. That use satisfies the stated fictional permission conditions.</w:t>
+      </w:r>
+    </w:p>
+    <w:p>
+      <w:pPr>
+        <w:pStyle w:val="ListBullet"/>
+      </w:pPr>
+      <w:r>
+        <w:t>2. This one example guarantees correct results for every future input.</w:t>
+      </w:r>
+    </w:p>
+    <w:p>
+      <w:pPr>
+        <w:pStyle w:val="ListBullet"/>
+      </w:pPr>
+      <w:r>
+        <w:t>3. We can decide the result without examining the changed input or the procedure.</w:t>
+      </w:r>
+    </w:p>
+    <w:p>
+      <w:pPr>
+        <w:pStyle w:val="Heading3"/>
+      </w:pPr>
+      <w:r>
+        <w:t>My selected conclusion, deciding fact and explanation</w:t>
+      </w:r>
+    </w:p>
+    <w:p>
+      <w:r>
+        <w:t>________________________________________________________________</w:t>
+      </w:r>
+    </w:p>
+    <w:p>
+      <w:r>
+        <w:t>________________________________________________________________</w:t>
+      </w:r>
+    </w:p>
+    <w:p>
+      <w:r>
+        <w:t>________________________________________________________________</w:t>
+      </w:r>
+    </w:p>
+    <w:p>
+      <w:r>
+        <w:t>________________________________________________________________</w:t>
+      </w:r>
+    </w:p>
+    <w:p>
+      <w:r>
+        <w:t>________________________________________________________________</w:t>
+      </w:r>
+    </w:p>
+    <w:p>
+      <w:pPr>
+        <w:pStyle w:val="ListBullet"/>
+      </w:pPr>
+      <w:r>
+        <w:t>Hint if needed: Use the changed condition and the deciding step in the pictorial trace. The answer must say what follows from those facts.</w:t>
+      </w:r>
+    </w:p>
+    <w:p>
+      <w:pPr>
+        <w:pStyle w:val="ListBullet"/>
+      </w:pPr>
+      <w:r>
+        <w:t>After your attempt, compare with the supported explanation: That use satisfies the stated fictional permission conditions. Its public redistribution is permitted when there is no alteration and attribution is included.</w:t>
+      </w:r>
+    </w:p>
+    <w:p>
+      <w:pPr>
+        <w:pStyle w:val="Heading2"/>
+      </w:pPr>
+      <w:r>
+        <w:t>Check the changed case · reference / check after trying</w:t>
+      </w:r>
+    </w:p>
+    <w:p>
+      <w:pPr>
+        <w:pStyle w:val="Heading3"/>
+      </w:pPr>
+      <w:r>
+        <w:t>Repair a missing building block</w:t>
+      </w:r>
+    </w:p>
+    <w:p>
+      <w:pPr>
+        <w:pStyle w:val="Heading2"/>
+      </w:pPr>
+      <w:r>
+        <w:t>Repair and save your work</w:t>
+      </w:r>
+    </w:p>
+    <w:p>
+      <w:pPr>
+        <w:spacing w:line="336" w:lineRule="auto" w:after="180"/>
+      </w:pPr>
+      <w:r>
+        <w:rPr>
+          <w:b w:val="0"/>
+        </w:rPr>
+        <w:t xml:space="preserve">Review Privacy by Design (ai-3/28). Goal: Explain the </w:t>
+      </w:r>
+      <w:r>
+        <w:rPr>
+          <w:b/>
+        </w:rPr>
+        <w:t>mechanism</w:t>
+      </w:r>
+      <w:r>
+        <w:rPr>
+          <w:b w:val="0"/>
+        </w:rPr>
+        <w:t xml:space="preserve"> and terminology of data retention and deletion. Short practice: Which IDs and locations must appear in the deletion </w:t>
+      </w:r>
+      <w:r>
+        <w:rPr>
+          <w:b/>
+        </w:rPr>
+        <w:t>evidence</w:t>
+      </w:r>
+      <w:r>
+        <w:rPr>
+          <w:b w:val="0"/>
+        </w:rPr>
+        <w:t>?</w:t>
+      </w:r>
+    </w:p>
+    <w:p>
+      <w:pPr>
+        <w:spacing w:line="336" w:lineRule="auto" w:after="180"/>
+      </w:pPr>
+      <w:r>
+        <w:rPr>
+          <w:b w:val="0"/>
+        </w:rPr>
+        <w:t xml:space="preserve">Point to the relevant step in the picture, then write the changed result and the rule or </w:t>
+      </w:r>
+      <w:r>
+        <w:rPr>
+          <w:b/>
+        </w:rPr>
+        <w:t>evidence</w:t>
+      </w:r>
+      <w:r>
+        <w:rPr>
+          <w:b w:val="0"/>
+        </w:rPr>
+        <w:t xml:space="preserve"> that supports it.. Return to this week and explain what you changed.</w:t>
+      </w:r>
+    </w:p>
+    <w:p>
+      <w:pPr>
+        <w:spacing w:line="336" w:lineRule="auto" w:after="180"/>
+      </w:pPr>
+      <w:r>
+        <w:rPr>
+          <w:b w:val="0"/>
+        </w:rPr>
+        <w:t xml:space="preserve">Review Evaluation Sets (ai-3/26). Goal: Explain the </w:t>
+      </w:r>
+      <w:r>
+        <w:rPr>
+          <w:b/>
+        </w:rPr>
+        <w:t>mechanism</w:t>
+      </w:r>
+      <w:r>
+        <w:rPr>
+          <w:b w:val="0"/>
+        </w:rPr>
+        <w:t xml:space="preserve"> and terminology of system evaluation sets. Short practice: Did the added cases demonstrate better answering?</w:t>
+      </w:r>
+    </w:p>
+    <w:p>
+      <w:pPr>
+        <w:spacing w:line="336" w:lineRule="auto" w:after="180"/>
+      </w:pPr>
+      <w:r>
+        <w:rPr>
+          <w:b w:val="0"/>
+        </w:rPr>
+        <w:t xml:space="preserve">Point to the relevant step in the picture, then write the changed result and the rule or </w:t>
+      </w:r>
+      <w:r>
+        <w:rPr>
+          <w:b/>
+        </w:rPr>
+        <w:t>evidence</w:t>
+      </w:r>
+      <w:r>
+        <w:rPr>
+          <w:b w:val="0"/>
+        </w:rPr>
+        <w:t xml:space="preserve"> that supports it.. Return to this week and explain what you changed.</w:t>
+      </w:r>
+    </w:p>
+    <w:p>
+      <w:pPr>
+        <w:spacing w:line="336" w:lineRule="auto" w:after="180"/>
+      </w:pPr>
+      <w:r>
+        <w:rPr>
+          <w:b w:val="0"/>
+        </w:rPr>
+        <w:t>Review Block to Python Bridge (ai-3/23). Goal: Translate a short paper calculation into a Python script. Short practice: Trace the changed list and identify where the result differs.</w:t>
+      </w:r>
+    </w:p>
+    <w:p>
+      <w:pPr>
+        <w:spacing w:line="336" w:lineRule="auto" w:after="180"/>
+      </w:pPr>
+      <w:r>
+        <w:rPr>
+          <w:b w:val="0"/>
+        </w:rPr>
+        <w:t xml:space="preserve">Point to the relevant step in the picture, then write the changed result and the rule or </w:t>
+      </w:r>
+      <w:r>
+        <w:rPr>
+          <w:b/>
+        </w:rPr>
+        <w:t>evidence</w:t>
+      </w:r>
+      <w:r>
+        <w:rPr>
+          <w:b w:val="0"/>
+        </w:rPr>
+        <w:t xml:space="preserve"> that supports it.. Return to this week and explain what you changed.</w:t>
+      </w:r>
+    </w:p>
+    <w:p>
+      <w:pPr>
+        <w:spacing w:line="336" w:lineRule="auto" w:after="180"/>
+      </w:pPr>
+      <w:r>
+        <w:rPr>
+          <w:b w:val="0"/>
+        </w:rPr>
+        <w:t xml:space="preserve">Use Download completed work in the hosted lesson to export your answers, reflections, practice feedback and code-run </w:t>
+      </w:r>
+      <w:r>
+        <w:rPr>
+          <w:b/>
+        </w:rPr>
+        <w:t>evidence</w:t>
+      </w:r>
+      <w:r>
+        <w:rPr>
+          <w:b w:val="0"/>
+        </w:rPr>
+        <w:t>. Open the HTML copy to read or print it.</w:t>
+      </w:r>
+    </w:p>
+    <w:p>
+      <w:pPr>
+        <w:spacing w:line="336" w:lineRule="auto" w:after="180"/>
+      </w:pPr>
+      <w:r>
+        <w:rPr>
+          <w:b w:val="0"/>
+        </w:rPr>
+        <w:t>Drafts stay in this browser when storage is available; clear drafts on a shared device.</w:t>
+      </w:r>
+    </w:p>
+    <w:p>
+      <w:pPr>
+        <w:pStyle w:val="Heading3"/>
+      </w:pPr>
+      <w:r>
+        <w:t>What I repaired, the evidence I kept and the next test</w:t>
+      </w:r>
+    </w:p>
+    <w:p>
+      <w:r>
+        <w:t>________________________________________________________________</w:t>
+      </w:r>
+    </w:p>
+    <w:p>
+      <w:r>
+        <w:t>________________________________________________________________</w:t>
+      </w:r>
+    </w:p>
+    <w:p>
+      <w:r>
+        <w:t>________________________________________________________________</w:t>
+      </w:r>
+    </w:p>
+    <w:p>
+      <w:r>
+        <w:t>________________________________________________________________</w:t>
+      </w:r>
+    </w:p>
+    <w:p>
+      <w:r>
+        <w:t>________________________________________________________________</w:t>
+      </w:r>
+    </w:p>
+    <w:p>
+      <w:pPr>
+        <w:pStyle w:val="Heading2"/>
+      </w:pPr>
+      <w:r>
+        <w:t>Earlier wording, alternatives and picture transcripts · reference / check after trying</w:t>
       </w:r>
     </w:p>
     <w:p>
@@ -2261,637 +2812,28 @@
     </w:p>
     <w:p>
       <w:pPr>
-        <w:spacing w:line="336" w:lineRule="auto" w:after="180"/>
-      </w:pPr>
-      <w:r>
-        <w:rPr>
-          <w:b w:val="0"/>
-        </w:rPr>
-        <w:t>Read fictional reuse terms before decorating a public study guide.</w:t>
-      </w:r>
-    </w:p>
-    <w:p>
-      <w:pPr>
         <w:pStyle w:val="Heading3"/>
       </w:pPr>
       <w:r>
-        <w:t>Practice 1: explain the deciding evidence</w:t>
-      </w:r>
-    </w:p>
-    <w:p>
-      <w:pPr>
-        <w:spacing w:line="336" w:lineRule="auto" w:after="180"/>
-      </w:pPr>
-      <w:r>
-        <w:rPr>
-          <w:b w:val="0"/>
-        </w:rPr>
-        <w:t xml:space="preserve">Which labelled step matches this detail? Use Moss with its required </w:t>
-      </w:r>
-      <w:r>
-        <w:rPr>
-          <w:b/>
-        </w:rPr>
-        <w:t>attribution</w:t>
-      </w:r>
-      <w:r>
-        <w:rPr>
-          <w:b w:val="0"/>
-        </w:rPr>
-        <w:t>; do not crop Fern for this public guide.</w:t>
-      </w:r>
-    </w:p>
-    <w:p>
-      <w:pPr>
-        <w:spacing w:line="336" w:lineRule="auto" w:after="180"/>
-        <w:shd w:fill="F4F9FC"/>
-      </w:pPr>
-      <w:r>
-        <w:rPr>
-          <w:b w:val="0"/>
-        </w:rPr>
-        <w:t>1. Choose eligible asset</w:t>
-      </w:r>
-    </w:p>
-    <w:p>
-      <w:pPr>
-        <w:spacing w:line="336" w:lineRule="auto" w:after="180"/>
-        <w:shd w:fill="F4F9FC"/>
-      </w:pPr>
-      <w:r>
-        <w:rPr>
-          <w:b w:val="0"/>
-        </w:rPr>
-        <w:t>2. Read terms</w:t>
-      </w:r>
-    </w:p>
-    <w:p>
-      <w:pPr>
-        <w:spacing w:line="336" w:lineRule="auto" w:after="180"/>
-        <w:shd w:fill="F4F9FC"/>
-      </w:pPr>
-      <w:r>
-        <w:rPr>
-          <w:b w:val="0"/>
-        </w:rPr>
-        <w:t>3. Match proposed use</w:t>
-      </w:r>
-    </w:p>
-    <w:p>
-      <w:pPr>
-        <w:pStyle w:val="Heading3"/>
-      </w:pPr>
-      <w:r>
-        <w:t>My selected conclusion, deciding fact and explanation</w:t>
-      </w:r>
-    </w:p>
-    <w:p>
-      <w:r>
-        <w:t>________________________________________________________________</w:t>
-      </w:r>
-    </w:p>
-    <w:p>
-      <w:r>
-        <w:t>________________________________________________________________</w:t>
-      </w:r>
-    </w:p>
-    <w:p>
-      <w:r>
-        <w:t>________________________________________________________________</w:t>
-      </w:r>
-    </w:p>
-    <w:p>
-      <w:r>
-        <w:t>________________________________________________________________</w:t>
-      </w:r>
-    </w:p>
-    <w:p>
-      <w:r>
-        <w:t>________________________________________________________________</w:t>
-      </w:r>
-    </w:p>
-    <w:p>
-      <w:pPr>
-        <w:pStyle w:val="Heading3"/>
-      </w:pPr>
-      <w:r>
-        <w:t>Hint · try first</w:t>
-      </w:r>
-    </w:p>
-    <w:p>
-      <w:pPr>
-        <w:spacing w:line="336" w:lineRule="auto" w:after="180"/>
-        <w:shd w:fill="F1F6F8"/>
-      </w:pPr>
-      <w:r>
-        <w:rPr>
-          <w:b w:val="0"/>
-        </w:rPr>
-        <w:t>Hint if needed: Read the steps in the pictorial case. Match the supplied detail to the stage that performs or records it.</w:t>
-      </w:r>
-    </w:p>
-    <w:p>
-      <w:pPr>
-        <w:pStyle w:val="Heading3"/>
-      </w:pPr>
-      <w:r>
-        <w:t>Feedback · compare after trying</w:t>
-      </w:r>
-    </w:p>
-    <w:p>
-      <w:pPr>
-        <w:spacing w:line="336" w:lineRule="auto" w:after="180"/>
-        <w:shd w:fill="F1F6FC"/>
-      </w:pPr>
-      <w:r>
-        <w:rPr>
-          <w:b w:val="0"/>
-        </w:rPr>
-        <w:t xml:space="preserve">After your attempt, compare with the supported explanation: Choose eligible asset Use Moss with its required </w:t>
-      </w:r>
-      <w:r>
-        <w:rPr>
-          <w:b/>
-        </w:rPr>
-        <w:t>attribution</w:t>
-      </w:r>
-      <w:r>
-        <w:rPr>
-          <w:b w:val="0"/>
-        </w:rPr>
-        <w:t>; do not crop Fern for this public guide. Read the picture in order.</w:t>
-      </w:r>
-    </w:p>
-    <w:p>
-      <w:pPr>
-        <w:spacing w:line="336" w:lineRule="auto" w:after="180"/>
-        <w:shd w:fill="F1F6FC"/>
-      </w:pPr>
-      <w:r>
-        <w:rPr>
-          <w:b w:val="0"/>
-        </w:rPr>
-        <w:t xml:space="preserve">Use Moss with its required </w:t>
-      </w:r>
-      <w:r>
-        <w:rPr>
-          <w:b/>
-        </w:rPr>
-        <w:t>attribution</w:t>
-      </w:r>
-      <w:r>
-        <w:rPr>
-          <w:b w:val="0"/>
-        </w:rPr>
-        <w:t xml:space="preserve">; do not crop Fern for this public guide. The arrows show which recorded </w:t>
-      </w:r>
-      <w:r>
-        <w:rPr>
-          <w:b/>
-        </w:rPr>
-        <w:t>input</w:t>
-      </w:r>
-      <w:r>
-        <w:rPr>
-          <w:b w:val="0"/>
-        </w:rPr>
-        <w:t xml:space="preserve"> or intermediate result each decision uses.</w:t>
-      </w:r>
-    </w:p>
-    <w:p>
-      <w:pPr>
-        <w:spacing w:line="336" w:lineRule="auto" w:after="180"/>
-        <w:shd w:fill="F1F6FC"/>
-      </w:pPr>
-      <w:r>
-        <w:rPr>
-          <w:b w:val="0"/>
-        </w:rPr>
-        <w:t>Explain the deciding step aloud before checking the changed case; pointing to the final answer alone does not show how it follows.</w:t>
-      </w:r>
-    </w:p>
-    <w:p>
-      <w:pPr>
-        <w:pStyle w:val="Heading3"/>
-      </w:pPr>
-      <w:r>
-        <w:t>Practice 2: explain the deciding evidence</w:t>
-      </w:r>
-    </w:p>
-    <w:p>
-      <w:pPr>
-        <w:pStyle w:val="Heading3"/>
-      </w:pPr>
-      <w:r>
-        <w:t>Changed case · predict first</w:t>
-      </w:r>
-    </w:p>
-    <w:p>
-      <w:pPr>
-        <w:spacing w:line="336" w:lineRule="auto" w:after="180"/>
-        <w:shd w:fill="F5F1FB"/>
-      </w:pPr>
-      <w:r>
-        <w:rPr>
-          <w:b w:val="0"/>
-        </w:rPr>
-        <w:t xml:space="preserve">Changed-case practice: Use Fern unchanged and include the required </w:t>
-      </w:r>
-      <w:r>
-        <w:rPr>
-          <w:b/>
-        </w:rPr>
-        <w:t>attribution</w:t>
-      </w:r>
-      <w:r>
-        <w:rPr>
-          <w:b w:val="0"/>
-        </w:rPr>
-        <w:t>. Which conclusion is supported by the supplied facts?</w:t>
-      </w:r>
-    </w:p>
-    <w:p>
-      <w:pPr>
-        <w:spacing w:line="336" w:lineRule="auto" w:after="180"/>
-        <w:shd w:fill="F4F9FC"/>
-      </w:pPr>
-      <w:r>
-        <w:rPr>
-          <w:b w:val="0"/>
-        </w:rPr>
-        <w:t>1. That use satisfies the stated fictional permission conditions.</w:t>
-      </w:r>
-    </w:p>
-    <w:p>
-      <w:pPr>
-        <w:spacing w:line="336" w:lineRule="auto" w:after="180"/>
-        <w:shd w:fill="F4F9FC"/>
-      </w:pPr>
-      <w:r>
-        <w:rPr>
-          <w:b w:val="0"/>
-        </w:rPr>
-        <w:t xml:space="preserve">2. This one example guarantees correct results for every future </w:t>
-      </w:r>
-      <w:r>
-        <w:rPr>
-          <w:b/>
-        </w:rPr>
-        <w:t>input</w:t>
-      </w:r>
-      <w:r>
-        <w:rPr>
-          <w:b w:val="0"/>
-        </w:rPr>
-        <w:t>.</w:t>
-      </w:r>
-    </w:p>
-    <w:p>
-      <w:pPr>
-        <w:spacing w:line="336" w:lineRule="auto" w:after="180"/>
-        <w:shd w:fill="F4F9FC"/>
-      </w:pPr>
-      <w:r>
-        <w:rPr>
-          <w:b w:val="0"/>
-        </w:rPr>
-        <w:t xml:space="preserve">3. We can decide the result without examining the changed </w:t>
-      </w:r>
-      <w:r>
-        <w:rPr>
-          <w:b/>
-        </w:rPr>
-        <w:t>input</w:t>
-      </w:r>
-      <w:r>
-        <w:rPr>
-          <w:b w:val="0"/>
-        </w:rPr>
-        <w:t xml:space="preserve"> or the procedure.</w:t>
-      </w:r>
-    </w:p>
-    <w:p>
-      <w:pPr>
-        <w:pStyle w:val="Heading3"/>
-      </w:pPr>
-      <w:r>
-        <w:t>My selected conclusion, deciding fact and explanation</w:t>
-      </w:r>
-    </w:p>
-    <w:p>
-      <w:r>
-        <w:t>________________________________________________________________</w:t>
-      </w:r>
-    </w:p>
-    <w:p>
-      <w:r>
-        <w:t>________________________________________________________________</w:t>
-      </w:r>
-    </w:p>
-    <w:p>
-      <w:r>
-        <w:t>________________________________________________________________</w:t>
-      </w:r>
-    </w:p>
-    <w:p>
-      <w:r>
-        <w:t>________________________________________________________________</w:t>
-      </w:r>
-    </w:p>
-    <w:p>
-      <w:r>
-        <w:t>________________________________________________________________</w:t>
-      </w:r>
-    </w:p>
-    <w:p>
-      <w:pPr>
-        <w:pStyle w:val="Heading3"/>
-      </w:pPr>
-      <w:r>
-        <w:t>Hint · try first</w:t>
-      </w:r>
-    </w:p>
-    <w:p>
-      <w:pPr>
-        <w:spacing w:line="336" w:lineRule="auto" w:after="180"/>
-        <w:shd w:fill="F1F6F8"/>
-      </w:pPr>
-      <w:r>
-        <w:rPr>
-          <w:b w:val="0"/>
-        </w:rPr>
-        <w:t>Hint if needed: Use the changed condition and the deciding step in the pictorial trace. The answer must say what follows from those facts.</w:t>
-      </w:r>
-    </w:p>
-    <w:p>
-      <w:pPr>
-        <w:pStyle w:val="Heading3"/>
-      </w:pPr>
-      <w:r>
-        <w:t>Feedback · compare after trying</w:t>
-      </w:r>
-    </w:p>
-    <w:p>
-      <w:pPr>
-        <w:spacing w:line="336" w:lineRule="auto" w:after="180"/>
-        <w:shd w:fill="F1F6FC"/>
-      </w:pPr>
-      <w:r>
-        <w:rPr>
-          <w:b w:val="0"/>
-        </w:rPr>
-        <w:t xml:space="preserve">After your attempt, compare with the supported explanation: That use satisfies the stated fictional permission conditions. Its public redistribution is permitted when there is no alteration and </w:t>
-      </w:r>
-      <w:r>
-        <w:rPr>
-          <w:b/>
-        </w:rPr>
-        <w:t>attribution</w:t>
-      </w:r>
-      <w:r>
-        <w:rPr>
-          <w:b w:val="0"/>
-        </w:rPr>
-        <w:t xml:space="preserve"> is included.</w:t>
-      </w:r>
-    </w:p>
-    <w:p>
-      <w:pPr>
-        <w:pStyle w:val="Heading3"/>
-      </w:pPr>
-      <w:r>
-        <w:t>Repair a missing building block</w:t>
-      </w:r>
-    </w:p>
-    <w:p>
-      <w:pPr>
-        <w:spacing w:line="336" w:lineRule="auto" w:after="180"/>
-      </w:pPr>
-      <w:r>
-        <w:rPr>
-          <w:b w:val="0"/>
-        </w:rPr>
-        <w:t xml:space="preserve">Review Privacy by Design (ai-3/28). Goal: Explain the </w:t>
-      </w:r>
-      <w:r>
-        <w:rPr>
-          <w:b/>
-        </w:rPr>
-        <w:t>mechanism</w:t>
-      </w:r>
-      <w:r>
-        <w:rPr>
-          <w:b w:val="0"/>
-        </w:rPr>
-        <w:t xml:space="preserve"> and terminology of data retention and deletion. Short practice: Which IDs and locations must appear in the deletion </w:t>
-      </w:r>
-      <w:r>
-        <w:rPr>
-          <w:b/>
-        </w:rPr>
-        <w:t>evidence</w:t>
-      </w:r>
-      <w:r>
-        <w:rPr>
-          <w:b w:val="0"/>
-        </w:rPr>
-        <w:t>?</w:t>
-      </w:r>
-    </w:p>
-    <w:p>
-      <w:pPr>
-        <w:spacing w:line="336" w:lineRule="auto" w:after="180"/>
-      </w:pPr>
-      <w:r>
-        <w:rPr>
-          <w:b w:val="0"/>
-        </w:rPr>
-        <w:t xml:space="preserve">Point to the relevant step in the picture, then write the changed result and the rule or </w:t>
-      </w:r>
-      <w:r>
-        <w:rPr>
-          <w:b/>
-        </w:rPr>
-        <w:t>evidence</w:t>
-      </w:r>
-      <w:r>
-        <w:rPr>
-          <w:b w:val="0"/>
-        </w:rPr>
-        <w:t xml:space="preserve"> that supports it.. Return to this week and explain what you changed.</w:t>
-      </w:r>
-    </w:p>
-    <w:p>
-      <w:pPr>
-        <w:spacing w:line="336" w:lineRule="auto" w:after="180"/>
-      </w:pPr>
-      <w:r>
-        <w:rPr>
-          <w:b w:val="0"/>
-        </w:rPr>
-        <w:t xml:space="preserve">Review Evaluation Sets (ai-3/26). Goal: Explain the </w:t>
-      </w:r>
-      <w:r>
-        <w:rPr>
-          <w:b/>
-        </w:rPr>
-        <w:t>mechanism</w:t>
-      </w:r>
-      <w:r>
-        <w:rPr>
-          <w:b w:val="0"/>
-        </w:rPr>
-        <w:t xml:space="preserve"> and terminology of system evaluation sets. Short practice: Did the added cases demonstrate better answering?</w:t>
-      </w:r>
-    </w:p>
-    <w:p>
-      <w:pPr>
-        <w:spacing w:line="336" w:lineRule="auto" w:after="180"/>
-      </w:pPr>
-      <w:r>
-        <w:rPr>
-          <w:b w:val="0"/>
-        </w:rPr>
-        <w:t xml:space="preserve">Point to the relevant step in the picture, then write the changed result and the rule or </w:t>
-      </w:r>
-      <w:r>
-        <w:rPr>
-          <w:b/>
-        </w:rPr>
-        <w:t>evidence</w:t>
-      </w:r>
-      <w:r>
-        <w:rPr>
-          <w:b w:val="0"/>
-        </w:rPr>
-        <w:t xml:space="preserve"> that supports it.. Return to this week and explain what you changed.</w:t>
-      </w:r>
-    </w:p>
-    <w:p>
-      <w:pPr>
-        <w:spacing w:line="336" w:lineRule="auto" w:after="180"/>
-      </w:pPr>
-      <w:r>
-        <w:rPr>
-          <w:b w:val="0"/>
-        </w:rPr>
-        <w:t>Review Block to Python Bridge (ai-3/23). Goal: Translate a short paper calculation into a Python script. Short practice: Trace the changed list and identify where the result differs.</w:t>
-      </w:r>
-    </w:p>
-    <w:p>
-      <w:pPr>
-        <w:spacing w:line="336" w:lineRule="auto" w:after="180"/>
-      </w:pPr>
-      <w:r>
-        <w:rPr>
-          <w:b w:val="0"/>
-        </w:rPr>
-        <w:t xml:space="preserve">Point to the relevant step in the picture, then write the changed result and the rule or </w:t>
-      </w:r>
-      <w:r>
-        <w:rPr>
-          <w:b/>
-        </w:rPr>
-        <w:t>evidence</w:t>
-      </w:r>
-      <w:r>
-        <w:rPr>
-          <w:b w:val="0"/>
-        </w:rPr>
-        <w:t xml:space="preserve"> that supports it.. Return to this week and explain what you changed.</w:t>
-      </w:r>
-    </w:p>
-    <w:p>
-      <w:pPr>
-        <w:pStyle w:val="Heading3"/>
-      </w:pPr>
-      <w:r>
         <w:t>Keep your completed work</w:t>
       </w:r>
     </w:p>
     <w:p>
       <w:pPr>
-        <w:spacing w:line="336" w:lineRule="auto" w:after="180"/>
-      </w:pPr>
-      <w:r>
-        <w:rPr>
-          <w:b w:val="0"/>
-        </w:rPr>
-        <w:t xml:space="preserve">Use Download completed work in the hosted lesson to export your answers, reflections, practice feedback and code-run </w:t>
-      </w:r>
-      <w:r>
-        <w:rPr>
-          <w:b/>
-        </w:rPr>
-        <w:t>evidence</w:t>
-      </w:r>
-      <w:r>
-        <w:rPr>
-          <w:b w:val="0"/>
-        </w:rPr>
-        <w:t>. Open the HTML copy to read or print it.</w:t>
-      </w:r>
-    </w:p>
-    <w:p>
-      <w:pPr>
-        <w:spacing w:line="336" w:lineRule="auto" w:after="180"/>
-      </w:pPr>
-      <w:r>
-        <w:rPr>
-          <w:b w:val="0"/>
-        </w:rPr>
-        <w:t>Drafts stay in this browser when storage is available; clear drafts on a shared device.</w:t>
-      </w:r>
-    </w:p>
-    <w:p>
-      <w:pPr>
-        <w:pStyle w:val="Heading3"/>
-      </w:pPr>
-      <w:r>
-        <w:t>What I repaired, the evidence I kept and the next test</w:t>
-      </w:r>
-    </w:p>
-    <w:p>
-      <w:r>
-        <w:t>________________________________________________________________</w:t>
-      </w:r>
-    </w:p>
-    <w:p>
-      <w:r>
-        <w:t>________________________________________________________________</w:t>
-      </w:r>
-    </w:p>
-    <w:p>
-      <w:r>
-        <w:t>________________________________________________________________</w:t>
-      </w:r>
-    </w:p>
-    <w:p>
-      <w:r>
-        <w:t>________________________________________________________________</w:t>
-      </w:r>
-    </w:p>
-    <w:p>
-      <w:r>
-        <w:t>________________________________________________________________</w:t>
-      </w:r>
-    </w:p>
-    <w:p>
-      <w:pPr>
         <w:pStyle w:val="Heading1"/>
       </w:pPr>
       <w:r>
-        <w:t>21. Visual concept journey</w:t>
-      </w:r>
-    </w:p>
-    <w:p>
-      <w:r>
-        <w:t>Explain each Copyright and Provenance picture from its labels, then record a relevant limit.</w:t>
-      </w:r>
-    </w:p>
-    <w:p>
-      <w:pPr>
-        <w:pStyle w:val="Heading3"/>
+        <w:t>21. Reference · Six-picture response sheets</w:t>
+      </w:r>
+    </w:p>
+    <w:p>
+      <w:r>
+        <w:t>Choose the image that helps rather than repeating all six.</w:t>
+      </w:r>
+    </w:p>
+    <w:p>
+      <w:pPr>
+        <w:pStyle w:val="Heading2"/>
       </w:pPr>
       <w:r>
         <w:t>01. Copyright and Provenance: the case</w:t>
@@ -2994,7 +2936,6 @@
     <w:p>
       <w:pPr>
         <w:spacing w:line="336" w:lineRule="auto" w:after="180"/>
-        <w:shd w:fill="F5F1FB"/>
       </w:pPr>
       <w:r>
         <w:rPr>
@@ -3033,7 +2974,7 @@
     </w:p>
     <w:p>
       <w:pPr>
-        <w:pStyle w:val="Heading3"/>
+        <w:pStyle w:val="Heading2"/>
       </w:pPr>
       <w:r>
         <w:t>02. Follow the deciding steps</w:t>
@@ -3101,7 +3042,6 @@
     <w:p>
       <w:pPr>
         <w:spacing w:line="336" w:lineRule="auto" w:after="180"/>
-        <w:shd w:fill="F5F1FB"/>
       </w:pPr>
       <w:r>
         <w:rPr>
@@ -3152,7 +3092,7 @@
     </w:p>
     <w:p>
       <w:pPr>
-        <w:pStyle w:val="Heading3"/>
+        <w:pStyle w:val="Heading2"/>
       </w:pPr>
       <w:r>
         <w:t>03. Copyright and permitted sources — evidence trace</w:t>
@@ -3337,7 +3277,6 @@
     <w:p>
       <w:pPr>
         <w:spacing w:line="336" w:lineRule="auto" w:after="180"/>
-        <w:shd w:fill="F5F1FB"/>
       </w:pPr>
       <w:r>
         <w:rPr>
@@ -3376,7 +3315,7 @@
     </w:p>
     <w:p>
       <w:pPr>
-        <w:pStyle w:val="Heading3"/>
+        <w:pStyle w:val="Heading2"/>
       </w:pPr>
       <w:r>
         <w:t>04. Change one thing. Trace what follows.</w:t>
@@ -3479,7 +3418,6 @@
     <w:p>
       <w:pPr>
         <w:spacing w:line="336" w:lineRule="auto" w:after="180"/>
-        <w:shd w:fill="F5F1FB"/>
       </w:pPr>
       <w:r>
         <w:rPr>
@@ -3518,7 +3456,7 @@
     </w:p>
     <w:p>
       <w:pPr>
-        <w:pStyle w:val="Heading3"/>
+        <w:pStyle w:val="Heading2"/>
       </w:pPr>
       <w:r>
         <w:t>05. Connect the explanation to its limit</w:t>
@@ -3632,7 +3570,6 @@
     <w:p>
       <w:pPr>
         <w:spacing w:line="336" w:lineRule="auto" w:after="180"/>
-        <w:shd w:fill="F5F1FB"/>
       </w:pPr>
       <w:r>
         <w:rPr>
@@ -3671,7 +3608,7 @@
     </w:p>
     <w:p>
       <w:pPr>
-        <w:pStyle w:val="Heading3"/>
+        <w:pStyle w:val="Heading2"/>
       </w:pPr>
       <w:r>
         <w:t>06. Make the idea visible in your project</w:t>
@@ -3785,7 +3722,6 @@
     <w:p>
       <w:pPr>
         <w:spacing w:line="336" w:lineRule="auto" w:after="180"/>
-        <w:shd w:fill="F5F1FB"/>
       </w:pPr>
       <w:r>
         <w:rPr>
@@ -3832,6 +3768,62 @@
     <w:p>
       <w:r>
         <w:t>________________________________________________________________</w:t>
+      </w:r>
+    </w:p>
+    <w:p>
+      <w:pPr>
+        <w:pStyle w:val="Heading2"/>
+      </w:pPr>
+      <w:r>
+        <w:t>Earlier wording, alternatives and picture transcripts · reference / check after trying</w:t>
+      </w:r>
+    </w:p>
+    <w:p>
+      <w:pPr>
+        <w:pStyle w:val="Heading3"/>
+      </w:pPr>
+      <w:r>
+        <w:t>01. Copyright and Provenance: the case</w:t>
+      </w:r>
+    </w:p>
+    <w:p>
+      <w:pPr>
+        <w:pStyle w:val="Heading3"/>
+      </w:pPr>
+      <w:r>
+        <w:t>02. Follow the deciding steps</w:t>
+      </w:r>
+    </w:p>
+    <w:p>
+      <w:pPr>
+        <w:pStyle w:val="Heading3"/>
+      </w:pPr>
+      <w:r>
+        <w:t>03. Copyright and permitted sources — evidence trace</w:t>
+      </w:r>
+    </w:p>
+    <w:p>
+      <w:pPr>
+        <w:pStyle w:val="Heading3"/>
+      </w:pPr>
+      <w:r>
+        <w:t>04. Change one thing. Trace what follows.</w:t>
+      </w:r>
+    </w:p>
+    <w:p>
+      <w:pPr>
+        <w:pStyle w:val="Heading3"/>
+      </w:pPr>
+      <w:r>
+        <w:t>05. Connect the explanation to its limit</w:t>
+      </w:r>
+    </w:p>
+    <w:p>
+      <w:pPr>
+        <w:pStyle w:val="Heading3"/>
+      </w:pPr>
+      <w:r>
+        <w:t>06. Make the idea visible in your project</w:t>
       </w:r>
     </w:p>
     <w:sectPr>
